--- a/ind/docx/008.content.docx
+++ b/ind/docx/008.content.docx
@@ -150,26 +150,6 @@
           <w:lang w:val="id_ID" w:bidi="id_ID"/>
         </w:rPr>
         <w:t>J</w:t>
-      </w:r>
-      <w:r>
-        <w:rPr>
-          <w:lang w:val="id_ID" w:bidi="id_ID"/>
-        </w:rPr>
-      </w:r>
-    </w:p>
-    <w:p>
-      <w:pPr/>
-      <w:r>
-        <w:rPr>
-          <w:lang w:val="id_ID" w:bidi="id_ID"/>
-        </w:rPr>
-      </w:r>
-      <w:r>
-        <w:rPr>
-          <w:i/>
-          <w:lang w:val="id_ID" w:bidi="id_ID"/>
-        </w:rPr>
-        <w:t>Janji, Jantung/Hati, Jiwa, Juru Bahasa</w:t>
       </w:r>
       <w:r>
         <w:rPr>

--- a/ind/docx/008.content.docx
+++ b/ind/docx/008.content.docx
@@ -19,7 +19,7 @@
         <w:rPr>
           <w:lang w:val="id_ID" w:bidi="id_ID"/>
         </w:rPr>
-        <w:t>Resource: Kamus Alkitab (Tyndale)</w:t>
+        <w:t>Resource: Tyndale Open Bible Dictionary</w:t>
       </w:r>
       <w:r>
         <w:rPr>
@@ -112,7 +112,7 @@
         <w:rPr>
           <w:lang w:val="id_ID" w:bidi="id_ID"/>
         </w:rPr>
-        <w:t>Kamus Alkitab (Tyndale)</w:t>
+        <w:t>Tyndale Open Bible Dictionary</w:t>
       </w:r>
     </w:p>
     <w:p>

--- a/ind/docx/008.content.docx
+++ b/ind/docx/008.content.docx
@@ -19,7 +19,7 @@
         <w:rPr>
           <w:lang w:val="id_ID" w:bidi="id_ID"/>
         </w:rPr>
-        <w:t>Resource: Tyndale Open Bible Dictionary</w:t>
+        <w:t>Resource: Aquifer Open Bible Dictionary</w:t>
       </w:r>
       <w:r>
         <w:rPr>
@@ -112,7 +112,7 @@
         <w:rPr>
           <w:lang w:val="id_ID" w:bidi="id_ID"/>
         </w:rPr>
-        <w:t>Tyndale Open Bible Dictionary</w:t>
+        <w:t>Aquifer Open Bible Dictionary</w:t>
       </w:r>
     </w:p>
     <w:p>

--- a/ind/docx/008.content.docx
+++ b/ind/docx/008.content.docx
@@ -258,72 +258,48 @@
         </w:rPr>
         <w:t xml:space="preserve">Di dalam Alkitab, ada beberapa contoh janji yang dibuat manusia kepada sesamanya (misalnya, </w:t>
       </w:r>
-      <w:hyperlink r:id="rId13">
-        <w:r>
-          <w:rPr>
-            <w:lang w:val="id_ID" w:bidi="id_ID"/>
-          </w:rPr>
-          <w:rPr>
-            <w:color w:val="0000EE"/>
-            <w:u w:val="single"/>
-          </w:rPr>
-          <w:t>Bil. 22:17</w:t>
-        </w:r>
-      </w:hyperlink>
+      <w:r>
+        <w:rPr>
+          <w:lang w:val="id_ID" w:bidi="id_ID"/>
+        </w:rPr>
+        <w:t>Bil. 22:17</w:t>
+      </w:r>
       <w:r>
         <w:rPr>
           <w:lang w:val="id_ID" w:bidi="id_ID"/>
         </w:rPr>
         <w:t xml:space="preserve">; </w:t>
       </w:r>
-      <w:hyperlink r:id="rId14">
-        <w:r>
-          <w:rPr>
-            <w:lang w:val="id_ID" w:bidi="id_ID"/>
-          </w:rPr>
-          <w:rPr>
-            <w:color w:val="0000EE"/>
-            <w:u w:val="single"/>
-          </w:rPr>
-          <w:t>Est. 4:7</w:t>
-        </w:r>
-      </w:hyperlink>
+      <w:r>
+        <w:rPr>
+          <w:lang w:val="id_ID" w:bidi="id_ID"/>
+        </w:rPr>
+        <w:t>Est. 4:7</w:t>
+      </w:r>
       <w:r>
         <w:rPr>
           <w:lang w:val="id_ID" w:bidi="id_ID"/>
         </w:rPr>
         <w:t xml:space="preserve">) dan kepada Allah (misalnya, </w:t>
       </w:r>
-      <w:hyperlink r:id="rId15">
-        <w:r>
-          <w:rPr>
-            <w:lang w:val="id_ID" w:bidi="id_ID"/>
-          </w:rPr>
-          <w:rPr>
-            <w:color w:val="0000EE"/>
-            <w:u w:val="single"/>
-          </w:rPr>
-          <w:t>Neh. 5:12</w:t>
-        </w:r>
-      </w:hyperlink>
+      <w:r>
+        <w:rPr>
+          <w:lang w:val="id_ID" w:bidi="id_ID"/>
+        </w:rPr>
+        <w:t>Neh. 5:12</w:t>
+      </w:r>
       <w:r>
         <w:rPr>
           <w:lang w:val="id_ID" w:bidi="id_ID"/>
         </w:rPr>
         <w:t>). Namun, janji-janji Allah kepada manusia jauh lebih penting. Janji-janji ilahi ini benar-benar dapat dipercaya karena Dia yang memberikannya benar-benar mampu melaksanakan apa yang telah dijanjikan-Nya (</w:t>
       </w:r>
-      <w:hyperlink r:id="rId16">
-        <w:r>
-          <w:rPr>
-            <w:lang w:val="id_ID" w:bidi="id_ID"/>
-          </w:rPr>
-          <w:rPr>
-            <w:color w:val="0000EE"/>
-            <w:u w:val="single"/>
-          </w:rPr>
-          <w:t>Rm. 4:21</w:t>
-        </w:r>
-      </w:hyperlink>
+      <w:r>
+        <w:rPr>
+          <w:lang w:val="id_ID" w:bidi="id_ID"/>
+        </w:rPr>
+        <w:t>Rm. 4:21</w:t>
+      </w:r>
       <w:r>
         <w:rPr>
           <w:lang w:val="id_ID" w:bidi="id_ID"/>
@@ -362,18 +338,12 @@
         </w:rPr>
         <w:t>Status sebagai anak (</w:t>
       </w:r>
-      <w:hyperlink r:id="rId17">
-        <w:r>
-          <w:rPr>
-            <w:lang w:val="id_ID" w:bidi="id_ID"/>
-          </w:rPr>
-          <w:rPr>
-            <w:color w:val="0000EE"/>
-            <w:u w:val="single"/>
-          </w:rPr>
-          <w:t>2 Korintus 6:16–7:1</w:t>
-        </w:r>
-      </w:hyperlink>
+      <w:r>
+        <w:rPr>
+          <w:lang w:val="id_ID" w:bidi="id_ID"/>
+        </w:rPr>
+        <w:t>2 Korintus 6:16–7:1</w:t>
+      </w:r>
       <w:r>
         <w:rPr>
           <w:lang w:val="id_ID" w:bidi="id_ID"/>
@@ -398,18 +368,12 @@
         </w:rPr>
         <w:t>Pengampunan dosa (</w:t>
       </w:r>
-      <w:hyperlink r:id="rId18">
-        <w:r>
-          <w:rPr>
-            <w:lang w:val="id_ID" w:bidi="id_ID"/>
-          </w:rPr>
-          <w:rPr>
-            <w:color w:val="0000EE"/>
-            <w:u w:val="single"/>
-          </w:rPr>
-          <w:t>1 Yohanes 1:9</w:t>
-        </w:r>
-      </w:hyperlink>
+      <w:r>
+        <w:rPr>
+          <w:lang w:val="id_ID" w:bidi="id_ID"/>
+        </w:rPr>
+        <w:t>1 Yohanes 1:9</w:t>
+      </w:r>
       <w:r>
         <w:rPr>
           <w:lang w:val="id_ID" w:bidi="id_ID"/>
@@ -434,18 +398,12 @@
         </w:rPr>
         <w:t>Jawaban doa (</w:t>
       </w:r>
-      <w:hyperlink r:id="rId19">
-        <w:r>
-          <w:rPr>
-            <w:lang w:val="id_ID" w:bidi="id_ID"/>
-          </w:rPr>
-          <w:rPr>
-            <w:color w:val="0000EE"/>
-            <w:u w:val="single"/>
-          </w:rPr>
-          <w:t>Lukas 11:9</w:t>
-        </w:r>
-      </w:hyperlink>
+      <w:r>
+        <w:rPr>
+          <w:lang w:val="id_ID" w:bidi="id_ID"/>
+        </w:rPr>
+        <w:t>Lukas 11:9</w:t>
+      </w:r>
       <w:r>
         <w:rPr>
           <w:lang w:val="id_ID" w:bidi="id_ID"/>
@@ -470,18 +428,12 @@
         </w:rPr>
         <w:t>Kelepasan dari pencobaan (</w:t>
       </w:r>
-      <w:hyperlink r:id="rId20">
-        <w:r>
-          <w:rPr>
-            <w:lang w:val="id_ID" w:bidi="id_ID"/>
-          </w:rPr>
-          <w:rPr>
-            <w:color w:val="0000EE"/>
-            <w:u w:val="single"/>
-          </w:rPr>
-          <w:t>1 Korintus 10:13</w:t>
-        </w:r>
-      </w:hyperlink>
+      <w:r>
+        <w:rPr>
+          <w:lang w:val="id_ID" w:bidi="id_ID"/>
+        </w:rPr>
+        <w:t>1 Korintus 10:13</w:t>
+      </w:r>
       <w:r>
         <w:rPr>
           <w:lang w:val="id_ID" w:bidi="id_ID"/>
@@ -506,18 +458,12 @@
         </w:rPr>
         <w:t>Anugerah dalam saat-saat sulit (</w:t>
       </w:r>
-      <w:hyperlink r:id="rId21">
-        <w:r>
-          <w:rPr>
-            <w:lang w:val="id_ID" w:bidi="id_ID"/>
-          </w:rPr>
-          <w:rPr>
-            <w:color w:val="0000EE"/>
-            <w:u w:val="single"/>
-          </w:rPr>
-          <w:t>2 Korintus 12:9</w:t>
-        </w:r>
-      </w:hyperlink>
+      <w:r>
+        <w:rPr>
+          <w:lang w:val="id_ID" w:bidi="id_ID"/>
+        </w:rPr>
+        <w:t>2 Korintus 12:9</w:t>
+      </w:r>
       <w:r>
         <w:rPr>
           <w:lang w:val="id_ID" w:bidi="id_ID"/>
@@ -542,18 +488,12 @@
         </w:rPr>
         <w:t>Memenuhi semua kebutuhan (</w:t>
       </w:r>
-      <w:hyperlink r:id="rId22">
-        <w:r>
-          <w:rPr>
-            <w:lang w:val="id_ID" w:bidi="id_ID"/>
-          </w:rPr>
-          <w:rPr>
-            <w:color w:val="0000EE"/>
-            <w:u w:val="single"/>
-          </w:rPr>
-          <w:t>Filipi 4:19</w:t>
-        </w:r>
-      </w:hyperlink>
+      <w:r>
+        <w:rPr>
+          <w:lang w:val="id_ID" w:bidi="id_ID"/>
+        </w:rPr>
+        <w:t>Filipi 4:19</w:t>
+      </w:r>
       <w:r>
         <w:rPr>
           <w:lang w:val="id_ID" w:bidi="id_ID"/>
@@ -578,18 +518,12 @@
         </w:rPr>
         <w:t>Upah bagi ketaatan (</w:t>
       </w:r>
-      <w:hyperlink r:id="rId23">
-        <w:r>
-          <w:rPr>
-            <w:lang w:val="id_ID" w:bidi="id_ID"/>
-          </w:rPr>
-          <w:rPr>
-            <w:color w:val="0000EE"/>
-            <w:u w:val="single"/>
-          </w:rPr>
-          <w:t>Yakobus 1:12</w:t>
-        </w:r>
-      </w:hyperlink>
+      <w:r>
+        <w:rPr>
+          <w:lang w:val="id_ID" w:bidi="id_ID"/>
+        </w:rPr>
+        <w:t>Yakobus 1:12</w:t>
+      </w:r>
       <w:r>
         <w:rPr>
           <w:lang w:val="id_ID" w:bidi="id_ID"/>
@@ -614,54 +548,36 @@
         </w:rPr>
         <w:t>Kehidupan kekal (</w:t>
       </w:r>
-      <w:hyperlink r:id="rId24">
-        <w:r>
-          <w:rPr>
-            <w:lang w:val="id_ID" w:bidi="id_ID"/>
-          </w:rPr>
-          <w:rPr>
-            <w:color w:val="0000EE"/>
-            <w:u w:val="single"/>
-          </w:rPr>
-          <w:t>Lukas 18:29–30</w:t>
-        </w:r>
-      </w:hyperlink>
+      <w:r>
+        <w:rPr>
+          <w:lang w:val="id_ID" w:bidi="id_ID"/>
+        </w:rPr>
+        <w:t>Lukas 18:29–30</w:t>
+      </w:r>
       <w:r>
         <w:rPr>
           <w:lang w:val="id_ID" w:bidi="id_ID"/>
         </w:rPr>
         <w:t xml:space="preserve">; </w:t>
       </w:r>
-      <w:hyperlink r:id="rId25">
-        <w:r>
-          <w:rPr>
-            <w:lang w:val="id_ID" w:bidi="id_ID"/>
-          </w:rPr>
-          <w:rPr>
-            <w:color w:val="0000EE"/>
-            <w:u w:val="single"/>
-          </w:rPr>
-          <w:t>Yohanes 3:16</w:t>
-        </w:r>
-      </w:hyperlink>
+      <w:r>
+        <w:rPr>
+          <w:lang w:val="id_ID" w:bidi="id_ID"/>
+        </w:rPr>
+        <w:t>Yohanes 3:16</w:t>
+      </w:r>
       <w:r>
         <w:rPr>
           <w:lang w:val="id_ID" w:bidi="id_ID"/>
         </w:rPr>
         <w:t xml:space="preserve">; </w:t>
       </w:r>
-      <w:hyperlink r:id="rId26">
-        <w:r>
-          <w:rPr>
-            <w:lang w:val="id_ID" w:bidi="id_ID"/>
-          </w:rPr>
-          <w:rPr>
-            <w:color w:val="0000EE"/>
-            <w:u w:val="single"/>
-          </w:rPr>
-          <w:t>Roma 6:22–23</w:t>
-        </w:r>
-      </w:hyperlink>
+      <w:r>
+        <w:rPr>
+          <w:lang w:val="id_ID" w:bidi="id_ID"/>
+        </w:rPr>
+        <w:t>Roma 6:22–23</w:t>
+      </w:r>
       <w:r>
         <w:rPr>
           <w:lang w:val="id_ID" w:bidi="id_ID"/>
@@ -682,18 +598,12 @@
         </w:rPr>
         <w:t>Janji-janji Allah itu pasti. Namun, untuk mendapat bagian dalam berkat-berkat itu, kita harus memenuhi syarat-syarat tertentu. Janji-janji ilahi juga tidak selalu merupakan jaminan berkat. Memang, ada janji-janji yang menyatakan kepastian penghakiman bagi mereka yang menolak untuk menaati Injil Tuhan Yesus (</w:t>
       </w:r>
-      <w:hyperlink r:id="rId27">
-        <w:r>
-          <w:rPr>
-            <w:lang w:val="id_ID" w:bidi="id_ID"/>
-          </w:rPr>
-          <w:rPr>
-            <w:color w:val="0000EE"/>
-            <w:u w:val="single"/>
-          </w:rPr>
-          <w:t>2Tes. 1:8–9</w:t>
-        </w:r>
-      </w:hyperlink>
+      <w:r>
+        <w:rPr>
+          <w:lang w:val="id_ID" w:bidi="id_ID"/>
+        </w:rPr>
+        <w:t>2Tes. 1:8–9</w:t>
+      </w:r>
       <w:r>
         <w:rPr>
           <w:lang w:val="id_ID" w:bidi="id_ID"/>
@@ -752,18 +662,12 @@
         </w:rPr>
         <w:t>). Janji ini diberikan kepada Adam dan Hawa di Taman Eden setelah mereka jatuh ke dalam dosa (</w:t>
       </w:r>
-      <w:hyperlink r:id="rId28">
-        <w:r>
-          <w:rPr>
-            <w:lang w:val="id_ID" w:bidi="id_ID"/>
-          </w:rPr>
-          <w:rPr>
-            <w:color w:val="0000EE"/>
-            <w:u w:val="single"/>
-          </w:rPr>
-          <w:t>Kej. 3:15</w:t>
-        </w:r>
-      </w:hyperlink>
+      <w:r>
+        <w:rPr>
+          <w:lang w:val="id_ID" w:bidi="id_ID"/>
+        </w:rPr>
+        <w:t>Kej. 3:15</w:t>
+      </w:r>
       <w:r>
         <w:rPr>
           <w:lang w:val="id_ID" w:bidi="id_ID"/>
@@ -788,54 +692,36 @@
         </w:rPr>
         <w:t>Perjanjian yang Allah buat dengan Abraham (</w:t>
       </w:r>
-      <w:hyperlink r:id="rId29">
-        <w:r>
-          <w:rPr>
-            <w:lang w:val="id_ID" w:bidi="id_ID"/>
-          </w:rPr>
-          <w:rPr>
-            <w:color w:val="0000EE"/>
-            <w:u w:val="single"/>
-          </w:rPr>
-          <w:t>Kejadian 12</w:t>
-        </w:r>
-      </w:hyperlink>
+      <w:r>
+        <w:rPr>
+          <w:lang w:val="id_ID" w:bidi="id_ID"/>
+        </w:rPr>
+        <w:t>Kejadian 12</w:t>
+      </w:r>
       <w:r>
         <w:rPr>
           <w:lang w:val="id_ID" w:bidi="id_ID"/>
         </w:rPr>
         <w:t xml:space="preserve">; </w:t>
       </w:r>
-      <w:hyperlink r:id="rId30">
-        <w:r>
-          <w:rPr>
-            <w:lang w:val="id_ID" w:bidi="id_ID"/>
-          </w:rPr>
-          <w:rPr>
-            <w:color w:val="0000EE"/>
-            <w:u w:val="single"/>
-          </w:rPr>
-          <w:t>15</w:t>
-        </w:r>
-      </w:hyperlink>
+      <w:r>
+        <w:rPr>
+          <w:lang w:val="id_ID" w:bidi="id_ID"/>
+        </w:rPr>
+        <w:t>15</w:t>
+      </w:r>
       <w:r>
         <w:rPr>
           <w:lang w:val="id_ID" w:bidi="id_ID"/>
         </w:rPr>
         <w:t xml:space="preserve">; </w:t>
       </w:r>
-      <w:hyperlink r:id="rId31">
-        <w:r>
-          <w:rPr>
-            <w:lang w:val="id_ID" w:bidi="id_ID"/>
-          </w:rPr>
-          <w:rPr>
-            <w:color w:val="0000EE"/>
-            <w:u w:val="single"/>
-          </w:rPr>
-          <w:t>17</w:t>
-        </w:r>
-      </w:hyperlink>
+      <w:r>
+        <w:rPr>
+          <w:lang w:val="id_ID" w:bidi="id_ID"/>
+        </w:rPr>
+        <w:t>17</w:t>
+      </w:r>
       <w:r>
         <w:rPr>
           <w:lang w:val="id_ID" w:bidi="id_ID"/>
@@ -860,18 +746,12 @@
         </w:rPr>
         <w:t>Perjanjian yang Allah buat dengan Daud (</w:t>
       </w:r>
-      <w:hyperlink r:id="rId32">
-        <w:r>
-          <w:rPr>
-            <w:lang w:val="id_ID" w:bidi="id_ID"/>
-          </w:rPr>
-          <w:rPr>
-            <w:color w:val="0000EE"/>
-            <w:u w:val="single"/>
-          </w:rPr>
-          <w:t>2 Samuel 7</w:t>
-        </w:r>
-      </w:hyperlink>
+      <w:r>
+        <w:rPr>
+          <w:lang w:val="id_ID" w:bidi="id_ID"/>
+        </w:rPr>
+        <w:t>2 Samuel 7</w:t>
+      </w:r>
       <w:r>
         <w:rPr>
           <w:lang w:val="id_ID" w:bidi="id_ID"/>
@@ -896,18 +776,12 @@
         </w:rPr>
         <w:t>Janji tentang adanya suatu ikatan perjanjian yang baru (</w:t>
       </w:r>
-      <w:hyperlink r:id="rId33">
-        <w:r>
-          <w:rPr>
-            <w:lang w:val="id_ID" w:bidi="id_ID"/>
-          </w:rPr>
-          <w:rPr>
-            <w:color w:val="0000EE"/>
-            <w:u w:val="single"/>
-          </w:rPr>
-          <w:t>Yeremia 31</w:t>
-        </w:r>
-      </w:hyperlink>
+      <w:r>
+        <w:rPr>
+          <w:lang w:val="id_ID" w:bidi="id_ID"/>
+        </w:rPr>
+        <w:t>Yeremia 31</w:t>
+      </w:r>
       <w:r>
         <w:rPr>
           <w:lang w:val="id_ID" w:bidi="id_ID"/>
@@ -934,18 +808,12 @@
           <w:lang w:val="id_ID" w:bidi="id_ID"/>
         </w:rPr>
       </w:r>
-      <w:hyperlink r:id="rId28">
-        <w:r>
-          <w:rPr>
-            <w:lang w:val="id_ID" w:bidi="id_ID"/>
-          </w:rPr>
-          <w:rPr>
-            <w:color w:val="0000EE"/>
-            <w:u w:val="single"/>
-          </w:rPr>
-          <w:t>Kej. 3:15b</w:t>
-        </w:r>
-      </w:hyperlink>
+      <w:r>
+        <w:rPr>
+          <w:lang w:val="id_ID" w:bidi="id_ID"/>
+        </w:rPr>
+        <w:t>Kej. 3:15b</w:t>
+      </w:r>
       <w:r>
         <w:rPr>
           <w:lang w:val="id_ID" w:bidi="id_ID"/>
@@ -989,18 +857,12 @@
         </w:rPr>
         <w:t xml:space="preserve">Dalam </w:t>
       </w:r>
-      <w:hyperlink r:id="rId34">
-        <w:r>
-          <w:rPr>
-            <w:lang w:val="id_ID" w:bidi="id_ID"/>
-          </w:rPr>
-          <w:rPr>
-            <w:color w:val="0000EE"/>
-            <w:u w:val="single"/>
-          </w:rPr>
-          <w:t>Kej. 12:1–7,</w:t>
-        </w:r>
-      </w:hyperlink>
+      <w:r>
+        <w:rPr>
+          <w:lang w:val="id_ID" w:bidi="id_ID"/>
+        </w:rPr>
+        <w:t>Kej. 12:1–7,</w:t>
+      </w:r>
       <w:r>
         <w:rPr>
           <w:lang w:val="id_ID" w:bidi="id_ID"/>
@@ -1097,108 +959,72 @@
         </w:rPr>
         <w:t>Di antara janji-janji kepada Abraham, yang paling penting adalah ini: Ia akan memberkati banyak bangsa melalui keturunannya. Janji ini muncul lima kali dalam kitab Kejadian (</w:t>
       </w:r>
-      <w:hyperlink r:id="rId35">
-        <w:r>
-          <w:rPr>
-            <w:lang w:val="id_ID" w:bidi="id_ID"/>
-          </w:rPr>
-          <w:rPr>
-            <w:color w:val="0000EE"/>
-            <w:u w:val="single"/>
-          </w:rPr>
-          <w:t>Kej. 12:3</w:t>
-        </w:r>
-      </w:hyperlink>
+      <w:r>
+        <w:rPr>
+          <w:lang w:val="id_ID" w:bidi="id_ID"/>
+        </w:rPr>
+        <w:t>Kej. 12:3</w:t>
+      </w:r>
       <w:r>
         <w:rPr>
           <w:lang w:val="id_ID" w:bidi="id_ID"/>
         </w:rPr>
         <w:t xml:space="preserve">; </w:t>
       </w:r>
-      <w:hyperlink r:id="rId36">
-        <w:r>
-          <w:rPr>
-            <w:lang w:val="id_ID" w:bidi="id_ID"/>
-          </w:rPr>
-          <w:rPr>
-            <w:color w:val="0000EE"/>
-            <w:u w:val="single"/>
-          </w:rPr>
-          <w:t>18:18</w:t>
-        </w:r>
-      </w:hyperlink>
+      <w:r>
+        <w:rPr>
+          <w:lang w:val="id_ID" w:bidi="id_ID"/>
+        </w:rPr>
+        <w:t>18:18</w:t>
+      </w:r>
       <w:r>
         <w:rPr>
           <w:lang w:val="id_ID" w:bidi="id_ID"/>
         </w:rPr>
         <w:t xml:space="preserve">; </w:t>
       </w:r>
-      <w:hyperlink r:id="rId37">
-        <w:r>
-          <w:rPr>
-            <w:lang w:val="id_ID" w:bidi="id_ID"/>
-          </w:rPr>
-          <w:rPr>
-            <w:color w:val="0000EE"/>
-            <w:u w:val="single"/>
-          </w:rPr>
-          <w:t>22:18</w:t>
-        </w:r>
-      </w:hyperlink>
+      <w:r>
+        <w:rPr>
+          <w:lang w:val="id_ID" w:bidi="id_ID"/>
+        </w:rPr>
+        <w:t>22:18</w:t>
+      </w:r>
       <w:r>
         <w:rPr>
           <w:lang w:val="id_ID" w:bidi="id_ID"/>
         </w:rPr>
         <w:t xml:space="preserve">; </w:t>
       </w:r>
-      <w:hyperlink r:id="rId38">
-        <w:r>
-          <w:rPr>
-            <w:lang w:val="id_ID" w:bidi="id_ID"/>
-          </w:rPr>
-          <w:rPr>
-            <w:color w:val="0000EE"/>
-            <w:u w:val="single"/>
-          </w:rPr>
-          <w:t>26:4</w:t>
-        </w:r>
-      </w:hyperlink>
+      <w:r>
+        <w:rPr>
+          <w:lang w:val="id_ID" w:bidi="id_ID"/>
+        </w:rPr>
+        <w:t>26:4</w:t>
+      </w:r>
       <w:r>
         <w:rPr>
           <w:lang w:val="id_ID" w:bidi="id_ID"/>
         </w:rPr>
         <w:t xml:space="preserve">; </w:t>
       </w:r>
-      <w:hyperlink r:id="rId39">
-        <w:r>
-          <w:rPr>
-            <w:lang w:val="id_ID" w:bidi="id_ID"/>
-          </w:rPr>
-          <w:rPr>
-            <w:color w:val="0000EE"/>
-            <w:u w:val="single"/>
-          </w:rPr>
-          <w:t>28:14</w:t>
-        </w:r>
-      </w:hyperlink>
+      <w:r>
+        <w:rPr>
+          <w:lang w:val="id_ID" w:bidi="id_ID"/>
+        </w:rPr>
+        <w:t>28:14</w:t>
+      </w:r>
       <w:r>
         <w:rPr>
           <w:lang w:val="id_ID" w:bidi="id_ID"/>
         </w:rPr>
         <w:t xml:space="preserve">). Janji ini merujuk kepada </w:t>
       </w:r>
-      <w:hyperlink r:id="rId28">
-        <w:r>
-          <w:rPr>
-            <w:lang w:val="id_ID" w:bidi="id_ID"/>
-          </w:rPr>
-          <w:rPr>
-            <w:color w:val="0000EE"/>
-            <w:u w:val="single"/>
-          </w:rPr>
-          <w:t>Kej. 3:15</w:t>
-        </w:r>
-      </w:hyperlink>
+      <w:r>
+        <w:rPr>
+          <w:lang w:val="id_ID" w:bidi="id_ID"/>
+        </w:rPr>
+        <w:t>Kej. 3:15</w:t>
+      </w:r>
       <w:r>
         <w:rPr>
           <w:lang w:val="id_ID" w:bidi="id_ID"/>
@@ -1230,90 +1056,60 @@
         </w:rPr>
         <w:t xml:space="preserve">Dalam </w:t>
       </w:r>
-      <w:hyperlink r:id="rId32">
-        <w:r>
-          <w:rPr>
-            <w:lang w:val="id_ID" w:bidi="id_ID"/>
-          </w:rPr>
-          <w:rPr>
-            <w:color w:val="0000EE"/>
-            <w:u w:val="single"/>
-          </w:rPr>
-          <w:t>2Sam. 7</w:t>
-        </w:r>
-      </w:hyperlink>
+      <w:r>
+        <w:rPr>
+          <w:lang w:val="id_ID" w:bidi="id_ID"/>
+        </w:rPr>
+        <w:t>2Sam. 7</w:t>
+      </w:r>
       <w:r>
         <w:rPr>
           <w:lang w:val="id_ID" w:bidi="id_ID"/>
         </w:rPr>
         <w:t>, Allah memberikan janji kepada Raja Daud bahwa dinastinya akan bertahan selamanya (</w:t>
       </w:r>
-      <w:hyperlink r:id="rId40">
-        <w:r>
-          <w:rPr>
-            <w:lang w:val="id_ID" w:bidi="id_ID"/>
-          </w:rPr>
-          <w:rPr>
-            <w:color w:val="0000EE"/>
-            <w:u w:val="single"/>
-          </w:rPr>
-          <w:t>2Sam. 7:16</w:t>
-        </w:r>
-      </w:hyperlink>
+      <w:r>
+        <w:rPr>
+          <w:lang w:val="id_ID" w:bidi="id_ID"/>
+        </w:rPr>
+        <w:t>2Sam. 7:16</w:t>
+      </w:r>
       <w:r>
         <w:rPr>
           <w:lang w:val="id_ID" w:bidi="id_ID"/>
         </w:rPr>
         <w:t xml:space="preserve">; </w:t>
       </w:r>
-      <w:hyperlink r:id="rId41">
-        <w:r>
-          <w:rPr>
-            <w:lang w:val="id_ID" w:bidi="id_ID"/>
-          </w:rPr>
-          <w:rPr>
-            <w:color w:val="0000EE"/>
-            <w:u w:val="single"/>
-          </w:rPr>
-          <w:t>Mzm 89:34–37</w:t>
-        </w:r>
-      </w:hyperlink>
+      <w:r>
+        <w:rPr>
+          <w:lang w:val="id_ID" w:bidi="id_ID"/>
+        </w:rPr>
+        <w:t>Mzm 89:34–37</w:t>
+      </w:r>
       <w:r>
         <w:rPr>
           <w:lang w:val="id_ID" w:bidi="id_ID"/>
         </w:rPr>
         <w:t>). Perjanjian Daud ini mempersempit garis keturunan yang dijanjikan kepada garis keturunan Daud. Garis keturunan ini dimulai dari Adam melalui Set, Sem, Abraham, Ishak, Yakub, dan Yehuda. Daud adalah nenek moyang dari Mesias—Raja yang akan datang (</w:t>
       </w:r>
-      <w:hyperlink r:id="rId42">
-        <w:r>
-          <w:rPr>
-            <w:lang w:val="id_ID" w:bidi="id_ID"/>
-          </w:rPr>
-          <w:rPr>
-            <w:color w:val="0000EE"/>
-            <w:u w:val="single"/>
-          </w:rPr>
-          <w:t>Mzm 89:3, 27–37</w:t>
-        </w:r>
-      </w:hyperlink>
+      <w:r>
+        <w:rPr>
+          <w:lang w:val="id_ID" w:bidi="id_ID"/>
+        </w:rPr>
+        <w:t>Mzm 89:3, 27–37</w:t>
+      </w:r>
       <w:r>
         <w:rPr>
           <w:lang w:val="id_ID" w:bidi="id_ID"/>
         </w:rPr>
         <w:t>). Dengan demikian, Daud menjadi tokoh sentral dalam sejarah rencana Allah untuk menebus dunia. Yesus Kristus disebut sebagai anak Daud, anak Abraham (</w:t>
       </w:r>
-      <w:hyperlink r:id="rId43">
-        <w:r>
-          <w:rPr>
-            <w:lang w:val="id_ID" w:bidi="id_ID"/>
-          </w:rPr>
-          <w:rPr>
-            <w:color w:val="0000EE"/>
-            <w:u w:val="single"/>
-          </w:rPr>
-          <w:t>Mat. 1:1</w:t>
-        </w:r>
-      </w:hyperlink>
+      <w:r>
+        <w:rPr>
+          <w:lang w:val="id_ID" w:bidi="id_ID"/>
+        </w:rPr>
+        <w:t>Mat. 1:1</w:t>
+      </w:r>
       <w:r>
         <w:rPr>
           <w:lang w:val="id_ID" w:bidi="id_ID"/>
@@ -1339,36 +1135,24 @@
           <w:lang w:val="id_ID" w:bidi="id_ID"/>
         </w:rPr>
       </w:r>
-      <w:hyperlink r:id="rId44">
-        <w:r>
-          <w:rPr>
-            <w:lang w:val="id_ID" w:bidi="id_ID"/>
-          </w:rPr>
-          <w:rPr>
-            <w:color w:val="0000EE"/>
-            <w:u w:val="single"/>
-          </w:rPr>
-          <w:t>Yer. 31:31–37</w:t>
-        </w:r>
-      </w:hyperlink>
+      <w:r>
+        <w:rPr>
+          <w:lang w:val="id_ID" w:bidi="id_ID"/>
+        </w:rPr>
+        <w:t>Yer. 31:31–37</w:t>
+      </w:r>
       <w:r>
         <w:rPr>
           <w:lang w:val="id_ID" w:bidi="id_ID"/>
         </w:rPr>
         <w:t xml:space="preserve"> menjanjikan bahwa di masa depan, Tuhan akan membuat perjanjian baru dengan Israel dan Yehuda. Perjanjian baru ini menegaskan kembali dan memperluas perjanjian lama: “Aku akan menjadi Allah mereka dan mereka akan menjadi umat-Ku ... Aku akan mengampuni kesalahan mereka dan tidak lagi mengingat dosa mereka.” (</w:t>
       </w:r>
-      <w:hyperlink r:id="rId45">
-        <w:r>
-          <w:rPr>
-            <w:lang w:val="id_ID" w:bidi="id_ID"/>
-          </w:rPr>
-          <w:rPr>
-            <w:color w:val="0000EE"/>
-            <w:u w:val="single"/>
-          </w:rPr>
-          <w:t>Yer. 31:33–34</w:t>
-        </w:r>
-      </w:hyperlink>
+      <w:r>
+        <w:rPr>
+          <w:lang w:val="id_ID" w:bidi="id_ID"/>
+        </w:rPr>
+        <w:t>Yer. 31:33–34</w:t>
+      </w:r>
       <w:r>
         <w:rPr>
           <w:lang w:val="id_ID" w:bidi="id_ID"/>
@@ -1389,18 +1173,12 @@
         </w:rPr>
         <w:t>Perjanjian yang baru dimulai dengan kedatangan Kristus kali pertama. Sekarang, orang-orang yang percaya kepada-Nya menerima berkat-berkatnya melalui Roh Kudus (</w:t>
       </w:r>
-      <w:hyperlink r:id="rId46">
-        <w:r>
-          <w:rPr>
-            <w:lang w:val="id_ID" w:bidi="id_ID"/>
-          </w:rPr>
-          <w:rPr>
-            <w:color w:val="0000EE"/>
-            <w:u w:val="single"/>
-          </w:rPr>
-          <w:t>Ibr. 8:6–13</w:t>
-        </w:r>
-      </w:hyperlink>
+      <w:r>
+        <w:rPr>
+          <w:lang w:val="id_ID" w:bidi="id_ID"/>
+        </w:rPr>
+        <w:t>Ibr. 8:6–13</w:t>
+      </w:r>
       <w:r>
         <w:rPr>
           <w:lang w:val="id_ID" w:bidi="id_ID"/>
@@ -1432,72 +1210,48 @@
         </w:rPr>
         <w:t xml:space="preserve">Penulis Perjanjian Baru merujuk pada janji-janji dalam Perjanjian Lama. Mereka tidak melihat janji-janji ini sebagai pernyataan yang terpisah. Sebaliknya, mereka menganggapnya sebagai bagian dari satu janji yang digenapi dalam Kristus (lihat </w:t>
       </w:r>
-      <w:hyperlink r:id="rId47">
-        <w:r>
-          <w:rPr>
-            <w:lang w:val="id_ID" w:bidi="id_ID"/>
-          </w:rPr>
-          <w:rPr>
-            <w:color w:val="0000EE"/>
-            <w:u w:val="single"/>
-          </w:rPr>
-          <w:t>Luk. 1:54–55, 69–73</w:t>
-        </w:r>
-      </w:hyperlink>
+      <w:r>
+        <w:rPr>
+          <w:lang w:val="id_ID" w:bidi="id_ID"/>
+        </w:rPr>
+        <w:t>Luk. 1:54–55, 69–73</w:t>
+      </w:r>
       <w:r>
         <w:rPr>
           <w:lang w:val="id_ID" w:bidi="id_ID"/>
         </w:rPr>
         <w:t xml:space="preserve">; </w:t>
       </w:r>
-      <w:hyperlink r:id="rId48">
-        <w:r>
-          <w:rPr>
-            <w:lang w:val="id_ID" w:bidi="id_ID"/>
-          </w:rPr>
-          <w:rPr>
-            <w:color w:val="0000EE"/>
-            <w:u w:val="single"/>
-          </w:rPr>
-          <w:t>Kisah 13:23, 32–33</w:t>
-        </w:r>
-      </w:hyperlink>
+      <w:r>
+        <w:rPr>
+          <w:lang w:val="id_ID" w:bidi="id_ID"/>
+        </w:rPr>
+        <w:t>Kisah 13:23, 32–33</w:t>
+      </w:r>
       <w:r>
         <w:rPr>
           <w:lang w:val="id_ID" w:bidi="id_ID"/>
         </w:rPr>
         <w:t xml:space="preserve">; </w:t>
       </w:r>
-      <w:hyperlink r:id="rId49">
-        <w:r>
-          <w:rPr>
-            <w:lang w:val="id_ID" w:bidi="id_ID"/>
-          </w:rPr>
-          <w:rPr>
-            <w:color w:val="0000EE"/>
-            <w:u w:val="single"/>
-          </w:rPr>
-          <w:t>26:6–7</w:t>
-        </w:r>
-      </w:hyperlink>
+      <w:r>
+        <w:rPr>
+          <w:lang w:val="id_ID" w:bidi="id_ID"/>
+        </w:rPr>
+        <w:t>26:6–7</w:t>
+      </w:r>
       <w:r>
         <w:rPr>
           <w:lang w:val="id_ID" w:bidi="id_ID"/>
         </w:rPr>
         <w:t xml:space="preserve">; </w:t>
       </w:r>
-      <w:hyperlink r:id="rId50">
-        <w:r>
-          <w:rPr>
-            <w:lang w:val="id_ID" w:bidi="id_ID"/>
-          </w:rPr>
-          <w:rPr>
-            <w:color w:val="0000EE"/>
-            <w:u w:val="single"/>
-          </w:rPr>
-          <w:t>2Kor. 1:20</w:t>
-        </w:r>
-      </w:hyperlink>
+      <w:r>
+        <w:rPr>
+          <w:lang w:val="id_ID" w:bidi="id_ID"/>
+        </w:rPr>
+        <w:t>2Kor. 1:20</w:t>
+      </w:r>
       <w:r>
         <w:rPr>
           <w:lang w:val="id_ID" w:bidi="id_ID"/>
@@ -1518,36 +1272,24 @@
         </w:rPr>
         <w:t>Dalam surat Galatia dan Efesus, Paulus memperluas hal ini. Ia mengatakan kepada orang-orang Kristen bukan Yahudi bahwa mereka adalah “ahli-ahli waris, anggota-anggota tubuh, dan peserta dalam janji yang diberikan dalam Kristus Yesus” (</w:t>
       </w:r>
-      <w:hyperlink r:id="rId51">
-        <w:r>
-          <w:rPr>
-            <w:lang w:val="id_ID" w:bidi="id_ID"/>
-          </w:rPr>
-          <w:rPr>
-            <w:color w:val="0000EE"/>
-            <w:u w:val="single"/>
-          </w:rPr>
-          <w:t>Ef. 3:6</w:t>
-        </w:r>
-      </w:hyperlink>
+      <w:r>
+        <w:rPr>
+          <w:lang w:val="id_ID" w:bidi="id_ID"/>
+        </w:rPr>
+        <w:t>Ef. 3:6</w:t>
+      </w:r>
       <w:r>
         <w:rPr>
           <w:lang w:val="id_ID" w:bidi="id_ID"/>
         </w:rPr>
         <w:t>). Paulus mengatakan bahwa orang bukan Yahudi yang percaya kepada Kristus adalah ahli waris dari janji tersebut. Mereka sekarang menjadi bagian dari keturunan Abraham (</w:t>
       </w:r>
-      <w:hyperlink r:id="rId52">
-        <w:r>
-          <w:rPr>
-            <w:lang w:val="id_ID" w:bidi="id_ID"/>
-          </w:rPr>
-          <w:rPr>
-            <w:color w:val="0000EE"/>
-            <w:u w:val="single"/>
-          </w:rPr>
-          <w:t>Gal. 3:29</w:t>
-        </w:r>
-      </w:hyperlink>
+      <w:r>
+        <w:rPr>
+          <w:lang w:val="id_ID" w:bidi="id_ID"/>
+        </w:rPr>
+        <w:t>Gal. 3:29</w:t>
+      </w:r>
       <w:r>
         <w:rPr>
           <w:lang w:val="id_ID" w:bidi="id_ID"/>
@@ -1566,18 +1308,12 @@
         </w:rPr>
         <w:t>'" (</w:t>
       </w:r>
-      <w:hyperlink r:id="rId53">
-        <w:r>
-          <w:rPr>
-            <w:lang w:val="id_ID" w:bidi="id_ID"/>
-          </w:rPr>
-          <w:rPr>
-            <w:color w:val="0000EE"/>
-            <w:u w:val="single"/>
-          </w:rPr>
-          <w:t>Gal. 3:8</w:t>
-        </w:r>
-      </w:hyperlink>
+      <w:r>
+        <w:rPr>
+          <w:lang w:val="id_ID" w:bidi="id_ID"/>
+        </w:rPr>
+        <w:t>Gal. 3:8</w:t>
+      </w:r>
       <w:r>
         <w:rPr>
           <w:lang w:val="id_ID" w:bidi="id_ID"/>
@@ -1598,216 +1334,144 @@
         </w:rPr>
         <w:t>Satu aspek lain dari janji ini yang ditekankan dalam Perjanjian Baru adalah kedatangan Roh Kudus. Paulus menyebut orang-orang percaya “dimeteraikan dengan Roh Kudus, yang dijanjikan-Nya itu” (</w:t>
       </w:r>
-      <w:hyperlink r:id="rId54">
-        <w:r>
-          <w:rPr>
-            <w:lang w:val="id_ID" w:bidi="id_ID"/>
-          </w:rPr>
-          <w:rPr>
-            <w:color w:val="0000EE"/>
-            <w:u w:val="single"/>
-          </w:rPr>
-          <w:t>Ef. 1:13</w:t>
-        </w:r>
-      </w:hyperlink>
+      <w:r>
+        <w:rPr>
+          <w:lang w:val="id_ID" w:bidi="id_ID"/>
+        </w:rPr>
+        <w:t>Ef. 1:13</w:t>
+      </w:r>
       <w:r>
         <w:rPr>
           <w:lang w:val="id_ID" w:bidi="id_ID"/>
         </w:rPr>
         <w:t>). Ia juga mengatakan bahwa mereka “menerima Roh yang telah dijanjikan itu” (</w:t>
       </w:r>
-      <w:hyperlink r:id="rId55">
-        <w:r>
-          <w:rPr>
-            <w:lang w:val="id_ID" w:bidi="id_ID"/>
-          </w:rPr>
-          <w:rPr>
-            <w:color w:val="0000EE"/>
-            <w:u w:val="single"/>
-          </w:rPr>
-          <w:t>Gal. 3:14</w:t>
-        </w:r>
-      </w:hyperlink>
+      <w:r>
+        <w:rPr>
+          <w:lang w:val="id_ID" w:bidi="id_ID"/>
+        </w:rPr>
+        <w:t>Gal. 3:14</w:t>
+      </w:r>
       <w:r>
         <w:rPr>
           <w:lang w:val="id_ID" w:bidi="id_ID"/>
         </w:rPr>
         <w:t>). Karunia Roh Kudus menggenapi janji Perjanjian Lama (</w:t>
       </w:r>
-      <w:hyperlink r:id="rId56">
-        <w:r>
-          <w:rPr>
-            <w:lang w:val="id_ID" w:bidi="id_ID"/>
-          </w:rPr>
-          <w:rPr>
-            <w:color w:val="0000EE"/>
-            <w:u w:val="single"/>
-          </w:rPr>
-          <w:t>Yes. 32:15</w:t>
-        </w:r>
-      </w:hyperlink>
+      <w:r>
+        <w:rPr>
+          <w:lang w:val="id_ID" w:bidi="id_ID"/>
+        </w:rPr>
+        <w:t>Yes. 32:15</w:t>
+      </w:r>
       <w:r>
         <w:rPr>
           <w:lang w:val="id_ID" w:bidi="id_ID"/>
         </w:rPr>
         <w:t xml:space="preserve">; </w:t>
       </w:r>
-      <w:hyperlink r:id="rId57">
-        <w:r>
-          <w:rPr>
-            <w:lang w:val="id_ID" w:bidi="id_ID"/>
-          </w:rPr>
-          <w:rPr>
-            <w:color w:val="0000EE"/>
-            <w:u w:val="single"/>
-          </w:rPr>
-          <w:t>Yeh. 36:27</w:t>
-        </w:r>
-      </w:hyperlink>
+      <w:r>
+        <w:rPr>
+          <w:lang w:val="id_ID" w:bidi="id_ID"/>
+        </w:rPr>
+        <w:t>Yeh. 36:27</w:t>
+      </w:r>
       <w:r>
         <w:rPr>
           <w:lang w:val="id_ID" w:bidi="id_ID"/>
         </w:rPr>
         <w:t xml:space="preserve">; </w:t>
       </w:r>
-      <w:hyperlink r:id="rId58">
-        <w:r>
-          <w:rPr>
-            <w:lang w:val="id_ID" w:bidi="id_ID"/>
-          </w:rPr>
-          <w:rPr>
-            <w:color w:val="0000EE"/>
-            <w:u w:val="single"/>
-          </w:rPr>
-          <w:t>Yl. 2:28</w:t>
-        </w:r>
-      </w:hyperlink>
+      <w:r>
+        <w:rPr>
+          <w:lang w:val="id_ID" w:bidi="id_ID"/>
+        </w:rPr>
+        <w:t>Yl. 2:28</w:t>
+      </w:r>
       <w:r>
         <w:rPr>
           <w:lang w:val="id_ID" w:bidi="id_ID"/>
         </w:rPr>
         <w:t>) dan janji Kristus (</w:t>
       </w:r>
-      <w:hyperlink r:id="rId59">
-        <w:r>
-          <w:rPr>
-            <w:lang w:val="id_ID" w:bidi="id_ID"/>
-          </w:rPr>
-          <w:rPr>
-            <w:color w:val="0000EE"/>
-            <w:u w:val="single"/>
-          </w:rPr>
-          <w:t>Luk. 24:49</w:t>
-        </w:r>
-      </w:hyperlink>
+      <w:r>
+        <w:rPr>
+          <w:lang w:val="id_ID" w:bidi="id_ID"/>
+        </w:rPr>
+        <w:t>Luk. 24:49</w:t>
+      </w:r>
       <w:r>
         <w:rPr>
           <w:lang w:val="id_ID" w:bidi="id_ID"/>
         </w:rPr>
         <w:t xml:space="preserve">; </w:t>
       </w:r>
-      <w:hyperlink r:id="rId60">
-        <w:r>
-          <w:rPr>
-            <w:lang w:val="id_ID" w:bidi="id_ID"/>
-          </w:rPr>
-          <w:rPr>
-            <w:color w:val="0000EE"/>
-            <w:u w:val="single"/>
-          </w:rPr>
-          <w:t>Yoh. 14:16, 20</w:t>
-        </w:r>
-      </w:hyperlink>
+      <w:r>
+        <w:rPr>
+          <w:lang w:val="id_ID" w:bidi="id_ID"/>
+        </w:rPr>
+        <w:t>Yoh. 14:16, 20</w:t>
+      </w:r>
       <w:r>
         <w:rPr>
           <w:lang w:val="id_ID" w:bidi="id_ID"/>
         </w:rPr>
         <w:t xml:space="preserve">; </w:t>
       </w:r>
-      <w:hyperlink r:id="rId61">
-        <w:r>
-          <w:rPr>
-            <w:lang w:val="id_ID" w:bidi="id_ID"/>
-          </w:rPr>
-          <w:rPr>
-            <w:color w:val="0000EE"/>
-            <w:u w:val="single"/>
-          </w:rPr>
-          <w:t>Kisah 1:4</w:t>
-        </w:r>
-      </w:hyperlink>
+      <w:r>
+        <w:rPr>
+          <w:lang w:val="id_ID" w:bidi="id_ID"/>
+        </w:rPr>
+        <w:t>Kisah 1:4</w:t>
+      </w:r>
       <w:r>
         <w:rPr>
           <w:lang w:val="id_ID" w:bidi="id_ID"/>
         </w:rPr>
         <w:t>). Namun, janji ini juga merupakan janji akan sesuatu yang masih akan datang. Paulus berbicara tentang kehadiran Roh Kudus di dalam diri orang percaya sebagai jaminan warisan kita (</w:t>
       </w:r>
-      <w:hyperlink r:id="rId62">
-        <w:r>
-          <w:rPr>
-            <w:lang w:val="id_ID" w:bidi="id_ID"/>
-          </w:rPr>
-          <w:rPr>
-            <w:color w:val="0000EE"/>
-            <w:u w:val="single"/>
-          </w:rPr>
-          <w:t>2Kor. 1:22</w:t>
-        </w:r>
-      </w:hyperlink>
+      <w:r>
+        <w:rPr>
+          <w:lang w:val="id_ID" w:bidi="id_ID"/>
+        </w:rPr>
+        <w:t>2Kor. 1:22</w:t>
+      </w:r>
       <w:r>
         <w:rPr>
           <w:lang w:val="id_ID" w:bidi="id_ID"/>
         </w:rPr>
         <w:t xml:space="preserve">; </w:t>
       </w:r>
-      <w:hyperlink r:id="rId63">
-        <w:r>
-          <w:rPr>
-            <w:lang w:val="id_ID" w:bidi="id_ID"/>
-          </w:rPr>
-          <w:rPr>
-            <w:color w:val="0000EE"/>
-            <w:u w:val="single"/>
-          </w:rPr>
-          <w:t>5:5</w:t>
-        </w:r>
-      </w:hyperlink>
+      <w:r>
+        <w:rPr>
+          <w:lang w:val="id_ID" w:bidi="id_ID"/>
+        </w:rPr>
+        <w:t>5:5</w:t>
+      </w:r>
       <w:r>
         <w:rPr>
           <w:lang w:val="id_ID" w:bidi="id_ID"/>
         </w:rPr>
         <w:t xml:space="preserve">; </w:t>
       </w:r>
-      <w:hyperlink r:id="rId64">
-        <w:r>
-          <w:rPr>
-            <w:lang w:val="id_ID" w:bidi="id_ID"/>
-          </w:rPr>
-          <w:rPr>
-            <w:color w:val="0000EE"/>
-            <w:u w:val="single"/>
-          </w:rPr>
-          <w:t>Ef. 1:14</w:t>
-        </w:r>
-      </w:hyperlink>
+      <w:r>
+        <w:rPr>
+          <w:lang w:val="id_ID" w:bidi="id_ID"/>
+        </w:rPr>
+        <w:t>Ef. 1:14</w:t>
+      </w:r>
       <w:r>
         <w:rPr>
           <w:lang w:val="id_ID" w:bidi="id_ID"/>
         </w:rPr>
         <w:t>). Roh Kudus adalah “karunia sulung” dari kemuliaan di masa depan (</w:t>
       </w:r>
-      <w:hyperlink r:id="rId65">
-        <w:r>
-          <w:rPr>
-            <w:lang w:val="id_ID" w:bidi="id_ID"/>
-          </w:rPr>
-          <w:rPr>
-            <w:color w:val="0000EE"/>
-            <w:u w:val="single"/>
-          </w:rPr>
-          <w:t>Roma 8:23</w:t>
-        </w:r>
-      </w:hyperlink>
+      <w:r>
+        <w:rPr>
+          <w:lang w:val="id_ID" w:bidi="id_ID"/>
+        </w:rPr>
+        <w:t>Roma 8:23</w:t>
+      </w:r>
       <w:r>
         <w:rPr>
           <w:lang w:val="id_ID" w:bidi="id_ID"/>
@@ -1828,36 +1492,24 @@
         </w:rPr>
         <w:t xml:space="preserve">Satu aspek terakhir dari tema janji Perjanjian Baru adalah kepastian akan kedatangan Kristus yang kedua kali serta langit dan bumi yang baru (bandingkan </w:t>
       </w:r>
-      <w:hyperlink r:id="rId66">
-        <w:r>
-          <w:rPr>
-            <w:lang w:val="id_ID" w:bidi="id_ID"/>
-          </w:rPr>
-          <w:rPr>
-            <w:color w:val="0000EE"/>
-            <w:u w:val="single"/>
-          </w:rPr>
-          <w:t>Yoh. 14:1–3</w:t>
-        </w:r>
-      </w:hyperlink>
+      <w:r>
+        <w:rPr>
+          <w:lang w:val="id_ID" w:bidi="id_ID"/>
+        </w:rPr>
+        <w:t>Yoh. 14:1–3</w:t>
+      </w:r>
       <w:r>
         <w:rPr>
           <w:lang w:val="id_ID" w:bidi="id_ID"/>
         </w:rPr>
         <w:t xml:space="preserve">; </w:t>
       </w:r>
-      <w:hyperlink r:id="rId67">
-        <w:r>
-          <w:rPr>
-            <w:lang w:val="id_ID" w:bidi="id_ID"/>
-          </w:rPr>
-          <w:rPr>
-            <w:color w:val="0000EE"/>
-            <w:u w:val="single"/>
-          </w:rPr>
-          <w:t>2Ptr. 3:4, 9, 13</w:t>
-        </w:r>
-      </w:hyperlink>
+      <w:r>
+        <w:rPr>
+          <w:lang w:val="id_ID" w:bidi="id_ID"/>
+        </w:rPr>
+        <w:t>2Ptr. 3:4, 9, 13</w:t>
+      </w:r>
       <w:r>
         <w:rPr>
           <w:lang w:val="id_ID" w:bidi="id_ID"/>
@@ -2058,90 +1710,60 @@
         </w:rPr>
         <w:t xml:space="preserve">Jantung yang berdetak menunjukkan kehidupan, hal ini tampaknya tersirat dalam </w:t>
       </w:r>
-      <w:hyperlink r:id="rId68">
-        <w:r>
-          <w:rPr>
-            <w:lang w:val="id_ID" w:bidi="id_ID"/>
-          </w:rPr>
-          <w:rPr>
-            <w:color w:val="0000EE"/>
-            <w:u w:val="single"/>
-          </w:rPr>
-          <w:t>1Sam. 25:37–39</w:t>
-        </w:r>
-      </w:hyperlink>
+      <w:r>
+        <w:rPr>
+          <w:lang w:val="id_ID" w:bidi="id_ID"/>
+        </w:rPr>
+        <w:t>1Sam. 25:37–39</w:t>
+      </w:r>
       <w:r>
         <w:rPr>
           <w:lang w:val="id_ID" w:bidi="id_ID"/>
         </w:rPr>
         <w:t xml:space="preserve"> (lihat NLT mg), meskipun ada penundaan dalam kematian Nabal. Makanan dan anggur secara fisik mempengaruhi jantung (</w:t>
       </w:r>
-      <w:hyperlink r:id="rId69">
-        <w:r>
-          <w:rPr>
-            <w:lang w:val="id_ID" w:bidi="id_ID"/>
-          </w:rPr>
-          <w:rPr>
-            <w:color w:val="0000EE"/>
-            <w:u w:val="single"/>
-          </w:rPr>
-          <w:t>Hak. 19:5</w:t>
-        </w:r>
-      </w:hyperlink>
+      <w:r>
+        <w:rPr>
+          <w:lang w:val="id_ID" w:bidi="id_ID"/>
+        </w:rPr>
+        <w:t>Hak. 19:5</w:t>
+      </w:r>
       <w:r>
         <w:rPr>
           <w:lang w:val="id_ID" w:bidi="id_ID"/>
         </w:rPr>
         <w:t xml:space="preserve">; </w:t>
       </w:r>
-      <w:hyperlink r:id="rId70">
-        <w:r>
-          <w:rPr>
-            <w:lang w:val="id_ID" w:bidi="id_ID"/>
-          </w:rPr>
-          <w:rPr>
-            <w:color w:val="0000EE"/>
-            <w:u w:val="single"/>
-          </w:rPr>
-          <w:t>Mzm. 104:15</w:t>
-        </w:r>
-      </w:hyperlink>
+      <w:r>
+        <w:rPr>
+          <w:lang w:val="id_ID" w:bidi="id_ID"/>
+        </w:rPr>
+        <w:t>Mzm. 104:15</w:t>
+      </w:r>
       <w:r>
         <w:rPr>
           <w:lang w:val="id_ID" w:bidi="id_ID"/>
         </w:rPr>
         <w:t xml:space="preserve">; </w:t>
       </w:r>
-      <w:hyperlink r:id="rId71">
-        <w:r>
-          <w:rPr>
-            <w:lang w:val="id_ID" w:bidi="id_ID"/>
-          </w:rPr>
-          <w:rPr>
-            <w:color w:val="0000EE"/>
-            <w:u w:val="single"/>
-          </w:rPr>
-          <w:t>Kisah 14:17</w:t>
-        </w:r>
-      </w:hyperlink>
+      <w:r>
+        <w:rPr>
+          <w:lang w:val="id_ID" w:bidi="id_ID"/>
+        </w:rPr>
+        <w:t>Kisah 14:17</w:t>
+      </w:r>
       <w:r>
         <w:rPr>
           <w:lang w:val="id_ID" w:bidi="id_ID"/>
         </w:rPr>
         <w:t>), dan jantung bisa “melemah” dan “gemetar.” Posisi jantung dalam tubuh menghasilkan metafora yang jelas untuk “pusat” (</w:t>
       </w:r>
-      <w:hyperlink r:id="rId72">
-        <w:r>
-          <w:rPr>
-            <w:lang w:val="id_ID" w:bidi="id_ID"/>
-          </w:rPr>
-          <w:rPr>
-            <w:color w:val="0000EE"/>
-            <w:u w:val="single"/>
-          </w:rPr>
-          <w:t>Mat. 12:40</w:t>
-        </w:r>
-      </w:hyperlink>
+      <w:r>
+        <w:rPr>
+          <w:lang w:val="id_ID" w:bidi="id_ID"/>
+        </w:rPr>
+        <w:t>Mat. 12:40</w:t>
+      </w:r>
       <w:r>
         <w:rPr>
           <w:lang w:val="id_ID" w:bidi="id_ID"/>
@@ -2173,180 +1795,120 @@
         </w:rPr>
         <w:t xml:space="preserve">Hati hadir secara intelektual (misalnya, </w:t>
       </w:r>
-      <w:hyperlink r:id="rId73">
-        <w:r>
-          <w:rPr>
-            <w:lang w:val="id_ID" w:bidi="id_ID"/>
-          </w:rPr>
-          <w:rPr>
-            <w:color w:val="0000EE"/>
-            <w:u w:val="single"/>
-          </w:rPr>
-          <w:t>Yer. 12:11</w:t>
-        </w:r>
-      </w:hyperlink>
+      <w:r>
+        <w:rPr>
+          <w:lang w:val="id_ID" w:bidi="id_ID"/>
+        </w:rPr>
+        <w:t>Yer. 12:11</w:t>
+      </w:r>
       <w:r>
         <w:rPr>
           <w:lang w:val="id_ID" w:bidi="id_ID"/>
         </w:rPr>
         <w:t>); hati juga merasakan (</w:t>
       </w:r>
-      <w:hyperlink r:id="rId74">
-        <w:r>
-          <w:rPr>
-            <w:lang w:val="id_ID" w:bidi="id_ID"/>
-          </w:rPr>
-          <w:rPr>
-            <w:color w:val="0000EE"/>
-            <w:u w:val="single"/>
-          </w:rPr>
-          <w:t>Yoh. 12:40</w:t>
-        </w:r>
-      </w:hyperlink>
+      <w:r>
+        <w:rPr>
+          <w:lang w:val="id_ID" w:bidi="id_ID"/>
+        </w:rPr>
+        <w:t>Yoh. 12:40</w:t>
+      </w:r>
       <w:r>
         <w:rPr>
           <w:lang w:val="id_ID" w:bidi="id_ID"/>
         </w:rPr>
         <w:t>), memahami (</w:t>
       </w:r>
-      <w:hyperlink r:id="rId75">
-        <w:r>
-          <w:rPr>
-            <w:lang w:val="id_ID" w:bidi="id_ID"/>
-          </w:rPr>
-          <w:rPr>
-            <w:color w:val="0000EE"/>
-            <w:u w:val="single"/>
-          </w:rPr>
-          <w:t>1Raj. 3:9</w:t>
-        </w:r>
-      </w:hyperlink>
+      <w:r>
+        <w:rPr>
+          <w:lang w:val="id_ID" w:bidi="id_ID"/>
+        </w:rPr>
+        <w:t>1Raj. 3:9</w:t>
+      </w:r>
       <w:r>
         <w:rPr>
           <w:lang w:val="id_ID" w:bidi="id_ID"/>
         </w:rPr>
         <w:t>), berdebat (</w:t>
       </w:r>
-      <w:hyperlink r:id="rId76">
-        <w:r>
-          <w:rPr>
-            <w:lang w:val="id_ID" w:bidi="id_ID"/>
-          </w:rPr>
-          <w:rPr>
-            <w:color w:val="0000EE"/>
-            <w:u w:val="single"/>
-          </w:rPr>
-          <w:t>Mrk. 2:6</w:t>
-        </w:r>
-      </w:hyperlink>
+      <w:r>
+        <w:rPr>
+          <w:lang w:val="id_ID" w:bidi="id_ID"/>
+        </w:rPr>
+        <w:t>Mrk. 2:6</w:t>
+      </w:r>
       <w:r>
         <w:rPr>
           <w:lang w:val="id_ID" w:bidi="id_ID"/>
         </w:rPr>
         <w:t>), merenung (</w:t>
       </w:r>
-      <w:hyperlink r:id="rId77">
-        <w:r>
-          <w:rPr>
-            <w:lang w:val="id_ID" w:bidi="id_ID"/>
-          </w:rPr>
-          <w:rPr>
-            <w:color w:val="0000EE"/>
-            <w:u w:val="single"/>
-          </w:rPr>
-          <w:t>Luk. 2:19</w:t>
-        </w:r>
-      </w:hyperlink>
+      <w:r>
+        <w:rPr>
+          <w:lang w:val="id_ID" w:bidi="id_ID"/>
+        </w:rPr>
+        <w:t>Luk. 2:19</w:t>
+      </w:r>
       <w:r>
         <w:rPr>
           <w:lang w:val="id_ID" w:bidi="id_ID"/>
         </w:rPr>
         <w:t>), mengingat (</w:t>
       </w:r>
-      <w:hyperlink r:id="rId78">
-        <w:r>
-          <w:rPr>
-            <w:lang w:val="id_ID" w:bidi="id_ID"/>
-          </w:rPr>
-          <w:rPr>
-            <w:color w:val="0000EE"/>
-            <w:u w:val="single"/>
-          </w:rPr>
-          <w:t>Luk. 2:51</w:t>
-        </w:r>
-      </w:hyperlink>
+      <w:r>
+        <w:rPr>
+          <w:lang w:val="id_ID" w:bidi="id_ID"/>
+        </w:rPr>
+        <w:t>Luk. 2:51</w:t>
+      </w:r>
       <w:r>
         <w:rPr>
           <w:lang w:val="id_ID" w:bidi="id_ID"/>
         </w:rPr>
         <w:t>), berpikir (</w:t>
       </w:r>
-      <w:hyperlink r:id="rId79">
-        <w:r>
-          <w:rPr>
-            <w:lang w:val="id_ID" w:bidi="id_ID"/>
-          </w:rPr>
-          <w:rPr>
-            <w:color w:val="0000EE"/>
-            <w:u w:val="single"/>
-          </w:rPr>
-          <w:t>Ul. 8:17</w:t>
-        </w:r>
-      </w:hyperlink>
+      <w:r>
+        <w:rPr>
+          <w:lang w:val="id_ID" w:bidi="id_ID"/>
+        </w:rPr>
+        <w:t>Ul. 8:17</w:t>
+      </w:r>
       <w:r>
         <w:rPr>
           <w:lang w:val="id_ID" w:bidi="id_ID"/>
         </w:rPr>
         <w:t>), membayangkan (</w:t>
       </w:r>
-      <w:hyperlink r:id="rId80">
-        <w:r>
-          <w:rPr>
-            <w:lang w:val="id_ID" w:bidi="id_ID"/>
-          </w:rPr>
-          <w:rPr>
-            <w:color w:val="0000EE"/>
-            <w:u w:val="single"/>
-          </w:rPr>
-          <w:t>Luk. 1:51</w:t>
-        </w:r>
-      </w:hyperlink>
+      <w:r>
+        <w:rPr>
+          <w:lang w:val="id_ID" w:bidi="id_ID"/>
+        </w:rPr>
+        <w:t>Luk. 1:51</w:t>
+      </w:r>
       <w:r>
         <w:rPr>
           <w:lang w:val="id_ID" w:bidi="id_ID"/>
         </w:rPr>
         <w:t>), bijaksana (</w:t>
       </w:r>
-      <w:hyperlink r:id="rId81">
-        <w:r>
-          <w:rPr>
-            <w:lang w:val="id_ID" w:bidi="id_ID"/>
-          </w:rPr>
-          <w:rPr>
-            <w:color w:val="0000EE"/>
-            <w:u w:val="single"/>
-          </w:rPr>
-          <w:t>Pkh. 1:17</w:t>
-        </w:r>
-      </w:hyperlink>
+      <w:r>
+        <w:rPr>
+          <w:lang w:val="id_ID" w:bidi="id_ID"/>
+        </w:rPr>
+        <w:t>Pkh. 1:17</w:t>
+      </w:r>
       <w:r>
         <w:rPr>
           <w:lang w:val="id_ID" w:bidi="id_ID"/>
         </w:rPr>
         <w:t>), memiliki keterampilan teknis (</w:t>
       </w:r>
-      <w:hyperlink r:id="rId82">
-        <w:r>
-          <w:rPr>
-            <w:lang w:val="id_ID" w:bidi="id_ID"/>
-          </w:rPr>
-          <w:rPr>
-            <w:color w:val="0000EE"/>
-            <w:u w:val="single"/>
-          </w:rPr>
-          <w:t>Kel. 28:3</w:t>
-        </w:r>
-      </w:hyperlink>
+      <w:r>
+        <w:rPr>
+          <w:lang w:val="id_ID" w:bidi="id_ID"/>
+        </w:rPr>
+        <w:t>Kel. 28:3</w:t>
+      </w:r>
       <w:r>
         <w:rPr>
           <w:lang w:val="id_ID" w:bidi="id_ID"/>
@@ -2367,378 +1929,252 @@
         </w:rPr>
         <w:t>Secara emosional, hati mengalami kegembiraan yang memabukkan (</w:t>
       </w:r>
-      <w:hyperlink r:id="rId83">
-        <w:r>
-          <w:rPr>
-            <w:lang w:val="id_ID" w:bidi="id_ID"/>
-          </w:rPr>
-          <w:rPr>
-            <w:color w:val="0000EE"/>
-            <w:u w:val="single"/>
-          </w:rPr>
-          <w:t>1Sam. 25:36</w:t>
-        </w:r>
-      </w:hyperlink>
+      <w:r>
+        <w:rPr>
+          <w:lang w:val="id_ID" w:bidi="id_ID"/>
+        </w:rPr>
+        <w:t>1Sam. 25:36</w:t>
+      </w:r>
       <w:r>
         <w:rPr>
           <w:lang w:val="id_ID" w:bidi="id_ID"/>
         </w:rPr>
         <w:t>), senang (</w:t>
       </w:r>
-      <w:hyperlink r:id="rId84">
-        <w:r>
-          <w:rPr>
-            <w:lang w:val="id_ID" w:bidi="id_ID"/>
-          </w:rPr>
-          <w:rPr>
-            <w:color w:val="0000EE"/>
-            <w:u w:val="single"/>
-          </w:rPr>
-          <w:t>Yes. 30:29</w:t>
-        </w:r>
-      </w:hyperlink>
+      <w:r>
+        <w:rPr>
+          <w:lang w:val="id_ID" w:bidi="id_ID"/>
+        </w:rPr>
+        <w:t>Yes. 30:29</w:t>
+      </w:r>
       <w:r>
         <w:rPr>
           <w:lang w:val="id_ID" w:bidi="id_ID"/>
         </w:rPr>
         <w:t>), sukacita (</w:t>
       </w:r>
-      <w:hyperlink r:id="rId85">
-        <w:r>
-          <w:rPr>
-            <w:lang w:val="id_ID" w:bidi="id_ID"/>
-          </w:rPr>
-          <w:rPr>
-            <w:color w:val="0000EE"/>
-            <w:u w:val="single"/>
-          </w:rPr>
-          <w:t>Yoh. 16:22</w:t>
-        </w:r>
-      </w:hyperlink>
+      <w:r>
+        <w:rPr>
+          <w:lang w:val="id_ID" w:bidi="id_ID"/>
+        </w:rPr>
+        <w:t>Yoh. 16:22</w:t>
+      </w:r>
       <w:r>
         <w:rPr>
           <w:lang w:val="id_ID" w:bidi="id_ID"/>
         </w:rPr>
         <w:t>), kesedihan (</w:t>
       </w:r>
-      <w:hyperlink r:id="rId86">
-        <w:r>
-          <w:rPr>
-            <w:lang w:val="id_ID" w:bidi="id_ID"/>
-          </w:rPr>
-          <w:rPr>
-            <w:color w:val="0000EE"/>
-            <w:u w:val="single"/>
-          </w:rPr>
-          <w:t>Neh. 2:2</w:t>
-        </w:r>
-      </w:hyperlink>
+      <w:r>
+        <w:rPr>
+          <w:lang w:val="id_ID" w:bidi="id_ID"/>
+        </w:rPr>
+        <w:t>Neh. 2:2</w:t>
+      </w:r>
       <w:r>
         <w:rPr>
           <w:lang w:val="id_ID" w:bidi="id_ID"/>
         </w:rPr>
         <w:t>), kesedihan mendalam (</w:t>
       </w:r>
-      <w:hyperlink r:id="rId87">
-        <w:r>
-          <w:rPr>
-            <w:lang w:val="id_ID" w:bidi="id_ID"/>
-          </w:rPr>
-          <w:rPr>
-            <w:color w:val="0000EE"/>
-            <w:u w:val="single"/>
-          </w:rPr>
-          <w:t>Rm. 9:2</w:t>
-        </w:r>
-      </w:hyperlink>
+      <w:r>
+        <w:rPr>
+          <w:lang w:val="id_ID" w:bidi="id_ID"/>
+        </w:rPr>
+        <w:t>Rm. 9:2</w:t>
+      </w:r>
       <w:r>
         <w:rPr>
           <w:lang w:val="id_ID" w:bidi="id_ID"/>
         </w:rPr>
         <w:t>), kepahitan (</w:t>
       </w:r>
-      <w:hyperlink r:id="rId88">
-        <w:r>
-          <w:rPr>
-            <w:lang w:val="id_ID" w:bidi="id_ID"/>
-          </w:rPr>
-          <w:rPr>
-            <w:color w:val="0000EE"/>
-            <w:u w:val="single"/>
-          </w:rPr>
-          <w:t>Ams. 14:10</w:t>
-        </w:r>
-      </w:hyperlink>
+      <w:r>
+        <w:rPr>
+          <w:lang w:val="id_ID" w:bidi="id_ID"/>
+        </w:rPr>
+        <w:t>Ams. 14:10</w:t>
+      </w:r>
       <w:r>
         <w:rPr>
           <w:lang w:val="id_ID" w:bidi="id_ID"/>
         </w:rPr>
         <w:t>), kecemasan (</w:t>
       </w:r>
-      <w:hyperlink r:id="rId89">
-        <w:r>
-          <w:rPr>
-            <w:lang w:val="id_ID" w:bidi="id_ID"/>
-          </w:rPr>
-          <w:rPr>
-            <w:color w:val="0000EE"/>
-            <w:u w:val="single"/>
-          </w:rPr>
-          <w:t>1Sam. 4:13</w:t>
-        </w:r>
-      </w:hyperlink>
+      <w:r>
+        <w:rPr>
+          <w:lang w:val="id_ID" w:bidi="id_ID"/>
+        </w:rPr>
+        <w:t>1Sam. 4:13</w:t>
+      </w:r>
       <w:r>
         <w:rPr>
           <w:lang w:val="id_ID" w:bidi="id_ID"/>
         </w:rPr>
         <w:t>), keputusasaan (</w:t>
       </w:r>
-      <w:hyperlink r:id="rId90">
-        <w:r>
-          <w:rPr>
-            <w:lang w:val="id_ID" w:bidi="id_ID"/>
-          </w:rPr>
-          <w:rPr>
-            <w:color w:val="0000EE"/>
-            <w:u w:val="single"/>
-          </w:rPr>
-          <w:t>Pkh. 2:20</w:t>
-        </w:r>
-      </w:hyperlink>
+      <w:r>
+        <w:rPr>
+          <w:lang w:val="id_ID" w:bidi="id_ID"/>
+        </w:rPr>
+        <w:t>Pkh. 2:20</w:t>
+      </w:r>
       <w:r>
         <w:rPr>
           <w:lang w:val="id_ID" w:bidi="id_ID"/>
         </w:rPr>
         <w:t>), cinta (</w:t>
       </w:r>
-      <w:hyperlink r:id="rId91">
-        <w:r>
-          <w:rPr>
-            <w:lang w:val="id_ID" w:bidi="id_ID"/>
-          </w:rPr>
-          <w:rPr>
-            <w:color w:val="0000EE"/>
-            <w:u w:val="single"/>
-          </w:rPr>
-          <w:t>2Sam. 14:1</w:t>
-        </w:r>
-      </w:hyperlink>
+      <w:r>
+        <w:rPr>
+          <w:lang w:val="id_ID" w:bidi="id_ID"/>
+        </w:rPr>
+        <w:t>2Sam. 14:1</w:t>
+      </w:r>
       <w:r>
         <w:rPr>
           <w:lang w:val="id_ID" w:bidi="id_ID"/>
         </w:rPr>
         <w:t>), kepercayaan (</w:t>
       </w:r>
-      <w:hyperlink r:id="rId92">
-        <w:r>
-          <w:rPr>
-            <w:lang w:val="id_ID" w:bidi="id_ID"/>
-          </w:rPr>
-          <w:rPr>
-            <w:color w:val="0000EE"/>
-            <w:u w:val="single"/>
-          </w:rPr>
-          <w:t>Mzm. 112:7</w:t>
-        </w:r>
-      </w:hyperlink>
+      <w:r>
+        <w:rPr>
+          <w:lang w:val="id_ID" w:bidi="id_ID"/>
+        </w:rPr>
+        <w:t>Mzm. 112:7</w:t>
+      </w:r>
       <w:r>
         <w:rPr>
           <w:lang w:val="id_ID" w:bidi="id_ID"/>
         </w:rPr>
         <w:t>), kasih sayang (</w:t>
       </w:r>
-      <w:hyperlink r:id="rId93">
-        <w:r>
-          <w:rPr>
-            <w:lang w:val="id_ID" w:bidi="id_ID"/>
-          </w:rPr>
-          <w:rPr>
-            <w:color w:val="0000EE"/>
-            <w:u w:val="single"/>
-          </w:rPr>
-          <w:t>2Kor. 7:3</w:t>
-        </w:r>
-      </w:hyperlink>
+      <w:r>
+        <w:rPr>
+          <w:lang w:val="id_ID" w:bidi="id_ID"/>
+        </w:rPr>
+        <w:t>2Kor. 7:3</w:t>
+      </w:r>
       <w:r>
         <w:rPr>
           <w:lang w:val="id_ID" w:bidi="id_ID"/>
         </w:rPr>
         <w:t>), nafsu (</w:t>
       </w:r>
-      <w:hyperlink r:id="rId94">
-        <w:r>
-          <w:rPr>
-            <w:lang w:val="id_ID" w:bidi="id_ID"/>
-          </w:rPr>
-          <w:rPr>
-            <w:color w:val="0000EE"/>
-            <w:u w:val="single"/>
-          </w:rPr>
-          <w:t>Mat. 5:28</w:t>
-        </w:r>
-      </w:hyperlink>
+      <w:r>
+        <w:rPr>
+          <w:lang w:val="id_ID" w:bidi="id_ID"/>
+        </w:rPr>
+        <w:t>Mat. 5:28</w:t>
+      </w:r>
       <w:r>
         <w:rPr>
           <w:lang w:val="id_ID" w:bidi="id_ID"/>
         </w:rPr>
         <w:t>), ketidakpedulian (</w:t>
       </w:r>
-      <w:hyperlink r:id="rId95">
-        <w:r>
-          <w:rPr>
-            <w:lang w:val="id_ID" w:bidi="id_ID"/>
-          </w:rPr>
-          <w:rPr>
-            <w:color w:val="0000EE"/>
-            <w:u w:val="single"/>
-          </w:rPr>
-          <w:t>Mrk. 3:5</w:t>
-        </w:r>
-      </w:hyperlink>
+      <w:r>
+        <w:rPr>
+          <w:lang w:val="id_ID" w:bidi="id_ID"/>
+        </w:rPr>
+        <w:t>Mrk. 3:5</w:t>
+      </w:r>
       <w:r>
         <w:rPr>
           <w:lang w:val="id_ID" w:bidi="id_ID"/>
         </w:rPr>
         <w:t>), kebencian (</w:t>
       </w:r>
-      <w:hyperlink r:id="rId96">
-        <w:r>
-          <w:rPr>
-            <w:lang w:val="id_ID" w:bidi="id_ID"/>
-          </w:rPr>
-          <w:rPr>
-            <w:color w:val="0000EE"/>
-            <w:u w:val="single"/>
-          </w:rPr>
-          <w:t>Im. 19:17</w:t>
-        </w:r>
-      </w:hyperlink>
+      <w:r>
+        <w:rPr>
+          <w:lang w:val="id_ID" w:bidi="id_ID"/>
+        </w:rPr>
+        <w:t>Im. 19:17</w:t>
+      </w:r>
       <w:r>
         <w:rPr>
           <w:lang w:val="id_ID" w:bidi="id_ID"/>
         </w:rPr>
         <w:t>), ketakutan (</w:t>
       </w:r>
-      <w:hyperlink r:id="rId97">
-        <w:r>
-          <w:rPr>
-            <w:lang w:val="id_ID" w:bidi="id_ID"/>
-          </w:rPr>
-          <w:rPr>
-            <w:color w:val="0000EE"/>
-            <w:u w:val="single"/>
-          </w:rPr>
-          <w:t>Kej. 42:28</w:t>
-        </w:r>
-      </w:hyperlink>
+      <w:r>
+        <w:rPr>
+          <w:lang w:val="id_ID" w:bidi="id_ID"/>
+        </w:rPr>
+        <w:t>Kej. 42:28</w:t>
+      </w:r>
       <w:r>
         <w:rPr>
           <w:lang w:val="id_ID" w:bidi="id_ID"/>
         </w:rPr>
         <w:t>), kecemburuan (</w:t>
       </w:r>
-      <w:hyperlink r:id="rId98">
-        <w:r>
-          <w:rPr>
-            <w:lang w:val="id_ID" w:bidi="id_ID"/>
-          </w:rPr>
-          <w:rPr>
-            <w:color w:val="0000EE"/>
-            <w:u w:val="single"/>
-          </w:rPr>
-          <w:t>Yak. 3:14</w:t>
-        </w:r>
-      </w:hyperlink>
+      <w:r>
+        <w:rPr>
+          <w:lang w:val="id_ID" w:bidi="id_ID"/>
+        </w:rPr>
+        <w:t>Yak. 3:14</w:t>
+      </w:r>
       <w:r>
         <w:rPr>
           <w:lang w:val="id_ID" w:bidi="id_ID"/>
         </w:rPr>
         <w:t>), keinginan (</w:t>
       </w:r>
-      <w:hyperlink r:id="rId99">
-        <w:r>
-          <w:rPr>
-            <w:lang w:val="id_ID" w:bidi="id_ID"/>
-          </w:rPr>
-          <w:rPr>
-            <w:color w:val="0000EE"/>
-            <w:u w:val="single"/>
-          </w:rPr>
-          <w:t>Rm. 10:1</w:t>
-        </w:r>
-      </w:hyperlink>
+      <w:r>
+        <w:rPr>
+          <w:lang w:val="id_ID" w:bidi="id_ID"/>
+        </w:rPr>
+        <w:t>Rm. 10:1</w:t>
+      </w:r>
       <w:r>
         <w:rPr>
           <w:lang w:val="id_ID" w:bidi="id_ID"/>
         </w:rPr>
         <w:t>), kekecewaan (</w:t>
       </w:r>
-      <w:hyperlink r:id="rId100">
-        <w:r>
-          <w:rPr>
-            <w:lang w:val="id_ID" w:bidi="id_ID"/>
-          </w:rPr>
-          <w:rPr>
-            <w:color w:val="0000EE"/>
-            <w:u w:val="single"/>
-          </w:rPr>
-          <w:t>Bil. 32:9</w:t>
-        </w:r>
-      </w:hyperlink>
+      <w:r>
+        <w:rPr>
+          <w:lang w:val="id_ID" w:bidi="id_ID"/>
+        </w:rPr>
+        <w:t>Bil. 32:9</w:t>
+      </w:r>
       <w:r>
         <w:rPr>
           <w:lang w:val="id_ID" w:bidi="id_ID"/>
         </w:rPr>
         <w:t>), simpati (</w:t>
       </w:r>
-      <w:hyperlink r:id="rId101">
-        <w:r>
-          <w:rPr>
-            <w:lang w:val="id_ID" w:bidi="id_ID"/>
-          </w:rPr>
-          <w:rPr>
-            <w:color w:val="0000EE"/>
-            <w:u w:val="single"/>
-          </w:rPr>
-          <w:t>Kel. 23:9</w:t>
-        </w:r>
-      </w:hyperlink>
+      <w:r>
+        <w:rPr>
+          <w:lang w:val="id_ID" w:bidi="id_ID"/>
+        </w:rPr>
+        <w:t>Kel. 23:9</w:t>
+      </w:r>
       <w:r>
         <w:rPr>
           <w:lang w:val="id_ID" w:bidi="id_ID"/>
         </w:rPr>
         <w:t>), kemarahan (</w:t>
       </w:r>
-      <w:hyperlink r:id="rId102">
-        <w:r>
-          <w:rPr>
-            <w:lang w:val="id_ID" w:bidi="id_ID"/>
-          </w:rPr>
-          <w:rPr>
-            <w:color w:val="0000EE"/>
-            <w:u w:val="single"/>
-          </w:rPr>
-          <w:t>Ul. 19:6</w:t>
-        </w:r>
-      </w:hyperlink>
+      <w:r>
+        <w:rPr>
+          <w:lang w:val="id_ID" w:bidi="id_ID"/>
+        </w:rPr>
+        <w:t>Ul. 19:6</w:t>
+      </w:r>
       <w:r>
         <w:rPr>
           <w:lang w:val="id_ID" w:bidi="id_ID"/>
         </w:rPr>
         <w:t>, kjv), ketidakpastian (</w:t>
       </w:r>
-      <w:hyperlink r:id="rId103">
-        <w:r>
-          <w:rPr>
-            <w:lang w:val="id_ID" w:bidi="id_ID"/>
-          </w:rPr>
-          <w:rPr>
-            <w:color w:val="0000EE"/>
-            <w:u w:val="single"/>
-          </w:rPr>
-          <w:t>2Taw. 13:7</w:t>
-        </w:r>
-      </w:hyperlink>
+      <w:r>
+        <w:rPr>
+          <w:lang w:val="id_ID" w:bidi="id_ID"/>
+        </w:rPr>
+        <w:t>2Taw. 13:7</w:t>
+      </w:r>
       <w:r>
         <w:rPr>
           <w:lang w:val="id_ID" w:bidi="id_ID"/>
@@ -2759,144 +2195,96 @@
         </w:rPr>
         <w:t>Dengan kehendak sendiri, hati dapat menentukan tujuan (</w:t>
       </w:r>
-      <w:hyperlink r:id="rId104">
-        <w:r>
-          <w:rPr>
-            <w:lang w:val="id_ID" w:bidi="id_ID"/>
-          </w:rPr>
-          <w:rPr>
-            <w:color w:val="0000EE"/>
-            <w:u w:val="single"/>
-          </w:rPr>
-          <w:t>1Kor. 4:5</w:t>
-        </w:r>
-      </w:hyperlink>
+      <w:r>
+        <w:rPr>
+          <w:lang w:val="id_ID" w:bidi="id_ID"/>
+        </w:rPr>
+        <w:t>1Kor. 4:5</w:t>
+      </w:r>
       <w:r>
         <w:rPr>
           <w:lang w:val="id_ID" w:bidi="id_ID"/>
         </w:rPr>
         <w:t>), berniat (</w:t>
       </w:r>
-      <w:hyperlink r:id="rId105">
-        <w:r>
-          <w:rPr>
-            <w:lang w:val="id_ID" w:bidi="id_ID"/>
-          </w:rPr>
-          <w:rPr>
-            <w:color w:val="0000EE"/>
-            <w:u w:val="single"/>
-          </w:rPr>
-          <w:t>1Sam. 14:7</w:t>
-        </w:r>
-      </w:hyperlink>
+      <w:r>
+        <w:rPr>
+          <w:lang w:val="id_ID" w:bidi="id_ID"/>
+        </w:rPr>
+        <w:t>1Sam. 14:7</w:t>
+      </w:r>
       <w:r>
         <w:rPr>
           <w:lang w:val="id_ID" w:bidi="id_ID"/>
         </w:rPr>
         <w:t>), mendorong (</w:t>
       </w:r>
-      <w:hyperlink r:id="rId106">
-        <w:r>
-          <w:rPr>
-            <w:lang w:val="id_ID" w:bidi="id_ID"/>
-          </w:rPr>
-          <w:rPr>
-            <w:color w:val="0000EE"/>
-            <w:u w:val="single"/>
-          </w:rPr>
-          <w:t>2Raj. 12:4</w:t>
-        </w:r>
-      </w:hyperlink>
+      <w:r>
+        <w:rPr>
+          <w:lang w:val="id_ID" w:bidi="id_ID"/>
+        </w:rPr>
+        <w:t>2Raj. 12:4</w:t>
+      </w:r>
       <w:r>
         <w:rPr>
           <w:lang w:val="id_ID" w:bidi="id_ID"/>
         </w:rPr>
         <w:t xml:space="preserve">; bdk. </w:t>
       </w:r>
-      <w:hyperlink r:id="rId107">
-        <w:r>
-          <w:rPr>
-            <w:lang w:val="id_ID" w:bidi="id_ID"/>
-          </w:rPr>
-          <w:rPr>
-            <w:color w:val="0000EE"/>
-            <w:u w:val="single"/>
-          </w:rPr>
-          <w:t>Ams. 4:23</w:t>
-        </w:r>
-      </w:hyperlink>
+      <w:r>
+        <w:rPr>
+          <w:lang w:val="id_ID" w:bidi="id_ID"/>
+        </w:rPr>
+        <w:t>Ams. 4:23</w:t>
+      </w:r>
       <w:r>
         <w:rPr>
           <w:lang w:val="id_ID" w:bidi="id_ID"/>
         </w:rPr>
         <w:t>), teguh (</w:t>
       </w:r>
-      <w:hyperlink r:id="rId108">
-        <w:r>
-          <w:rPr>
-            <w:lang w:val="id_ID" w:bidi="id_ID"/>
-          </w:rPr>
-          <w:rPr>
-            <w:color w:val="0000EE"/>
-            <w:u w:val="single"/>
-          </w:rPr>
-          <w:t>Kisah 11:23</w:t>
-        </w:r>
-      </w:hyperlink>
+      <w:r>
+        <w:rPr>
+          <w:lang w:val="id_ID" w:bidi="id_ID"/>
+        </w:rPr>
+        <w:t>Kisah 11:23</w:t>
+      </w:r>
       <w:r>
         <w:rPr>
           <w:lang w:val="id_ID" w:bidi="id_ID"/>
         </w:rPr>
         <w:t>), rela (</w:t>
       </w:r>
-      <w:hyperlink r:id="rId109">
-        <w:r>
-          <w:rPr>
-            <w:lang w:val="id_ID" w:bidi="id_ID"/>
-          </w:rPr>
-          <w:rPr>
-            <w:color w:val="0000EE"/>
-            <w:u w:val="single"/>
-          </w:rPr>
-          <w:t>Kel. 35:22</w:t>
-        </w:r>
-      </w:hyperlink>
+      <w:r>
+        <w:rPr>
+          <w:lang w:val="id_ID" w:bidi="id_ID"/>
+        </w:rPr>
+        <w:t>Kel. 35:22</w:t>
+      </w:r>
       <w:r>
         <w:rPr>
           <w:lang w:val="id_ID" w:bidi="id_ID"/>
         </w:rPr>
         <w:t>), merencanakan kejahatan (</w:t>
       </w:r>
-      <w:hyperlink r:id="rId110">
-        <w:r>
-          <w:rPr>
-            <w:lang w:val="id_ID" w:bidi="id_ID"/>
-          </w:rPr>
-          <w:rPr>
-            <w:color w:val="0000EE"/>
-            <w:u w:val="single"/>
-          </w:rPr>
-          <w:t>Kisah 5:4</w:t>
-        </w:r>
-      </w:hyperlink>
+      <w:r>
+        <w:rPr>
+          <w:lang w:val="id_ID" w:bidi="id_ID"/>
+        </w:rPr>
+        <w:t>Kisah 5:4</w:t>
+      </w:r>
       <w:r>
         <w:rPr>
           <w:lang w:val="id_ID" w:bidi="id_ID"/>
         </w:rPr>
         <w:t>), atau mengikuti ke mana “harta”-nya berada (</w:t>
       </w:r>
-      <w:hyperlink r:id="rId111">
-        <w:r>
-          <w:rPr>
-            <w:lang w:val="id_ID" w:bidi="id_ID"/>
-          </w:rPr>
-          <w:rPr>
-            <w:color w:val="0000EE"/>
-            <w:u w:val="single"/>
-          </w:rPr>
-          <w:t>Mat. 6:21</w:t>
-        </w:r>
-      </w:hyperlink>
+      <w:r>
+        <w:rPr>
+          <w:lang w:val="id_ID" w:bidi="id_ID"/>
+        </w:rPr>
+        <w:t>Mat. 6:21</w:t>
+      </w:r>
       <w:r>
         <w:rPr>
           <w:lang w:val="id_ID" w:bidi="id_ID"/>
@@ -2917,342 +2305,228 @@
         </w:rPr>
         <w:t>Secara moral, hati bisa lembut, rendah hati (</w:t>
       </w:r>
-      <w:hyperlink r:id="rId112">
-        <w:r>
-          <w:rPr>
-            <w:lang w:val="id_ID" w:bidi="id_ID"/>
-          </w:rPr>
-          <w:rPr>
-            <w:color w:val="0000EE"/>
-            <w:u w:val="single"/>
-          </w:rPr>
-          <w:t>Mat. 11:29</w:t>
-        </w:r>
-      </w:hyperlink>
+      <w:r>
+        <w:rPr>
+          <w:lang w:val="id_ID" w:bidi="id_ID"/>
+        </w:rPr>
+        <w:t>Mat. 11:29</w:t>
+      </w:r>
       <w:r>
         <w:rPr>
           <w:lang w:val="id_ID" w:bidi="id_ID"/>
         </w:rPr>
         <w:t>), kudus (</w:t>
       </w:r>
-      <w:hyperlink r:id="rId113">
-        <w:r>
-          <w:rPr>
-            <w:lang w:val="id_ID" w:bidi="id_ID"/>
-          </w:rPr>
-          <w:rPr>
-            <w:color w:val="0000EE"/>
-            <w:u w:val="single"/>
-          </w:rPr>
-          <w:t>1Tes. 3:13</w:t>
-        </w:r>
-      </w:hyperlink>
+      <w:r>
+        <w:rPr>
+          <w:lang w:val="id_ID" w:bidi="id_ID"/>
+        </w:rPr>
+        <w:t>1Tes. 3:13</w:t>
+      </w:r>
       <w:r>
         <w:rPr>
           <w:lang w:val="id_ID" w:bidi="id_ID"/>
         </w:rPr>
         <w:t>), setia (</w:t>
       </w:r>
-      <w:hyperlink r:id="rId114">
-        <w:r>
-          <w:rPr>
-            <w:lang w:val="id_ID" w:bidi="id_ID"/>
-          </w:rPr>
-          <w:rPr>
-            <w:color w:val="0000EE"/>
-            <w:u w:val="single"/>
-          </w:rPr>
-          <w:t>Neh. 9:8</w:t>
-        </w:r>
-      </w:hyperlink>
+      <w:r>
+        <w:rPr>
+          <w:lang w:val="id_ID" w:bidi="id_ID"/>
+        </w:rPr>
+        <w:t>Neh. 9:8</w:t>
+      </w:r>
       <w:r>
         <w:rPr>
           <w:lang w:val="id_ID" w:bidi="id_ID"/>
         </w:rPr>
         <w:t>), jujur (</w:t>
       </w:r>
-      <w:hyperlink r:id="rId115">
-        <w:r>
-          <w:rPr>
-            <w:lang w:val="id_ID" w:bidi="id_ID"/>
-          </w:rPr>
-          <w:rPr>
-            <w:color w:val="0000EE"/>
-            <w:u w:val="single"/>
-          </w:rPr>
-          <w:t>Mzm. 97:11</w:t>
-        </w:r>
-      </w:hyperlink>
+      <w:r>
+        <w:rPr>
+          <w:lang w:val="id_ID" w:bidi="id_ID"/>
+        </w:rPr>
+        <w:t>Mzm. 97:11</w:t>
+      </w:r>
       <w:r>
         <w:rPr>
           <w:lang w:val="id_ID" w:bidi="id_ID"/>
         </w:rPr>
         <w:t>), murni, tak bercela (</w:t>
       </w:r>
-      <w:hyperlink r:id="rId116">
-        <w:r>
-          <w:rPr>
-            <w:lang w:val="id_ID" w:bidi="id_ID"/>
-          </w:rPr>
-          <w:rPr>
-            <w:color w:val="0000EE"/>
-            <w:u w:val="single"/>
-          </w:rPr>
-          <w:t>Yak. 4:8</w:t>
-        </w:r>
-      </w:hyperlink>
+      <w:r>
+        <w:rPr>
+          <w:lang w:val="id_ID" w:bidi="id_ID"/>
+        </w:rPr>
+        <w:t>Yak. 4:8</w:t>
+      </w:r>
       <w:r>
         <w:rPr>
           <w:lang w:val="id_ID" w:bidi="id_ID"/>
         </w:rPr>
         <w:t>), bersih (</w:t>
       </w:r>
-      <w:hyperlink r:id="rId117">
-        <w:r>
-          <w:rPr>
-            <w:lang w:val="id_ID" w:bidi="id_ID"/>
-          </w:rPr>
-          <w:rPr>
-            <w:color w:val="0000EE"/>
-            <w:u w:val="single"/>
-          </w:rPr>
-          <w:t>Kisah 15:8</w:t>
-        </w:r>
-      </w:hyperlink>
+      <w:r>
+        <w:rPr>
+          <w:lang w:val="id_ID" w:bidi="id_ID"/>
+        </w:rPr>
+        <w:t>Kisah 15:8</w:t>
+      </w:r>
       <w:r>
         <w:rPr>
           <w:lang w:val="id_ID" w:bidi="id_ID"/>
         </w:rPr>
         <w:t>), mengasihi Allah (</w:t>
       </w:r>
-      <w:hyperlink r:id="rId118">
-        <w:r>
-          <w:rPr>
-            <w:lang w:val="id_ID" w:bidi="id_ID"/>
-          </w:rPr>
-          <w:rPr>
-            <w:color w:val="0000EE"/>
-            <w:u w:val="single"/>
-          </w:rPr>
-          <w:t>Mrk. 12:30</w:t>
-        </w:r>
-      </w:hyperlink>
+      <w:r>
+        <w:rPr>
+          <w:lang w:val="id_ID" w:bidi="id_ID"/>
+        </w:rPr>
+        <w:t>Mrk. 12:30</w:t>
+      </w:r>
       <w:r>
         <w:rPr>
           <w:lang w:val="id_ID" w:bidi="id_ID"/>
         </w:rPr>
         <w:t>) dan sesama (</w:t>
       </w:r>
-      <w:hyperlink r:id="rId119">
-        <w:r>
-          <w:rPr>
-            <w:lang w:val="id_ID" w:bidi="id_ID"/>
-          </w:rPr>
-          <w:rPr>
-            <w:color w:val="0000EE"/>
-            <w:u w:val="single"/>
-          </w:rPr>
-          <w:t>1Ptr. 1:22</w:t>
-        </w:r>
-      </w:hyperlink>
+      <w:r>
+        <w:rPr>
+          <w:lang w:val="id_ID" w:bidi="id_ID"/>
+        </w:rPr>
+        <w:t>1Ptr. 1:22</w:t>
+      </w:r>
       <w:r>
         <w:rPr>
           <w:lang w:val="id_ID" w:bidi="id_ID"/>
         </w:rPr>
         <w:t>), keras, atau peka (</w:t>
       </w:r>
-      <w:hyperlink r:id="rId120">
-        <w:r>
-          <w:rPr>
-            <w:lang w:val="id_ID" w:bidi="id_ID"/>
-          </w:rPr>
-          <w:rPr>
-            <w:color w:val="0000EE"/>
-            <w:u w:val="single"/>
-          </w:rPr>
-          <w:t>Yeh. 11:19</w:t>
-        </w:r>
-      </w:hyperlink>
+      <w:r>
+        <w:rPr>
+          <w:lang w:val="id_ID" w:bidi="id_ID"/>
+        </w:rPr>
+        <w:t>Yeh. 11:19</w:t>
+      </w:r>
       <w:r>
         <w:rPr>
           <w:lang w:val="id_ID" w:bidi="id_ID"/>
         </w:rPr>
         <w:t>). Penekanan Alkitab ada pada kejahatan hati (</w:t>
       </w:r>
-      <w:hyperlink r:id="rId121">
-        <w:r>
-          <w:rPr>
-            <w:lang w:val="id_ID" w:bidi="id_ID"/>
-          </w:rPr>
-          <w:rPr>
-            <w:color w:val="0000EE"/>
-            <w:u w:val="single"/>
-          </w:rPr>
-          <w:t>Kej. 6:5</w:t>
-        </w:r>
-      </w:hyperlink>
+      <w:r>
+        <w:rPr>
+          <w:lang w:val="id_ID" w:bidi="id_ID"/>
+        </w:rPr>
+        <w:t>Kej. 6:5</w:t>
+      </w:r>
       <w:r>
         <w:rPr>
           <w:lang w:val="id_ID" w:bidi="id_ID"/>
         </w:rPr>
         <w:t xml:space="preserve"> dan seterusnya), seperti menipu diri sendiri (</w:t>
       </w:r>
-      <w:hyperlink r:id="rId122">
-        <w:r>
-          <w:rPr>
-            <w:lang w:val="id_ID" w:bidi="id_ID"/>
-          </w:rPr>
-          <w:rPr>
-            <w:color w:val="0000EE"/>
-            <w:u w:val="single"/>
-          </w:rPr>
-          <w:t>Yak. 1:26</w:t>
-        </w:r>
-      </w:hyperlink>
+      <w:r>
+        <w:rPr>
+          <w:lang w:val="id_ID" w:bidi="id_ID"/>
+        </w:rPr>
+        <w:t>Yak. 1:26</w:t>
+      </w:r>
       <w:r>
         <w:rPr>
           <w:lang w:val="id_ID" w:bidi="id_ID"/>
         </w:rPr>
         <w:t>), licik (</w:t>
       </w:r>
-      <w:hyperlink r:id="rId123">
-        <w:r>
-          <w:rPr>
-            <w:lang w:val="id_ID" w:bidi="id_ID"/>
-          </w:rPr>
-          <w:rPr>
-            <w:color w:val="0000EE"/>
-            <w:u w:val="single"/>
-          </w:rPr>
-          <w:t>Yer. 17:9</w:t>
-        </w:r>
-      </w:hyperlink>
+      <w:r>
+        <w:rPr>
+          <w:lang w:val="id_ID" w:bidi="id_ID"/>
+        </w:rPr>
+        <w:t>Yer. 17:9</w:t>
+      </w:r>
       <w:r>
         <w:rPr>
           <w:lang w:val="id_ID" w:bidi="id_ID"/>
         </w:rPr>
         <w:t>), serakah (</w:t>
       </w:r>
-      <w:hyperlink r:id="rId124">
-        <w:r>
-          <w:rPr>
-            <w:lang w:val="id_ID" w:bidi="id_ID"/>
-          </w:rPr>
-          <w:rPr>
-            <w:color w:val="0000EE"/>
-            <w:u w:val="single"/>
-          </w:rPr>
-          <w:t>Mat. 6:19–21</w:t>
-        </w:r>
-      </w:hyperlink>
+      <w:r>
+        <w:rPr>
+          <w:lang w:val="id_ID" w:bidi="id_ID"/>
+        </w:rPr>
+        <w:t>Mat. 6:19–21</w:t>
+      </w:r>
       <w:r>
         <w:rPr>
           <w:lang w:val="id_ID" w:bidi="id_ID"/>
         </w:rPr>
         <w:t>), penuh nafsu (</w:t>
       </w:r>
-      <w:hyperlink r:id="rId94">
-        <w:r>
-          <w:rPr>
-            <w:lang w:val="id_ID" w:bidi="id_ID"/>
-          </w:rPr>
-          <w:rPr>
-            <w:color w:val="0000EE"/>
-            <w:u w:val="single"/>
-          </w:rPr>
-          <w:t>Mat. 5:28</w:t>
-        </w:r>
-      </w:hyperlink>
+      <w:r>
+        <w:rPr>
+          <w:lang w:val="id_ID" w:bidi="id_ID"/>
+        </w:rPr>
+        <w:t>Mat. 5:28</w:t>
+      </w:r>
       <w:r>
         <w:rPr>
           <w:lang w:val="id_ID" w:bidi="id_ID"/>
         </w:rPr>
         <w:t>), sombong (</w:t>
       </w:r>
-      <w:hyperlink r:id="rId125">
-        <w:r>
-          <w:rPr>
-            <w:lang w:val="id_ID" w:bidi="id_ID"/>
-          </w:rPr>
-          <w:rPr>
-            <w:color w:val="0000EE"/>
-            <w:u w:val="single"/>
-          </w:rPr>
-          <w:t>Yes. 9:9</w:t>
-        </w:r>
-      </w:hyperlink>
+      <w:r>
+        <w:rPr>
+          <w:lang w:val="id_ID" w:bidi="id_ID"/>
+        </w:rPr>
+        <w:t>Yes. 9:9</w:t>
+      </w:r>
       <w:r>
         <w:rPr>
           <w:lang w:val="id_ID" w:bidi="id_ID"/>
         </w:rPr>
         <w:t>), tidak beriman (</w:t>
       </w:r>
-      <w:hyperlink r:id="rId126">
-        <w:r>
-          <w:rPr>
-            <w:lang w:val="id_ID" w:bidi="id_ID"/>
-          </w:rPr>
-          <w:rPr>
-            <w:color w:val="0000EE"/>
-            <w:u w:val="single"/>
-          </w:rPr>
-          <w:t>Kisah 7:51</w:t>
-        </w:r>
-      </w:hyperlink>
+      <w:r>
+        <w:rPr>
+          <w:lang w:val="id_ID" w:bidi="id_ID"/>
+        </w:rPr>
+        <w:t>Kisah 7:51</w:t>
+      </w:r>
       <w:r>
         <w:rPr>
           <w:lang w:val="id_ID" w:bidi="id_ID"/>
         </w:rPr>
         <w:t>), bengkok (</w:t>
       </w:r>
-      <w:hyperlink r:id="rId127">
-        <w:r>
-          <w:rPr>
-            <w:lang w:val="id_ID" w:bidi="id_ID"/>
-          </w:rPr>
-          <w:rPr>
-            <w:color w:val="0000EE"/>
-            <w:u w:val="single"/>
-          </w:rPr>
-          <w:t>Mzm. 101:4</w:t>
-        </w:r>
-      </w:hyperlink>
+      <w:r>
+        <w:rPr>
+          <w:lang w:val="id_ID" w:bidi="id_ID"/>
+        </w:rPr>
+        <w:t>Mzm. 101:4</w:t>
+      </w:r>
       <w:r>
         <w:rPr>
           <w:lang w:val="id_ID" w:bidi="id_ID"/>
         </w:rPr>
         <w:t>), dan tidak bertobat (</w:t>
       </w:r>
-      <w:hyperlink r:id="rId128">
-        <w:r>
-          <w:rPr>
-            <w:lang w:val="id_ID" w:bidi="id_ID"/>
-          </w:rPr>
-          <w:rPr>
-            <w:color w:val="0000EE"/>
-            <w:u w:val="single"/>
-          </w:rPr>
-          <w:t>Rm. 2:5</w:t>
-        </w:r>
-      </w:hyperlink>
+      <w:r>
+        <w:rPr>
+          <w:lang w:val="id_ID" w:bidi="id_ID"/>
+        </w:rPr>
+        <w:t>Rm. 2:5</w:t>
+      </w:r>
       <w:r>
         <w:rPr>
           <w:lang w:val="id_ID" w:bidi="id_ID"/>
         </w:rPr>
         <w:t>). Tidak ada yang menajiskan manusia lebih buruk daripada hatinya sendiri (</w:t>
       </w:r>
-      <w:hyperlink r:id="rId129">
-        <w:r>
-          <w:rPr>
-            <w:lang w:val="id_ID" w:bidi="id_ID"/>
-          </w:rPr>
-          <w:rPr>
-            <w:color w:val="0000EE"/>
-            <w:u w:val="single"/>
-          </w:rPr>
-          <w:t>Mrk. 7:18–19</w:t>
-        </w:r>
-      </w:hyperlink>
+      <w:r>
+        <w:rPr>
+          <w:lang w:val="id_ID" w:bidi="id_ID"/>
+        </w:rPr>
+        <w:t>Mrk. 7:18–19</w:t>
+      </w:r>
       <w:r>
         <w:rPr>
           <w:lang w:val="id_ID" w:bidi="id_ID"/>
@@ -3273,72 +2547,48 @@
         </w:rPr>
         <w:t>Namun, dari dalam hati dapat muncul kebaikan (</w:t>
       </w:r>
-      <w:hyperlink r:id="rId130">
-        <w:r>
-          <w:rPr>
-            <w:lang w:val="id_ID" w:bidi="id_ID"/>
-          </w:rPr>
-          <w:rPr>
-            <w:color w:val="0000EE"/>
-            <w:u w:val="single"/>
-          </w:rPr>
-          <w:t>Luk. 6:45</w:t>
-        </w:r>
-      </w:hyperlink>
+      <w:r>
+        <w:rPr>
+          <w:lang w:val="id_ID" w:bidi="id_ID"/>
+        </w:rPr>
+        <w:t>Luk. 6:45</w:t>
+      </w:r>
       <w:r>
         <w:rPr>
           <w:lang w:val="id_ID" w:bidi="id_ID"/>
         </w:rPr>
         <w:t xml:space="preserve">; </w:t>
       </w:r>
-      <w:hyperlink r:id="rId131">
-        <w:r>
-          <w:rPr>
-            <w:lang w:val="id_ID" w:bidi="id_ID"/>
-          </w:rPr>
-          <w:rPr>
-            <w:color w:val="0000EE"/>
-            <w:u w:val="single"/>
-          </w:rPr>
-          <w:t>8:15</w:t>
-        </w:r>
-      </w:hyperlink>
+      <w:r>
+        <w:rPr>
+          <w:lang w:val="id_ID" w:bidi="id_ID"/>
+        </w:rPr>
+        <w:t>8:15</w:t>
+      </w:r>
       <w:r>
         <w:rPr>
           <w:lang w:val="id_ID" w:bidi="id_ID"/>
         </w:rPr>
         <w:t>). Bahkan ketika frustrasi oleh keadaan atau oleh ketakutan, niat baik hati tetaplah baik; niat jahatnya tetaplah jahat (</w:t>
       </w:r>
-      <w:hyperlink r:id="rId132">
-        <w:r>
-          <w:rPr>
-            <w:lang w:val="id_ID" w:bidi="id_ID"/>
-          </w:rPr>
-          <w:rPr>
-            <w:color w:val="0000EE"/>
-            <w:u w:val="single"/>
-          </w:rPr>
-          <w:t>1Raj. 8:18</w:t>
-        </w:r>
-      </w:hyperlink>
+      <w:r>
+        <w:rPr>
+          <w:lang w:val="id_ID" w:bidi="id_ID"/>
+        </w:rPr>
+        <w:t>1Raj. 8:18</w:t>
+      </w:r>
       <w:r>
         <w:rPr>
           <w:lang w:val="id_ID" w:bidi="id_ID"/>
         </w:rPr>
         <w:t xml:space="preserve">; </w:t>
       </w:r>
-      <w:hyperlink r:id="rId94">
-        <w:r>
-          <w:rPr>
-            <w:lang w:val="id_ID" w:bidi="id_ID"/>
-          </w:rPr>
-          <w:rPr>
-            <w:color w:val="0000EE"/>
-            <w:u w:val="single"/>
-          </w:rPr>
-          <w:t>Mat. 5:28</w:t>
-        </w:r>
-      </w:hyperlink>
+      <w:r>
+        <w:rPr>
+          <w:lang w:val="id_ID" w:bidi="id_ID"/>
+        </w:rPr>
+        <w:t>Mat. 5:28</w:t>
+      </w:r>
       <w:r>
         <w:rPr>
           <w:lang w:val="id_ID" w:bidi="id_ID"/>
@@ -3359,216 +2609,144 @@
         </w:rPr>
         <w:t>Karena begitu kompleksnya, hati seseorang sayangnya sering kali terbagi, dan Alkitab sering memuji hati yang sempurna, utuh, benar (yaitu, bersatu) (</w:t>
       </w:r>
-      <w:hyperlink r:id="rId133">
-        <w:r>
-          <w:rPr>
-            <w:lang w:val="id_ID" w:bidi="id_ID"/>
-          </w:rPr>
-          <w:rPr>
-            <w:color w:val="0000EE"/>
-            <w:u w:val="single"/>
-          </w:rPr>
-          <w:t>Kej. 20:5</w:t>
-        </w:r>
-      </w:hyperlink>
+      <w:r>
+        <w:rPr>
+          <w:lang w:val="id_ID" w:bidi="id_ID"/>
+        </w:rPr>
+        <w:t>Kej. 20:5</w:t>
+      </w:r>
       <w:r>
         <w:rPr>
           <w:lang w:val="id_ID" w:bidi="id_ID"/>
         </w:rPr>
         <w:t xml:space="preserve">; </w:t>
       </w:r>
-      <w:hyperlink r:id="rId134">
-        <w:r>
-          <w:rPr>
-            <w:lang w:val="id_ID" w:bidi="id_ID"/>
-          </w:rPr>
-          <w:rPr>
-            <w:color w:val="0000EE"/>
-            <w:u w:val="single"/>
-          </w:rPr>
-          <w:t>Mzm. 86:11</w:t>
-        </w:r>
-      </w:hyperlink>
+      <w:r>
+        <w:rPr>
+          <w:lang w:val="id_ID" w:bidi="id_ID"/>
+        </w:rPr>
+        <w:t>Mzm. 86:11</w:t>
+      </w:r>
       <w:r>
         <w:rPr>
           <w:lang w:val="id_ID" w:bidi="id_ID"/>
         </w:rPr>
         <w:t xml:space="preserve">; </w:t>
       </w:r>
-      <w:hyperlink r:id="rId135">
-        <w:r>
-          <w:rPr>
-            <w:lang w:val="id_ID" w:bidi="id_ID"/>
-          </w:rPr>
-          <w:rPr>
-            <w:color w:val="0000EE"/>
-            <w:u w:val="single"/>
-          </w:rPr>
-          <w:t>Kisah 8:37</w:t>
-        </w:r>
-      </w:hyperlink>
+      <w:r>
+        <w:rPr>
+          <w:lang w:val="id_ID" w:bidi="id_ID"/>
+        </w:rPr>
+        <w:t>Kisah 8:37</w:t>
+      </w:r>
       <w:r>
         <w:rPr>
           <w:lang w:val="id_ID" w:bidi="id_ID"/>
         </w:rPr>
         <w:t>). "Hati" melambangkan keseluruhan batin seseorang, inti keberadaan seseorang yang tersembunyi (</w:t>
       </w:r>
-      <w:hyperlink r:id="rId136">
-        <w:r>
-          <w:rPr>
-            <w:lang w:val="id_ID" w:bidi="id_ID"/>
-          </w:rPr>
-          <w:rPr>
-            <w:color w:val="0000EE"/>
-            <w:u w:val="single"/>
-          </w:rPr>
-          <w:t>1Ptr. 3:4</w:t>
-        </w:r>
-      </w:hyperlink>
+      <w:r>
+        <w:rPr>
+          <w:lang w:val="id_ID" w:bidi="id_ID"/>
+        </w:rPr>
+        <w:t>1Ptr. 3:4</w:t>
+      </w:r>
       <w:r>
         <w:rPr>
           <w:lang w:val="id_ID" w:bidi="id_ID"/>
         </w:rPr>
         <w:t>), yang dengannya seseorang berkomunikasi, yang seseorang "curahkan" dalam doa, kata-kata, dan perbuatan (</w:t>
       </w:r>
-      <w:hyperlink r:id="rId137">
-        <w:r>
-          <w:rPr>
-            <w:lang w:val="id_ID" w:bidi="id_ID"/>
-          </w:rPr>
-          <w:rPr>
-            <w:color w:val="0000EE"/>
-            <w:u w:val="single"/>
-          </w:rPr>
-          <w:t>Mzm. 62:8</w:t>
-        </w:r>
-      </w:hyperlink>
+      <w:r>
+        <w:rPr>
+          <w:lang w:val="id_ID" w:bidi="id_ID"/>
+        </w:rPr>
+        <w:t>Mzm. 62:8</w:t>
+      </w:r>
       <w:r>
         <w:rPr>
           <w:lang w:val="id_ID" w:bidi="id_ID"/>
         </w:rPr>
         <w:t xml:space="preserve">; </w:t>
       </w:r>
-      <w:hyperlink r:id="rId138">
-        <w:r>
-          <w:rPr>
-            <w:lang w:val="id_ID" w:bidi="id_ID"/>
-          </w:rPr>
-          <w:rPr>
-            <w:color w:val="0000EE"/>
-            <w:u w:val="single"/>
-          </w:rPr>
-          <w:t>Mat. 15:18–19</w:t>
-        </w:r>
-      </w:hyperlink>
+      <w:r>
+        <w:rPr>
+          <w:lang w:val="id_ID" w:bidi="id_ID"/>
+        </w:rPr>
+        <w:t>Mat. 15:18–19</w:t>
+      </w:r>
       <w:r>
         <w:rPr>
           <w:lang w:val="id_ID" w:bidi="id_ID"/>
         </w:rPr>
         <w:t>). Ini adalah diri yang sejati, yang dibedakan dari penampilan, posisi publik, dan kehadiran fisik (</w:t>
       </w:r>
-      <w:hyperlink r:id="rId139">
-        <w:r>
-          <w:rPr>
-            <w:lang w:val="id_ID" w:bidi="id_ID"/>
-          </w:rPr>
-          <w:rPr>
-            <w:color w:val="0000EE"/>
-            <w:u w:val="single"/>
-          </w:rPr>
-          <w:t>1Sam. 16:7</w:t>
-        </w:r>
-      </w:hyperlink>
+      <w:r>
+        <w:rPr>
+          <w:lang w:val="id_ID" w:bidi="id_ID"/>
+        </w:rPr>
+        <w:t>1Sam. 16:7</w:t>
+      </w:r>
       <w:r>
         <w:rPr>
           <w:lang w:val="id_ID" w:bidi="id_ID"/>
         </w:rPr>
         <w:t xml:space="preserve">; </w:t>
       </w:r>
-      <w:hyperlink r:id="rId140">
-        <w:r>
-          <w:rPr>
-            <w:lang w:val="id_ID" w:bidi="id_ID"/>
-          </w:rPr>
-          <w:rPr>
-            <w:color w:val="0000EE"/>
-            <w:u w:val="single"/>
-          </w:rPr>
-          <w:t>2Kor. 5:12</w:t>
-        </w:r>
-      </w:hyperlink>
+      <w:r>
+        <w:rPr>
+          <w:lang w:val="id_ID" w:bidi="id_ID"/>
+        </w:rPr>
+        <w:t>2Kor. 5:12</w:t>
+      </w:r>
       <w:r>
         <w:rPr>
           <w:lang w:val="id_ID" w:bidi="id_ID"/>
         </w:rPr>
         <w:t xml:space="preserve">; </w:t>
       </w:r>
-      <w:hyperlink r:id="rId141">
-        <w:r>
-          <w:rPr>
-            <w:lang w:val="id_ID" w:bidi="id_ID"/>
-          </w:rPr>
-          <w:rPr>
-            <w:color w:val="0000EE"/>
-            <w:u w:val="single"/>
-          </w:rPr>
-          <w:t>1Tes. 2:17</w:t>
-        </w:r>
-      </w:hyperlink>
+      <w:r>
+        <w:rPr>
+          <w:lang w:val="id_ID" w:bidi="id_ID"/>
+        </w:rPr>
+        <w:t>1Tes. 2:17</w:t>
+      </w:r>
       <w:r>
         <w:rPr>
           <w:lang w:val="id_ID" w:bidi="id_ID"/>
         </w:rPr>
         <w:t>). Dan "hati-sendiri" ini memiliki sifat, karakter, dan wataknya sendiri (</w:t>
       </w:r>
-      <w:hyperlink r:id="rId142">
-        <w:r>
-          <w:rPr>
-            <w:lang w:val="id_ID" w:bidi="id_ID"/>
-          </w:rPr>
-          <w:rPr>
-            <w:color w:val="0000EE"/>
-            <w:u w:val="single"/>
-          </w:rPr>
-          <w:t>Dan. 4:16</w:t>
-        </w:r>
-      </w:hyperlink>
+      <w:r>
+        <w:rPr>
+          <w:lang w:val="id_ID" w:bidi="id_ID"/>
+        </w:rPr>
+        <w:t>Dan. 4:16</w:t>
+      </w:r>
       <w:r>
         <w:rPr>
           <w:lang w:val="id_ID" w:bidi="id_ID"/>
         </w:rPr>
         <w:t xml:space="preserve">; </w:t>
       </w:r>
-      <w:hyperlink r:id="rId143">
-        <w:r>
-          <w:rPr>
-            <w:lang w:val="id_ID" w:bidi="id_ID"/>
-          </w:rPr>
-          <w:rPr>
-            <w:color w:val="0000EE"/>
-            <w:u w:val="single"/>
-          </w:rPr>
-          <w:t>7:4</w:t>
-        </w:r>
-      </w:hyperlink>
+      <w:r>
+        <w:rPr>
+          <w:lang w:val="id_ID" w:bidi="id_ID"/>
+        </w:rPr>
+        <w:t>7:4</w:t>
+      </w:r>
       <w:r>
         <w:rPr>
           <w:lang w:val="id_ID" w:bidi="id_ID"/>
         </w:rPr>
         <w:t xml:space="preserve">; bdk. </w:t>
       </w:r>
-      <w:hyperlink r:id="rId144">
-        <w:r>
-          <w:rPr>
-            <w:lang w:val="id_ID" w:bidi="id_ID"/>
-          </w:rPr>
-          <w:rPr>
-            <w:color w:val="0000EE"/>
-            <w:u w:val="single"/>
-          </w:rPr>
-          <w:t>Mat. 12:33–37</w:t>
-        </w:r>
-      </w:hyperlink>
+      <w:r>
+        <w:rPr>
+          <w:lang w:val="id_ID" w:bidi="id_ID"/>
+        </w:rPr>
+        <w:t>Mat. 12:33–37</w:t>
+      </w:r>
       <w:r>
         <w:rPr>
           <w:lang w:val="id_ID" w:bidi="id_ID"/>
@@ -3600,162 +2778,108 @@
         </w:rPr>
         <w:t>Hati sangat penting dalam agama menurut Alkitab. Misteri diri yang tersembunyi sepenuhnya diketahui oleh Allah dan Kristus (</w:t>
       </w:r>
-      <w:hyperlink r:id="rId145">
-        <w:r>
-          <w:rPr>
-            <w:lang w:val="id_ID" w:bidi="id_ID"/>
-          </w:rPr>
-          <w:rPr>
-            <w:color w:val="0000EE"/>
-            <w:u w:val="single"/>
-          </w:rPr>
-          <w:t>Yer. 17:10</w:t>
-        </w:r>
-      </w:hyperlink>
+      <w:r>
+        <w:rPr>
+          <w:lang w:val="id_ID" w:bidi="id_ID"/>
+        </w:rPr>
+        <w:t>Yer. 17:10</w:t>
+      </w:r>
       <w:r>
         <w:rPr>
           <w:lang w:val="id_ID" w:bidi="id_ID"/>
         </w:rPr>
         <w:t xml:space="preserve">; </w:t>
       </w:r>
-      <w:hyperlink r:id="rId146">
-        <w:r>
-          <w:rPr>
-            <w:lang w:val="id_ID" w:bidi="id_ID"/>
-          </w:rPr>
-          <w:rPr>
-            <w:color w:val="0000EE"/>
-            <w:u w:val="single"/>
-          </w:rPr>
-          <w:t>Luk. 9:47</w:t>
-        </w:r>
-      </w:hyperlink>
+      <w:r>
+        <w:rPr>
+          <w:lang w:val="id_ID" w:bidi="id_ID"/>
+        </w:rPr>
+        <w:t>Luk. 9:47</w:t>
+      </w:r>
       <w:r>
         <w:rPr>
           <w:lang w:val="id_ID" w:bidi="id_ID"/>
         </w:rPr>
         <w:t xml:space="preserve">; </w:t>
       </w:r>
-      <w:hyperlink r:id="rId147">
-        <w:r>
-          <w:rPr>
-            <w:lang w:val="id_ID" w:bidi="id_ID"/>
-          </w:rPr>
-          <w:rPr>
-            <w:color w:val="0000EE"/>
-            <w:u w:val="single"/>
-          </w:rPr>
-          <w:t>Rm. 8:27</w:t>
-        </w:r>
-      </w:hyperlink>
+      <w:r>
+        <w:rPr>
+          <w:lang w:val="id_ID" w:bidi="id_ID"/>
+        </w:rPr>
+        <w:t>Rm. 8:27</w:t>
+      </w:r>
       <w:r>
         <w:rPr>
           <w:lang w:val="id_ID" w:bidi="id_ID"/>
         </w:rPr>
         <w:t>), dan hati adalah pusat pengetahuan kita tentang Allah (</w:t>
       </w:r>
-      <w:hyperlink r:id="rId148">
-        <w:r>
-          <w:rPr>
-            <w:lang w:val="id_ID" w:bidi="id_ID"/>
-          </w:rPr>
-          <w:rPr>
-            <w:color w:val="0000EE"/>
-            <w:u w:val="single"/>
-          </w:rPr>
-          <w:t>2Kor. 4:6</w:t>
-        </w:r>
-      </w:hyperlink>
+      <w:r>
+        <w:rPr>
+          <w:lang w:val="id_ID" w:bidi="id_ID"/>
+        </w:rPr>
+        <w:t>2Kor. 4:6</w:t>
+      </w:r>
       <w:r>
         <w:rPr>
           <w:lang w:val="id_ID" w:bidi="id_ID"/>
         </w:rPr>
         <w:t>). Keadaan hati menentukan penglihatan tentang Allah (</w:t>
       </w:r>
-      <w:hyperlink r:id="rId149">
-        <w:r>
-          <w:rPr>
-            <w:lang w:val="id_ID" w:bidi="id_ID"/>
-          </w:rPr>
-          <w:rPr>
-            <w:color w:val="0000EE"/>
-            <w:u w:val="single"/>
-          </w:rPr>
-          <w:t>Mat. 5:8</w:t>
-        </w:r>
-      </w:hyperlink>
+      <w:r>
+        <w:rPr>
+          <w:lang w:val="id_ID" w:bidi="id_ID"/>
+        </w:rPr>
+        <w:t>Mat. 5:8</w:t>
+      </w:r>
       <w:r>
         <w:rPr>
           <w:lang w:val="id_ID" w:bidi="id_ID"/>
         </w:rPr>
         <w:t>); dari hati, seseorang berbicara kepada Allah (</w:t>
       </w:r>
-      <w:hyperlink r:id="rId150">
-        <w:r>
-          <w:rPr>
-            <w:lang w:val="id_ID" w:bidi="id_ID"/>
-          </w:rPr>
-          <w:rPr>
-            <w:color w:val="0000EE"/>
-            <w:u w:val="single"/>
-          </w:rPr>
-          <w:t>Mzm. 27:8</w:t>
-        </w:r>
-      </w:hyperlink>
+      <w:r>
+        <w:rPr>
+          <w:lang w:val="id_ID" w:bidi="id_ID"/>
+        </w:rPr>
+        <w:t>Mzm. 27:8</w:t>
+      </w:r>
       <w:r>
         <w:rPr>
           <w:lang w:val="id_ID" w:bidi="id_ID"/>
         </w:rPr>
         <w:t>); hati adalah tempat berdiamnya Allah (</w:t>
       </w:r>
-      <w:hyperlink r:id="rId62">
-        <w:r>
-          <w:rPr>
-            <w:lang w:val="id_ID" w:bidi="id_ID"/>
-          </w:rPr>
-          <w:rPr>
-            <w:color w:val="0000EE"/>
-            <w:u w:val="single"/>
-          </w:rPr>
-          <w:t>2Kor. 1:22</w:t>
-        </w:r>
-      </w:hyperlink>
+      <w:r>
+        <w:rPr>
+          <w:lang w:val="id_ID" w:bidi="id_ID"/>
+        </w:rPr>
+        <w:t>2Kor. 1:22</w:t>
+      </w:r>
       <w:r>
         <w:rPr>
           <w:lang w:val="id_ID" w:bidi="id_ID"/>
         </w:rPr>
         <w:t xml:space="preserve">; </w:t>
       </w:r>
-      <w:hyperlink r:id="rId151">
-        <w:r>
-          <w:rPr>
-            <w:lang w:val="id_ID" w:bidi="id_ID"/>
-          </w:rPr>
-          <w:rPr>
-            <w:color w:val="0000EE"/>
-            <w:u w:val="single"/>
-          </w:rPr>
-          <w:t>Gal. 4:6</w:t>
-        </w:r>
-      </w:hyperlink>
+      <w:r>
+        <w:rPr>
+          <w:lang w:val="id_ID" w:bidi="id_ID"/>
+        </w:rPr>
+        <w:t>Gal. 4:6</w:t>
+      </w:r>
       <w:r>
         <w:rPr>
           <w:lang w:val="id_ID" w:bidi="id_ID"/>
         </w:rPr>
         <w:t xml:space="preserve">; </w:t>
       </w:r>
-      <w:hyperlink r:id="rId152">
-        <w:r>
-          <w:rPr>
-            <w:lang w:val="id_ID" w:bidi="id_ID"/>
-          </w:rPr>
-          <w:rPr>
-            <w:color w:val="0000EE"/>
-            <w:u w:val="single"/>
-          </w:rPr>
-          <w:t>Ef. 3:17</w:t>
-        </w:r>
-      </w:hyperlink>
+      <w:r>
+        <w:rPr>
+          <w:lang w:val="id_ID" w:bidi="id_ID"/>
+        </w:rPr>
+        <w:t>Ef. 3:17</w:t>
+      </w:r>
       <w:r>
         <w:rPr>
           <w:lang w:val="id_ID" w:bidi="id_ID"/>
@@ -3776,234 +2900,156 @@
         </w:rPr>
         <w:t>Di sisi lain, kejahatan moral di dalam hati dilihat dalam perspektif alkitabiah sebagai dosa terhadap Allah. Hati yang tidak tidak berakal budi adalah hati yang gelap, sering kali secara diam-diam menyembah berhala, jauh dari Allah, “tidak benar” di hadapan Allah (</w:t>
       </w:r>
-      <w:hyperlink r:id="rId153">
-        <w:r>
-          <w:rPr>
-            <w:lang w:val="id_ID" w:bidi="id_ID"/>
-          </w:rPr>
-          <w:rPr>
-            <w:color w:val="0000EE"/>
-            <w:u w:val="single"/>
-          </w:rPr>
-          <w:t>Ul. 29:18–19</w:t>
-        </w:r>
-      </w:hyperlink>
+      <w:r>
+        <w:rPr>
+          <w:lang w:val="id_ID" w:bidi="id_ID"/>
+        </w:rPr>
+        <w:t>Ul. 29:18–19</w:t>
+      </w:r>
       <w:r>
         <w:rPr>
           <w:lang w:val="id_ID" w:bidi="id_ID"/>
         </w:rPr>
         <w:t xml:space="preserve">; </w:t>
       </w:r>
-      <w:hyperlink r:id="rId154">
-        <w:r>
-          <w:rPr>
-            <w:lang w:val="id_ID" w:bidi="id_ID"/>
-          </w:rPr>
-          <w:rPr>
-            <w:color w:val="0000EE"/>
-            <w:u w:val="single"/>
-          </w:rPr>
-          <w:t>Mat. 15:8</w:t>
-        </w:r>
-      </w:hyperlink>
+      <w:r>
+        <w:rPr>
+          <w:lang w:val="id_ID" w:bidi="id_ID"/>
+        </w:rPr>
+        <w:t>Mat. 15:8</w:t>
+      </w:r>
       <w:r>
         <w:rPr>
           <w:lang w:val="id_ID" w:bidi="id_ID"/>
         </w:rPr>
         <w:t xml:space="preserve">; </w:t>
       </w:r>
-      <w:hyperlink r:id="rId155">
-        <w:r>
-          <w:rPr>
-            <w:lang w:val="id_ID" w:bidi="id_ID"/>
-          </w:rPr>
-          <w:rPr>
-            <w:color w:val="0000EE"/>
-            <w:u w:val="single"/>
-          </w:rPr>
-          <w:t>Kisah 8:21</w:t>
-        </w:r>
-      </w:hyperlink>
+      <w:r>
+        <w:rPr>
+          <w:lang w:val="id_ID" w:bidi="id_ID"/>
+        </w:rPr>
+        <w:t>Kisah 8:21</w:t>
+      </w:r>
       <w:r>
         <w:rPr>
           <w:lang w:val="id_ID" w:bidi="id_ID"/>
         </w:rPr>
         <w:t xml:space="preserve">; </w:t>
       </w:r>
-      <w:hyperlink r:id="rId156">
-        <w:r>
-          <w:rPr>
-            <w:lang w:val="id_ID" w:bidi="id_ID"/>
-          </w:rPr>
-          <w:rPr>
-            <w:color w:val="0000EE"/>
-            <w:u w:val="single"/>
-          </w:rPr>
-          <w:t>Rm. 1:21</w:t>
-        </w:r>
-      </w:hyperlink>
+      <w:r>
+        <w:rPr>
+          <w:lang w:val="id_ID" w:bidi="id_ID"/>
+        </w:rPr>
+        <w:t>Rm. 1:21</w:t>
+      </w:r>
       <w:r>
         <w:rPr>
           <w:lang w:val="id_ID" w:bidi="id_ID"/>
         </w:rPr>
         <w:t>). Namun, Tuhan tidak akan memandang rendah hati yang hancur dan menyesal (</w:t>
       </w:r>
-      <w:hyperlink r:id="rId157">
-        <w:r>
-          <w:rPr>
-            <w:lang w:val="id_ID" w:bidi="id_ID"/>
-          </w:rPr>
-          <w:rPr>
-            <w:color w:val="0000EE"/>
-            <w:u w:val="single"/>
-          </w:rPr>
-          <w:t>Mzm. 51:17</w:t>
-        </w:r>
-      </w:hyperlink>
+      <w:r>
+        <w:rPr>
+          <w:lang w:val="id_ID" w:bidi="id_ID"/>
+        </w:rPr>
+        <w:t>Mzm. 51:17</w:t>
+      </w:r>
       <w:r>
         <w:rPr>
           <w:lang w:val="id_ID" w:bidi="id_ID"/>
         </w:rPr>
         <w:t>). Ketika hati seseorang berbalik kepada Allah, Ia berjanji untuk membuatnya peka terhadap hal-hal ilahi, diperbarui dan disucikan (</w:t>
       </w:r>
-      <w:hyperlink r:id="rId158">
-        <w:r>
-          <w:rPr>
-            <w:lang w:val="id_ID" w:bidi="id_ID"/>
-          </w:rPr>
-          <w:rPr>
-            <w:color w:val="0000EE"/>
-            <w:u w:val="single"/>
-          </w:rPr>
-          <w:t>Ul. 4:29</w:t>
-        </w:r>
-      </w:hyperlink>
+      <w:r>
+        <w:rPr>
+          <w:lang w:val="id_ID" w:bidi="id_ID"/>
+        </w:rPr>
+        <w:t>Ul. 4:29</w:t>
+      </w:r>
       <w:r>
         <w:rPr>
           <w:lang w:val="id_ID" w:bidi="id_ID"/>
         </w:rPr>
         <w:t xml:space="preserve">; </w:t>
       </w:r>
-      <w:hyperlink r:id="rId159">
-        <w:r>
-          <w:rPr>
-            <w:lang w:val="id_ID" w:bidi="id_ID"/>
-          </w:rPr>
-          <w:rPr>
-            <w:color w:val="0000EE"/>
-            <w:u w:val="single"/>
-          </w:rPr>
-          <w:t>2Raj. 23:25</w:t>
-        </w:r>
-      </w:hyperlink>
+      <w:r>
+        <w:rPr>
+          <w:lang w:val="id_ID" w:bidi="id_ID"/>
+        </w:rPr>
+        <w:t>2Raj. 23:25</w:t>
+      </w:r>
       <w:r>
         <w:rPr>
           <w:lang w:val="id_ID" w:bidi="id_ID"/>
         </w:rPr>
         <w:t xml:space="preserve">; </w:t>
       </w:r>
-      <w:hyperlink r:id="rId160">
-        <w:r>
-          <w:rPr>
-            <w:lang w:val="id_ID" w:bidi="id_ID"/>
-          </w:rPr>
-          <w:rPr>
-            <w:color w:val="0000EE"/>
-            <w:u w:val="single"/>
-          </w:rPr>
-          <w:t>Mzm. 51:10</w:t>
-        </w:r>
-      </w:hyperlink>
+      <w:r>
+        <w:rPr>
+          <w:lang w:val="id_ID" w:bidi="id_ID"/>
+        </w:rPr>
+        <w:t>Mzm. 51:10</w:t>
+      </w:r>
       <w:r>
         <w:rPr>
           <w:lang w:val="id_ID" w:bidi="id_ID"/>
         </w:rPr>
         <w:t xml:space="preserve">; </w:t>
       </w:r>
-      <w:hyperlink r:id="rId161">
-        <w:r>
-          <w:rPr>
-            <w:lang w:val="id_ID" w:bidi="id_ID"/>
-          </w:rPr>
-          <w:rPr>
-            <w:color w:val="0000EE"/>
-            <w:u w:val="single"/>
-          </w:rPr>
-          <w:t>Yl. 2:13</w:t>
-        </w:r>
-      </w:hyperlink>
+      <w:r>
+        <w:rPr>
+          <w:lang w:val="id_ID" w:bidi="id_ID"/>
+        </w:rPr>
+        <w:t>Yl. 2:13</w:t>
+      </w:r>
       <w:r>
         <w:rPr>
           <w:lang w:val="id_ID" w:bidi="id_ID"/>
         </w:rPr>
         <w:t xml:space="preserve">; </w:t>
       </w:r>
-      <w:hyperlink r:id="rId162">
-        <w:r>
-          <w:rPr>
-            <w:lang w:val="id_ID" w:bidi="id_ID"/>
-          </w:rPr>
-          <w:rPr>
-            <w:color w:val="0000EE"/>
-            <w:u w:val="single"/>
-          </w:rPr>
-          <w:t>Yeh. 36:25–27</w:t>
-        </w:r>
-      </w:hyperlink>
+      <w:r>
+        <w:rPr>
+          <w:lang w:val="id_ID" w:bidi="id_ID"/>
+        </w:rPr>
+        <w:t>Yeh. 36:25–27</w:t>
+      </w:r>
       <w:r>
         <w:rPr>
           <w:lang w:val="id_ID" w:bidi="id_ID"/>
         </w:rPr>
         <w:t>). Hukum Allah kemudian akan dituliskan di dalam hati sebagai panduan dan insentif batiniah (</w:t>
       </w:r>
-      <w:hyperlink r:id="rId163">
-        <w:r>
-          <w:rPr>
-            <w:lang w:val="id_ID" w:bidi="id_ID"/>
-          </w:rPr>
-          <w:rPr>
-            <w:color w:val="0000EE"/>
-            <w:u w:val="single"/>
-          </w:rPr>
-          <w:t>Yer. 31:33</w:t>
-        </w:r>
-      </w:hyperlink>
+      <w:r>
+        <w:rPr>
+          <w:lang w:val="id_ID" w:bidi="id_ID"/>
+        </w:rPr>
+        <w:t>Yer. 31:33</w:t>
+      </w:r>
       <w:r>
         <w:rPr>
           <w:lang w:val="id_ID" w:bidi="id_ID"/>
         </w:rPr>
         <w:t xml:space="preserve">; </w:t>
       </w:r>
-      <w:hyperlink r:id="rId164">
-        <w:r>
-          <w:rPr>
-            <w:lang w:val="id_ID" w:bidi="id_ID"/>
-          </w:rPr>
-          <w:rPr>
-            <w:color w:val="0000EE"/>
-            <w:u w:val="single"/>
-          </w:rPr>
-          <w:t>Ibr. 8:10</w:t>
-        </w:r>
-      </w:hyperlink>
+      <w:r>
+        <w:rPr>
+          <w:lang w:val="id_ID" w:bidi="id_ID"/>
+        </w:rPr>
+        <w:t>Ibr. 8:10</w:t>
+      </w:r>
       <w:r>
         <w:rPr>
           <w:lang w:val="id_ID" w:bidi="id_ID"/>
         </w:rPr>
         <w:t xml:space="preserve">; bdk. </w:t>
       </w:r>
-      <w:hyperlink r:id="rId165">
-        <w:r>
-          <w:rPr>
-            <w:lang w:val="id_ID" w:bidi="id_ID"/>
-          </w:rPr>
-          <w:rPr>
-            <w:color w:val="0000EE"/>
-            <w:u w:val="single"/>
-          </w:rPr>
-          <w:t>2Kor. 3:2–3</w:t>
-        </w:r>
-      </w:hyperlink>
+      <w:r>
+        <w:rPr>
+          <w:lang w:val="id_ID" w:bidi="id_ID"/>
+        </w:rPr>
+        <w:t>2Kor. 3:2–3</w:t>
+      </w:r>
       <w:r>
         <w:rPr>
           <w:lang w:val="id_ID" w:bidi="id_ID"/>
@@ -4024,198 +3070,132 @@
         </w:rPr>
         <w:t>Dalam istilah Kristen, transformasi semacam itu melibatkan kepercayaan akan Injil dari "hati yang jujur dan baik" yang menyediakan tanah subur bagi Firman Allah (</w:t>
       </w:r>
-      <w:hyperlink r:id="rId131">
-        <w:r>
-          <w:rPr>
-            <w:lang w:val="id_ID" w:bidi="id_ID"/>
-          </w:rPr>
-          <w:rPr>
-            <w:color w:val="0000EE"/>
-            <w:u w:val="single"/>
-          </w:rPr>
-          <w:t>Luk. 8:15</w:t>
-        </w:r>
-      </w:hyperlink>
+      <w:r>
+        <w:rPr>
+          <w:lang w:val="id_ID" w:bidi="id_ID"/>
+        </w:rPr>
+        <w:t>Luk. 8:15</w:t>
+      </w:r>
       <w:r>
         <w:rPr>
           <w:lang w:val="id_ID" w:bidi="id_ID"/>
         </w:rPr>
         <w:t xml:space="preserve">; </w:t>
       </w:r>
-      <w:hyperlink r:id="rId166">
-        <w:r>
-          <w:rPr>
-            <w:lang w:val="id_ID" w:bidi="id_ID"/>
-          </w:rPr>
-          <w:rPr>
-            <w:color w:val="0000EE"/>
-            <w:u w:val="single"/>
-          </w:rPr>
-          <w:t>Rm. 10:9</w:t>
-        </w:r>
-      </w:hyperlink>
+      <w:r>
+        <w:rPr>
+          <w:lang w:val="id_ID" w:bidi="id_ID"/>
+        </w:rPr>
+        <w:t>Rm. 10:9</w:t>
+      </w:r>
       <w:r>
         <w:rPr>
           <w:lang w:val="id_ID" w:bidi="id_ID"/>
         </w:rPr>
         <w:t>). Hati yang sejati akan mendekat kepada Allah, mencintainya dengan seluruh akal budi, perasaan, dan kehendak (</w:t>
       </w:r>
-      <w:hyperlink r:id="rId167">
-        <w:r>
-          <w:rPr>
-            <w:lang w:val="id_ID" w:bidi="id_ID"/>
-          </w:rPr>
-          <w:rPr>
-            <w:color w:val="0000EE"/>
-            <w:u w:val="single"/>
-          </w:rPr>
-          <w:t>Luk. 10:27</w:t>
-        </w:r>
-      </w:hyperlink>
+      <w:r>
+        <w:rPr>
+          <w:lang w:val="id_ID" w:bidi="id_ID"/>
+        </w:rPr>
+        <w:t>Luk. 10:27</w:t>
+      </w:r>
       <w:r>
         <w:rPr>
           <w:lang w:val="id_ID" w:bidi="id_ID"/>
         </w:rPr>
         <w:t xml:space="preserve">; </w:t>
       </w:r>
-      <w:hyperlink r:id="rId168">
-        <w:r>
-          <w:rPr>
-            <w:lang w:val="id_ID" w:bidi="id_ID"/>
-          </w:rPr>
-          <w:rPr>
-            <w:color w:val="0000EE"/>
-            <w:u w:val="single"/>
-          </w:rPr>
-          <w:t>Ibr. 10:22</w:t>
-        </w:r>
-      </w:hyperlink>
+      <w:r>
+        <w:rPr>
+          <w:lang w:val="id_ID" w:bidi="id_ID"/>
+        </w:rPr>
+        <w:t>Ibr. 10:22</w:t>
+      </w:r>
       <w:r>
         <w:rPr>
           <w:lang w:val="id_ID" w:bidi="id_ID"/>
         </w:rPr>
         <w:t>). Kemudian Allah memberikan kekuatan, pahala, pembaruan, kasih karunia, damai, dan sukacita ke dalam hati (</w:t>
       </w:r>
-      <w:hyperlink r:id="rId169">
-        <w:r>
-          <w:rPr>
-            <w:lang w:val="id_ID" w:bidi="id_ID"/>
-          </w:rPr>
-          <w:rPr>
-            <w:color w:val="0000EE"/>
-            <w:u w:val="single"/>
-          </w:rPr>
-          <w:t>Mzm. 73:26</w:t>
-        </w:r>
-      </w:hyperlink>
+      <w:r>
+        <w:rPr>
+          <w:lang w:val="id_ID" w:bidi="id_ID"/>
+        </w:rPr>
+        <w:t>Mzm. 73:26</w:t>
+      </w:r>
       <w:r>
         <w:rPr>
           <w:lang w:val="id_ID" w:bidi="id_ID"/>
         </w:rPr>
         <w:t xml:space="preserve">; </w:t>
       </w:r>
-      <w:hyperlink r:id="rId170">
-        <w:r>
-          <w:rPr>
-            <w:lang w:val="id_ID" w:bidi="id_ID"/>
-          </w:rPr>
-          <w:rPr>
-            <w:color w:val="0000EE"/>
-            <w:u w:val="single"/>
-          </w:rPr>
-          <w:t>Yes. 57:15</w:t>
-        </w:r>
-      </w:hyperlink>
+      <w:r>
+        <w:rPr>
+          <w:lang w:val="id_ID" w:bidi="id_ID"/>
+        </w:rPr>
+        <w:t>Yes. 57:15</w:t>
+      </w:r>
       <w:r>
         <w:rPr>
           <w:lang w:val="id_ID" w:bidi="id_ID"/>
         </w:rPr>
         <w:t xml:space="preserve">; </w:t>
       </w:r>
-      <w:hyperlink r:id="rId171">
-        <w:r>
-          <w:rPr>
-            <w:lang w:val="id_ID" w:bidi="id_ID"/>
-          </w:rPr>
-          <w:rPr>
-            <w:color w:val="0000EE"/>
-            <w:u w:val="single"/>
-          </w:rPr>
-          <w:t>Kisah 2:46</w:t>
-        </w:r>
-      </w:hyperlink>
+      <w:r>
+        <w:rPr>
+          <w:lang w:val="id_ID" w:bidi="id_ID"/>
+        </w:rPr>
+        <w:t>Kisah 2:46</w:t>
+      </w:r>
       <w:r>
         <w:rPr>
           <w:lang w:val="id_ID" w:bidi="id_ID"/>
         </w:rPr>
         <w:t xml:space="preserve">; </w:t>
       </w:r>
-      <w:hyperlink r:id="rId172">
-        <w:r>
-          <w:rPr>
-            <w:lang w:val="id_ID" w:bidi="id_ID"/>
-          </w:rPr>
-          <w:rPr>
-            <w:color w:val="0000EE"/>
-            <w:u w:val="single"/>
-          </w:rPr>
-          <w:t>Flp. 4:7</w:t>
-        </w:r>
-      </w:hyperlink>
+      <w:r>
+        <w:rPr>
+          <w:lang w:val="id_ID" w:bidi="id_ID"/>
+        </w:rPr>
+        <w:t>Flp. 4:7</w:t>
+      </w:r>
       <w:r>
         <w:rPr>
           <w:lang w:val="id_ID" w:bidi="id_ID"/>
         </w:rPr>
         <w:t xml:space="preserve">; </w:t>
       </w:r>
-      <w:hyperlink r:id="rId173">
-        <w:r>
-          <w:rPr>
-            <w:lang w:val="id_ID" w:bidi="id_ID"/>
-          </w:rPr>
-          <w:rPr>
-            <w:color w:val="0000EE"/>
-            <w:u w:val="single"/>
-          </w:rPr>
-          <w:t>Ibr. 13:9</w:t>
-        </w:r>
-      </w:hyperlink>
+      <w:r>
+        <w:rPr>
+          <w:lang w:val="id_ID" w:bidi="id_ID"/>
+        </w:rPr>
+        <w:t>Ibr. 13:9</w:t>
+      </w:r>
       <w:r>
         <w:rPr>
           <w:lang w:val="id_ID" w:bidi="id_ID"/>
         </w:rPr>
         <w:t>). Maka cita-cita ideal sejak dulu kala dimungkinkan kembali, yaitu menjadi "seorang yang berkenan di hati Allah" (</w:t>
       </w:r>
-      <w:hyperlink r:id="rId174">
-        <w:r>
-          <w:rPr>
-            <w:lang w:val="id_ID" w:bidi="id_ID"/>
-          </w:rPr>
-          <w:rPr>
-            <w:color w:val="0000EE"/>
-            <w:u w:val="single"/>
-          </w:rPr>
-          <w:t>1Sam. 13:14</w:t>
-        </w:r>
-      </w:hyperlink>
+      <w:r>
+        <w:rPr>
+          <w:lang w:val="id_ID" w:bidi="id_ID"/>
+        </w:rPr>
+        <w:t>1Sam. 13:14</w:t>
+      </w:r>
       <w:r>
         <w:rPr>
           <w:lang w:val="id_ID" w:bidi="id_ID"/>
         </w:rPr>
         <w:t xml:space="preserve">; </w:t>
       </w:r>
-      <w:hyperlink r:id="rId175">
-        <w:r>
-          <w:rPr>
-            <w:lang w:val="id_ID" w:bidi="id_ID"/>
-          </w:rPr>
-          <w:rPr>
-            <w:color w:val="0000EE"/>
-            <w:u w:val="single"/>
-          </w:rPr>
-          <w:t>Kisah 13:22</w:t>
-        </w:r>
-      </w:hyperlink>
+      <w:r>
+        <w:rPr>
+          <w:lang w:val="id_ID" w:bidi="id_ID"/>
+        </w:rPr>
+        <w:t>Kisah 13:22</w:t>
+      </w:r>
       <w:r>
         <w:rPr>
           <w:lang w:val="id_ID" w:bidi="id_ID"/>
@@ -4354,108 +3334,72 @@
         </w:rPr>
         <w:t>Dalam Perjanjian Lama, jiwa sangat penting bagi kehidupan manusia. Kata Ibrani dan Yunani untuk jiwa sering kali berarti "kehidupan" dan kadang-kadang dapat merujuk pada kehidupan hewan (</w:t>
       </w:r>
-      <w:hyperlink r:id="rId176">
-        <w:r>
-          <w:rPr>
-            <w:lang w:val="id_ID" w:bidi="id_ID"/>
-          </w:rPr>
-          <w:rPr>
-            <w:color w:val="0000EE"/>
-            <w:u w:val="single"/>
-          </w:rPr>
-          <w:t>Kej. 1:20</w:t>
-        </w:r>
-      </w:hyperlink>
+      <w:r>
+        <w:rPr>
+          <w:lang w:val="id_ID" w:bidi="id_ID"/>
+        </w:rPr>
+        <w:t>Kej. 1:20</w:t>
+      </w:r>
       <w:r>
         <w:rPr>
           <w:lang w:val="id_ID" w:bidi="id_ID"/>
         </w:rPr>
         <w:t xml:space="preserve">; </w:t>
       </w:r>
-      <w:hyperlink r:id="rId177">
-        <w:r>
-          <w:rPr>
-            <w:lang w:val="id_ID" w:bidi="id_ID"/>
-          </w:rPr>
-          <w:rPr>
-            <w:color w:val="0000EE"/>
-            <w:u w:val="single"/>
-          </w:rPr>
-          <w:t>Im. 11:10</w:t>
-        </w:r>
-      </w:hyperlink>
+      <w:r>
+        <w:rPr>
+          <w:lang w:val="id_ID" w:bidi="id_ID"/>
+        </w:rPr>
+        <w:t>Im. 11:10</w:t>
+      </w:r>
       <w:r>
         <w:rPr>
           <w:lang w:val="id_ID" w:bidi="id_ID"/>
         </w:rPr>
         <w:t>). “Jiwa ganti jiwa” berarti “nyawa ganti nyawa” (</w:t>
       </w:r>
-      <w:hyperlink r:id="rId178">
-        <w:r>
-          <w:rPr>
-            <w:lang w:val="id_ID" w:bidi="id_ID"/>
-          </w:rPr>
-          <w:rPr>
-            <w:color w:val="0000EE"/>
-            <w:u w:val="single"/>
-          </w:rPr>
-          <w:t>Kel. 21:23</w:t>
-        </w:r>
-      </w:hyperlink>
+      <w:r>
+        <w:rPr>
+          <w:lang w:val="id_ID" w:bidi="id_ID"/>
+        </w:rPr>
+        <w:t>Kel. 21:23</w:t>
+      </w:r>
       <w:r>
         <w:rPr>
           <w:lang w:val="id_ID" w:bidi="id_ID"/>
         </w:rPr>
         <w:t xml:space="preserve">). Dalam teks hukum, jiwa berarti diri orang itu sendiri dalam kaitannya dengan hukum (misalnya, “Jika satu jiwa tidak dengan sengaja berbuat dosa…,” </w:t>
       </w:r>
-      <w:hyperlink r:id="rId179">
-        <w:r>
-          <w:rPr>
-            <w:lang w:val="id_ID" w:bidi="id_ID"/>
-          </w:rPr>
-          <w:rPr>
-            <w:color w:val="0000EE"/>
-            <w:u w:val="single"/>
-          </w:rPr>
-          <w:t>Im. 4:2 KJV</w:t>
-        </w:r>
-      </w:hyperlink>
+      <w:r>
+        <w:rPr>
+          <w:lang w:val="id_ID" w:bidi="id_ID"/>
+        </w:rPr>
+        <w:t>Im. 4:2 KJV</w:t>
+      </w:r>
       <w:r>
         <w:rPr>
           <w:lang w:val="id_ID" w:bidi="id_ID"/>
         </w:rPr>
         <w:t>). Ketika orang dihitung, mereka dihitung sebagai jiwa, yang berarti orang (</w:t>
       </w:r>
-      <w:hyperlink r:id="rId180">
-        <w:r>
-          <w:rPr>
-            <w:lang w:val="id_ID" w:bidi="id_ID"/>
-          </w:rPr>
-          <w:rPr>
-            <w:color w:val="0000EE"/>
-            <w:u w:val="single"/>
-          </w:rPr>
-          <w:t>Kel. 1:5</w:t>
-        </w:r>
-      </w:hyperlink>
+      <w:r>
+        <w:rPr>
+          <w:lang w:val="id_ID" w:bidi="id_ID"/>
+        </w:rPr>
+        <w:t>Kel. 1:5</w:t>
+      </w:r>
       <w:r>
         <w:rPr>
           <w:lang w:val="id_ID" w:bidi="id_ID"/>
         </w:rPr>
         <w:t xml:space="preserve">; </w:t>
       </w:r>
-      <w:hyperlink r:id="rId181">
-        <w:r>
-          <w:rPr>
-            <w:lang w:val="id_ID" w:bidi="id_ID"/>
-          </w:rPr>
-          <w:rPr>
-            <w:color w:val="0000EE"/>
-            <w:u w:val="single"/>
-          </w:rPr>
-          <w:t>Ul. 10:22</w:t>
-        </w:r>
-      </w:hyperlink>
+      <w:r>
+        <w:rPr>
+          <w:lang w:val="id_ID" w:bidi="id_ID"/>
+        </w:rPr>
+        <w:t>Ul. 10:22</w:t>
+      </w:r>
       <w:r>
         <w:rPr>
           <w:lang w:val="id_ID" w:bidi="id_ID"/>
@@ -4476,18 +3420,12 @@
         </w:rPr>
         <w:t>Lebih sempit, jiwa merujuk pada emosi manusia dan kekuatan batin. Orang-orang dipanggil untuk mengasihi Allah dengan segenap hati dan jiwa mereka (</w:t>
       </w:r>
-      <w:hyperlink r:id="rId182">
-        <w:r>
-          <w:rPr>
-            <w:lang w:val="id_ID" w:bidi="id_ID"/>
-          </w:rPr>
-          <w:rPr>
-            <w:color w:val="0000EE"/>
-            <w:u w:val="single"/>
-          </w:rPr>
-          <w:t>Ul. 13:3</w:t>
-        </w:r>
-      </w:hyperlink>
+      <w:r>
+        <w:rPr>
+          <w:lang w:val="id_ID" w:bidi="id_ID"/>
+        </w:rPr>
+        <w:t>Ul. 13:3</w:t>
+      </w:r>
       <w:r>
         <w:rPr>
           <w:lang w:val="id_ID" w:bidi="id_ID"/>
@@ -4526,18 +3464,12 @@
         </w:rPr>
         <w:t>Pengetahuan dan pemahaman (</w:t>
       </w:r>
-      <w:hyperlink r:id="rId183">
-        <w:r>
-          <w:rPr>
-            <w:lang w:val="id_ID" w:bidi="id_ID"/>
-          </w:rPr>
-          <w:rPr>
-            <w:color w:val="0000EE"/>
-            <w:u w:val="single"/>
-          </w:rPr>
-          <w:t>Mzm. 139:14</w:t>
-        </w:r>
-      </w:hyperlink>
+      <w:r>
+        <w:rPr>
+          <w:lang w:val="id_ID" w:bidi="id_ID"/>
+        </w:rPr>
+        <w:t>Mzm. 139:14</w:t>
+      </w:r>
       <w:r>
         <w:rPr>
           <w:lang w:val="id_ID" w:bidi="id_ID"/>
@@ -4562,18 +3494,12 @@
         </w:rPr>
         <w:t>Pikiran (</w:t>
       </w:r>
-      <w:hyperlink r:id="rId184">
-        <w:r>
-          <w:rPr>
-            <w:lang w:val="id_ID" w:bidi="id_ID"/>
-          </w:rPr>
-          <w:rPr>
-            <w:color w:val="0000EE"/>
-            <w:u w:val="single"/>
-          </w:rPr>
-          <w:t>1Sam. 20:3</w:t>
-        </w:r>
-      </w:hyperlink>
+      <w:r>
+        <w:rPr>
+          <w:lang w:val="id_ID" w:bidi="id_ID"/>
+        </w:rPr>
+        <w:t>1Sam. 20:3</w:t>
+      </w:r>
       <w:r>
         <w:rPr>
           <w:lang w:val="id_ID" w:bidi="id_ID"/>
@@ -4598,18 +3524,12 @@
         </w:rPr>
         <w:t>Cinta (</w:t>
       </w:r>
-      <w:hyperlink r:id="rId185">
-        <w:r>
-          <w:rPr>
-            <w:lang w:val="id_ID" w:bidi="id_ID"/>
-          </w:rPr>
-          <w:rPr>
-            <w:color w:val="0000EE"/>
-            <w:u w:val="single"/>
-          </w:rPr>
-          <w:t>1Sam. 18:1</w:t>
-        </w:r>
-      </w:hyperlink>
+      <w:r>
+        <w:rPr>
+          <w:lang w:val="id_ID" w:bidi="id_ID"/>
+        </w:rPr>
+        <w:t>1Sam. 18:1</w:t>
+      </w:r>
       <w:r>
         <w:rPr>
           <w:lang w:val="id_ID" w:bidi="id_ID"/>
@@ -4634,18 +3554,12 @@
         </w:rPr>
         <w:t>Ingatan (</w:t>
       </w:r>
-      <w:hyperlink r:id="rId186">
-        <w:r>
-          <w:rPr>
-            <w:lang w:val="id_ID" w:bidi="id_ID"/>
-          </w:rPr>
-          <w:rPr>
-            <w:color w:val="0000EE"/>
-            <w:u w:val="single"/>
-          </w:rPr>
-          <w:t>Rat. 3:20</w:t>
-        </w:r>
-      </w:hyperlink>
+      <w:r>
+        <w:rPr>
+          <w:lang w:val="id_ID" w:bidi="id_ID"/>
+        </w:rPr>
+        <w:t>Rat. 3:20</w:t>
+      </w:r>
       <w:r>
         <w:rPr>
           <w:lang w:val="id_ID" w:bidi="id_ID"/>
@@ -4680,18 +3594,12 @@
         </w:rPr>
         <w:t xml:space="preserve">Perjanjian Lama tidak mengajarkan bahwa jiwa berpindah ke tubuh lain setelah kematian. Manusia dipandang sebagai kesatuan tubuh dan jiwa, artinya satu orang dilihat dari sudut pandang yang berbeda. Dalam </w:t>
       </w:r>
-      <w:hyperlink r:id="rId187">
-        <w:r>
-          <w:rPr>
-            <w:lang w:val="id_ID" w:bidi="id_ID"/>
-          </w:rPr>
-          <w:rPr>
-            <w:color w:val="0000EE"/>
-            <w:u w:val="single"/>
-          </w:rPr>
-          <w:t>Kej. 2:7</w:t>
-        </w:r>
-      </w:hyperlink>
+      <w:r>
+        <w:rPr>
+          <w:lang w:val="id_ID" w:bidi="id_ID"/>
+        </w:rPr>
+        <w:t>Kej. 2:7</w:t>
+      </w:r>
       <w:r>
         <w:rPr>
           <w:lang w:val="id_ID" w:bidi="id_ID"/>
@@ -4711,234 +3619,156 @@
         </w:rPr>
         <w:t xml:space="preserve"> karena jelas mereka memiliki tubuh. Penggunaan kata dalam bahasa aslinya menyoroti aspek vital manusia sebagai "makhluk hidup." Ini tidak berarti manusia menjadi jiwa, tetapi menyoroti aspek penting dari menjadi "makhluk hidup." Gagasan Ibrani tentang kesatuan pribadi membantu menjelaskan pandangan samar tentang kehidupan setelah kematian dalam Perjanjian Lama, karena sulit membayangkan keberadaan tanpa tubuh (</w:t>
       </w:r>
-      <w:hyperlink r:id="rId188">
-        <w:r>
-          <w:rPr>
-            <w:lang w:val="id_ID" w:bidi="id_ID"/>
-          </w:rPr>
-          <w:rPr>
-            <w:color w:val="0000EE"/>
-            <w:u w:val="single"/>
-          </w:rPr>
-          <w:t>Mzm. 16:10</w:t>
-        </w:r>
-      </w:hyperlink>
+      <w:r>
+        <w:rPr>
+          <w:lang w:val="id_ID" w:bidi="id_ID"/>
+        </w:rPr>
+        <w:t>Mzm. 16:10</w:t>
+      </w:r>
       <w:r>
         <w:rPr>
           <w:lang w:val="id_ID" w:bidi="id_ID"/>
         </w:rPr>
         <w:t xml:space="preserve">; </w:t>
       </w:r>
-      <w:hyperlink r:id="rId189">
-        <w:r>
-          <w:rPr>
-            <w:lang w:val="id_ID" w:bidi="id_ID"/>
-          </w:rPr>
-          <w:rPr>
-            <w:color w:val="0000EE"/>
-            <w:u w:val="single"/>
-          </w:rPr>
-          <w:t>49:15</w:t>
-        </w:r>
-      </w:hyperlink>
+      <w:r>
+        <w:rPr>
+          <w:lang w:val="id_ID" w:bidi="id_ID"/>
+        </w:rPr>
+        <w:t>49:15</w:t>
+      </w:r>
       <w:r>
         <w:rPr>
           <w:lang w:val="id_ID" w:bidi="id_ID"/>
         </w:rPr>
         <w:t xml:space="preserve">; </w:t>
       </w:r>
-      <w:hyperlink r:id="rId190">
-        <w:r>
-          <w:rPr>
-            <w:lang w:val="id_ID" w:bidi="id_ID"/>
-          </w:rPr>
-          <w:rPr>
-            <w:color w:val="0000EE"/>
-            <w:u w:val="single"/>
-          </w:rPr>
-          <w:t>88:3–12</w:t>
-        </w:r>
-      </w:hyperlink>
+      <w:r>
+        <w:rPr>
+          <w:lang w:val="id_ID" w:bidi="id_ID"/>
+        </w:rPr>
+        <w:t>88:3–12</w:t>
+      </w:r>
       <w:r>
         <w:rPr>
           <w:lang w:val="id_ID" w:bidi="id_ID"/>
         </w:rPr>
         <w:t>). Di mana harapan akan kehidupan setelah kematian ada, itu disebabkan oleh iman pada kekuasaan Allah atas kematian, percaya bahwa persekutuan dengan-Nya berlanjut setelah kematian (</w:t>
       </w:r>
-      <w:hyperlink r:id="rId191">
-        <w:r>
-          <w:rPr>
-            <w:lang w:val="id_ID" w:bidi="id_ID"/>
-          </w:rPr>
-          <w:rPr>
-            <w:color w:val="0000EE"/>
-            <w:u w:val="single"/>
-          </w:rPr>
-          <w:t>Kel. 3:6</w:t>
-        </w:r>
-      </w:hyperlink>
+      <w:r>
+        <w:rPr>
+          <w:lang w:val="id_ID" w:bidi="id_ID"/>
+        </w:rPr>
+        <w:t>Kel. 3:6</w:t>
+      </w:r>
       <w:r>
         <w:rPr>
           <w:lang w:val="id_ID" w:bidi="id_ID"/>
         </w:rPr>
         <w:t xml:space="preserve">; </w:t>
       </w:r>
-      <w:hyperlink r:id="rId192">
-        <w:r>
-          <w:rPr>
-            <w:lang w:val="id_ID" w:bidi="id_ID"/>
-          </w:rPr>
-          <w:rPr>
-            <w:color w:val="0000EE"/>
-            <w:u w:val="single"/>
-          </w:rPr>
-          <w:t>1Sam. 2:6</w:t>
-        </w:r>
-      </w:hyperlink>
+      <w:r>
+        <w:rPr>
+          <w:lang w:val="id_ID" w:bidi="id_ID"/>
+        </w:rPr>
+        <w:t>1Sam. 2:6</w:t>
+      </w:r>
       <w:r>
         <w:rPr>
           <w:lang w:val="id_ID" w:bidi="id_ID"/>
         </w:rPr>
         <w:t xml:space="preserve">; </w:t>
       </w:r>
-      <w:hyperlink r:id="rId193">
-        <w:r>
-          <w:rPr>
-            <w:lang w:val="id_ID" w:bidi="id_ID"/>
-          </w:rPr>
-          <w:rPr>
-            <w:color w:val="0000EE"/>
-            <w:u w:val="single"/>
-          </w:rPr>
-          <w:t>Ayb. 19:25–26</w:t>
-        </w:r>
-      </w:hyperlink>
+      <w:r>
+        <w:rPr>
+          <w:lang w:val="id_ID" w:bidi="id_ID"/>
+        </w:rPr>
+        <w:t>Ayb. 19:25–26</w:t>
+      </w:r>
       <w:r>
         <w:rPr>
           <w:lang w:val="id_ID" w:bidi="id_ID"/>
         </w:rPr>
         <w:t xml:space="preserve">; </w:t>
       </w:r>
-      <w:hyperlink r:id="rId194">
-        <w:r>
-          <w:rPr>
-            <w:lang w:val="id_ID" w:bidi="id_ID"/>
-          </w:rPr>
-          <w:rPr>
-            <w:color w:val="0000EE"/>
-            <w:u w:val="single"/>
-          </w:rPr>
-          <w:t>Mzm. 16:10–11</w:t>
-        </w:r>
-      </w:hyperlink>
+      <w:r>
+        <w:rPr>
+          <w:lang w:val="id_ID" w:bidi="id_ID"/>
+        </w:rPr>
+        <w:t>Mzm. 16:10–11</w:t>
+      </w:r>
       <w:r>
         <w:rPr>
           <w:lang w:val="id_ID" w:bidi="id_ID"/>
         </w:rPr>
         <w:t xml:space="preserve">; </w:t>
       </w:r>
-      <w:hyperlink r:id="rId195">
-        <w:r>
-          <w:rPr>
-            <w:lang w:val="id_ID" w:bidi="id_ID"/>
-          </w:rPr>
-          <w:rPr>
-            <w:color w:val="0000EE"/>
-            <w:u w:val="single"/>
-          </w:rPr>
-          <w:t>73:24–25</w:t>
-        </w:r>
-      </w:hyperlink>
+      <w:r>
+        <w:rPr>
+          <w:lang w:val="id_ID" w:bidi="id_ID"/>
+        </w:rPr>
+        <w:t>73:24–25</w:t>
+      </w:r>
       <w:r>
         <w:rPr>
           <w:lang w:val="id_ID" w:bidi="id_ID"/>
         </w:rPr>
         <w:t xml:space="preserve">; </w:t>
       </w:r>
-      <w:hyperlink r:id="rId196">
-        <w:r>
-          <w:rPr>
-            <w:lang w:val="id_ID" w:bidi="id_ID"/>
-          </w:rPr>
-          <w:rPr>
-            <w:color w:val="0000EE"/>
-            <w:u w:val="single"/>
-          </w:rPr>
-          <w:t>Yes. 25:8</w:t>
-        </w:r>
-      </w:hyperlink>
+      <w:r>
+        <w:rPr>
+          <w:lang w:val="id_ID" w:bidi="id_ID"/>
+        </w:rPr>
+        <w:t>Yes. 25:8</w:t>
+      </w:r>
       <w:r>
         <w:rPr>
           <w:lang w:val="id_ID" w:bidi="id_ID"/>
         </w:rPr>
         <w:t xml:space="preserve">; </w:t>
       </w:r>
-      <w:hyperlink r:id="rId197">
-        <w:r>
-          <w:rPr>
-            <w:lang w:val="id_ID" w:bidi="id_ID"/>
-          </w:rPr>
-          <w:rPr>
-            <w:color w:val="0000EE"/>
-            <w:u w:val="single"/>
-          </w:rPr>
-          <w:t>26:19</w:t>
-        </w:r>
-      </w:hyperlink>
+      <w:r>
+        <w:rPr>
+          <w:lang w:val="id_ID" w:bidi="id_ID"/>
+        </w:rPr>
+        <w:t>26:19</w:t>
+      </w:r>
       <w:r>
         <w:rPr>
           <w:lang w:val="id_ID" w:bidi="id_ID"/>
         </w:rPr>
         <w:t xml:space="preserve">; </w:t>
       </w:r>
-      <w:hyperlink r:id="rId198">
-        <w:r>
-          <w:rPr>
-            <w:lang w:val="id_ID" w:bidi="id_ID"/>
-          </w:rPr>
-          <w:rPr>
-            <w:color w:val="0000EE"/>
-            <w:u w:val="single"/>
-          </w:rPr>
-          <w:t>Dan. 12:2</w:t>
-        </w:r>
-      </w:hyperlink>
+      <w:r>
+        <w:rPr>
+          <w:lang w:val="id_ID" w:bidi="id_ID"/>
+        </w:rPr>
+        <w:t>Dan. 12:2</w:t>
+      </w:r>
       <w:r>
         <w:rPr>
           <w:lang w:val="id_ID" w:bidi="id_ID"/>
         </w:rPr>
         <w:t xml:space="preserve">; </w:t>
       </w:r>
-      <w:hyperlink r:id="rId199">
-        <w:r>
-          <w:rPr>
-            <w:lang w:val="id_ID" w:bidi="id_ID"/>
-          </w:rPr>
-          <w:rPr>
-            <w:color w:val="0000EE"/>
-            <w:u w:val="single"/>
-          </w:rPr>
-          <w:t>Hos. 6:1–3</w:t>
-        </w:r>
-      </w:hyperlink>
+      <w:r>
+        <w:rPr>
+          <w:lang w:val="id_ID" w:bidi="id_ID"/>
+        </w:rPr>
+        <w:t>Hos. 6:1–3</w:t>
+      </w:r>
       <w:r>
         <w:rPr>
           <w:lang w:val="id_ID" w:bidi="id_ID"/>
         </w:rPr>
         <w:t xml:space="preserve">; </w:t>
       </w:r>
-      <w:hyperlink r:id="rId200">
-        <w:r>
-          <w:rPr>
-            <w:lang w:val="id_ID" w:bidi="id_ID"/>
-          </w:rPr>
-          <w:rPr>
-            <w:color w:val="0000EE"/>
-            <w:u w:val="single"/>
-          </w:rPr>
-          <w:t>13:14</w:t>
-        </w:r>
-      </w:hyperlink>
+      <w:r>
+        <w:rPr>
+          <w:lang w:val="id_ID" w:bidi="id_ID"/>
+        </w:rPr>
+        <w:t>13:14</w:t>
+      </w:r>
       <w:r>
         <w:rPr>
           <w:lang w:val="id_ID" w:bidi="id_ID"/>
@@ -4983,204 +3813,132 @@
         </w:rPr>
         <w:t>) memiliki makna yang mirip dengan yang ada dalam Perjanjian Lama. Seringkali artinya sama dengan kehidupan itu sendiri. Pengikut Yesus mempertaruhkan nyawa mereka (jiwa) demi Dia (</w:t>
       </w:r>
-      <w:hyperlink r:id="rId201">
-        <w:r>
-          <w:rPr>
-            <w:lang w:val="id_ID" w:bidi="id_ID"/>
-          </w:rPr>
-          <w:rPr>
-            <w:color w:val="0000EE"/>
-            <w:u w:val="single"/>
-          </w:rPr>
-          <w:t>Kisah 15:26</w:t>
-        </w:r>
-      </w:hyperlink>
+      <w:r>
+        <w:rPr>
+          <w:lang w:val="id_ID" w:bidi="id_ID"/>
+        </w:rPr>
+        <w:t>Kisah 15:26</w:t>
+      </w:r>
       <w:r>
         <w:rPr>
           <w:lang w:val="id_ID" w:bidi="id_ID"/>
         </w:rPr>
         <w:t xml:space="preserve">; bandingkan </w:t>
       </w:r>
-      <w:hyperlink r:id="rId202">
-        <w:r>
-          <w:rPr>
-            <w:lang w:val="id_ID" w:bidi="id_ID"/>
-          </w:rPr>
-          <w:rPr>
-            <w:color w:val="0000EE"/>
-            <w:u w:val="single"/>
-          </w:rPr>
-          <w:t>Yoh. 13:37</w:t>
-        </w:r>
-      </w:hyperlink>
+      <w:r>
+        <w:rPr>
+          <w:lang w:val="id_ID" w:bidi="id_ID"/>
+        </w:rPr>
+        <w:t>Yoh. 13:37</w:t>
+      </w:r>
       <w:r>
         <w:rPr>
           <w:lang w:val="id_ID" w:bidi="id_ID"/>
         </w:rPr>
         <w:t xml:space="preserve">; </w:t>
       </w:r>
-      <w:hyperlink r:id="rId203">
-        <w:r>
-          <w:rPr>
-            <w:lang w:val="id_ID" w:bidi="id_ID"/>
-          </w:rPr>
-          <w:rPr>
-            <w:color w:val="0000EE"/>
-            <w:u w:val="single"/>
-          </w:rPr>
-          <w:t>Rm. 16:4</w:t>
-        </w:r>
-      </w:hyperlink>
+      <w:r>
+        <w:rPr>
+          <w:lang w:val="id_ID" w:bidi="id_ID"/>
+        </w:rPr>
+        <w:t>Rm. 16:4</w:t>
+      </w:r>
       <w:r>
         <w:rPr>
           <w:lang w:val="id_ID" w:bidi="id_ID"/>
         </w:rPr>
         <w:t xml:space="preserve">; </w:t>
       </w:r>
-      <w:hyperlink r:id="rId204">
-        <w:r>
-          <w:rPr>
-            <w:lang w:val="id_ID" w:bidi="id_ID"/>
-          </w:rPr>
-          <w:rPr>
-            <w:color w:val="0000EE"/>
-            <w:u w:val="single"/>
-          </w:rPr>
-          <w:t>Flp. 2:30</w:t>
-        </w:r>
-      </w:hyperlink>
+      <w:r>
+        <w:rPr>
+          <w:lang w:val="id_ID" w:bidi="id_ID"/>
+        </w:rPr>
+        <w:t>Flp. 2:30</w:t>
+      </w:r>
       <w:r>
         <w:rPr>
           <w:lang w:val="id_ID" w:bidi="id_ID"/>
         </w:rPr>
         <w:t>). Yesus, sebagai Anak Manusia, datang untuk melayani dan memberikan nyawa-Nya (jiwa) sebagai tebusan bagi banyak orang (</w:t>
       </w:r>
-      <w:hyperlink r:id="rId205">
-        <w:r>
-          <w:rPr>
-            <w:lang w:val="id_ID" w:bidi="id_ID"/>
-          </w:rPr>
-          <w:rPr>
-            <w:color w:val="0000EE"/>
-            <w:u w:val="single"/>
-          </w:rPr>
-          <w:t>Mat. 20:28</w:t>
-        </w:r>
-      </w:hyperlink>
+      <w:r>
+        <w:rPr>
+          <w:lang w:val="id_ID" w:bidi="id_ID"/>
+        </w:rPr>
+        <w:t>Mat. 20:28</w:t>
+      </w:r>
       <w:r>
         <w:rPr>
           <w:lang w:val="id_ID" w:bidi="id_ID"/>
         </w:rPr>
         <w:t xml:space="preserve">; </w:t>
       </w:r>
-      <w:hyperlink r:id="rId206">
-        <w:r>
-          <w:rPr>
-            <w:lang w:val="id_ID" w:bidi="id_ID"/>
-          </w:rPr>
-          <w:rPr>
-            <w:color w:val="0000EE"/>
-            <w:u w:val="single"/>
-          </w:rPr>
-          <w:t>Mrk. 10:45</w:t>
-        </w:r>
-      </w:hyperlink>
+      <w:r>
+        <w:rPr>
+          <w:lang w:val="id_ID" w:bidi="id_ID"/>
+        </w:rPr>
+        <w:t>Mrk. 10:45</w:t>
+      </w:r>
       <w:r>
         <w:rPr>
           <w:lang w:val="id_ID" w:bidi="id_ID"/>
         </w:rPr>
         <w:t>). Sebagai Gembala yang Baik, Dia menyerahkan nyawa-Nya (jiwa) untuk domba-domba (</w:t>
       </w:r>
-      <w:hyperlink r:id="rId207">
-        <w:r>
-          <w:rPr>
-            <w:lang w:val="id_ID" w:bidi="id_ID"/>
-          </w:rPr>
-          <w:rPr>
-            <w:color w:val="0000EE"/>
-            <w:u w:val="single"/>
-          </w:rPr>
-          <w:t>Yoh. 10:14, 17</w:t>
-        </w:r>
-      </w:hyperlink>
-      <w:hyperlink r:id="rId208">
-        <w:r>
-          <w:rPr>
-            <w:lang w:val="id_ID" w:bidi="id_ID"/>
-          </w:rPr>
-          <w:rPr>
-            <w:color w:val="0000EE"/>
-            <w:u w:val="single"/>
-          </w:rPr>
-          <w:t>–</w:t>
-        </w:r>
-      </w:hyperlink>
-      <w:hyperlink r:id="rId207">
-        <w:r>
-          <w:rPr>
-            <w:lang w:val="id_ID" w:bidi="id_ID"/>
-          </w:rPr>
-          <w:rPr>
-            <w:color w:val="0000EE"/>
-            <w:u w:val="single"/>
-          </w:rPr>
-          <w:t>18</w:t>
-        </w:r>
-      </w:hyperlink>
+      <w:r>
+        <w:rPr>
+          <w:lang w:val="id_ID" w:bidi="id_ID"/>
+        </w:rPr>
+        <w:t>Yoh. 10:14, 17</w:t>
+      </w:r>
+      <w:r>
+        <w:rPr>
+          <w:lang w:val="id_ID" w:bidi="id_ID"/>
+        </w:rPr>
+        <w:t>–</w:t>
+      </w:r>
+      <w:r>
+        <w:rPr>
+          <w:lang w:val="id_ID" w:bidi="id_ID"/>
+        </w:rPr>
+        <w:t>18</w:t>
+      </w:r>
       <w:r>
         <w:rPr>
           <w:lang w:val="id_ID" w:bidi="id_ID"/>
         </w:rPr>
         <w:t xml:space="preserve">). Dalam </w:t>
       </w:r>
-      <w:hyperlink r:id="rId209">
-        <w:r>
-          <w:rPr>
-            <w:lang w:val="id_ID" w:bidi="id_ID"/>
-          </w:rPr>
-          <w:rPr>
-            <w:color w:val="0000EE"/>
-            <w:u w:val="single"/>
-          </w:rPr>
-          <w:t xml:space="preserve">Luk. 14:26, </w:t>
-        </w:r>
-      </w:hyperlink>
+      <w:r>
+        <w:rPr>
+          <w:lang w:val="id_ID" w:bidi="id_ID"/>
+        </w:rPr>
+        <w:t xml:space="preserve">Luk. 14:26, </w:t>
+      </w:r>
       <w:r>
         <w:rPr>
           <w:lang w:val="id_ID" w:bidi="id_ID"/>
         </w:rPr>
         <w:t xml:space="preserve">pemuridan berarti bersedia menyangkal diri hingga kehilangan nyawa demi Kristus (bandingkan </w:t>
       </w:r>
-      <w:hyperlink r:id="rId210">
-        <w:r>
-          <w:rPr>
-            <w:lang w:val="id_ID" w:bidi="id_ID"/>
-          </w:rPr>
-          <w:rPr>
-            <w:color w:val="0000EE"/>
-            <w:u w:val="single"/>
-          </w:rPr>
-          <w:t>Luk. 9:23</w:t>
-        </w:r>
-      </w:hyperlink>
+      <w:r>
+        <w:rPr>
+          <w:lang w:val="id_ID" w:bidi="id_ID"/>
+        </w:rPr>
+        <w:t>Luk. 9:23</w:t>
+      </w:r>
       <w:r>
         <w:rPr>
           <w:lang w:val="id_ID" w:bidi="id_ID"/>
         </w:rPr>
         <w:t xml:space="preserve">; </w:t>
       </w:r>
-      <w:hyperlink r:id="rId211">
-        <w:r>
-          <w:rPr>
-            <w:lang w:val="id_ID" w:bidi="id_ID"/>
-          </w:rPr>
-          <w:rPr>
-            <w:color w:val="0000EE"/>
-            <w:u w:val="single"/>
-          </w:rPr>
-          <w:t>Why. 12:11</w:t>
-        </w:r>
-      </w:hyperlink>
+      <w:r>
+        <w:rPr>
+          <w:lang w:val="id_ID" w:bidi="id_ID"/>
+        </w:rPr>
+        <w:t>Why. 12:11</w:t>
+      </w:r>
       <w:r>
         <w:rPr>
           <w:lang w:val="id_ID" w:bidi="id_ID"/>
@@ -5201,270 +3959,180 @@
         </w:rPr>
         <w:t>Seringkali "jiwa" dapat berarti "orang" (</w:t>
       </w:r>
-      <w:hyperlink r:id="rId212">
-        <w:r>
-          <w:rPr>
-            <w:lang w:val="id_ID" w:bidi="id_ID"/>
-          </w:rPr>
-          <w:rPr>
-            <w:color w:val="0000EE"/>
-            <w:u w:val="single"/>
-          </w:rPr>
-          <w:t>Kisah 2:43</w:t>
-        </w:r>
-      </w:hyperlink>
+      <w:r>
+        <w:rPr>
+          <w:lang w:val="id_ID" w:bidi="id_ID"/>
+        </w:rPr>
+        <w:t>Kisah 2:43</w:t>
+      </w:r>
       <w:r>
         <w:rPr>
           <w:lang w:val="id_ID" w:bidi="id_ID"/>
         </w:rPr>
         <w:t xml:space="preserve">; </w:t>
       </w:r>
-      <w:hyperlink r:id="rId213">
-        <w:r>
-          <w:rPr>
-            <w:lang w:val="id_ID" w:bidi="id_ID"/>
-          </w:rPr>
-          <w:rPr>
-            <w:color w:val="0000EE"/>
-            <w:u w:val="single"/>
-          </w:rPr>
-          <w:t>3:23</w:t>
-        </w:r>
-      </w:hyperlink>
+      <w:r>
+        <w:rPr>
+          <w:lang w:val="id_ID" w:bidi="id_ID"/>
+        </w:rPr>
+        <w:t>3:23</w:t>
+      </w:r>
       <w:r>
         <w:rPr>
           <w:lang w:val="id_ID" w:bidi="id_ID"/>
         </w:rPr>
         <w:t xml:space="preserve">; </w:t>
       </w:r>
-      <w:hyperlink r:id="rId214">
-        <w:r>
-          <w:rPr>
-            <w:lang w:val="id_ID" w:bidi="id_ID"/>
-          </w:rPr>
-          <w:rPr>
-            <w:color w:val="0000EE"/>
-            <w:u w:val="single"/>
-          </w:rPr>
-          <w:t>7:14</w:t>
-        </w:r>
-      </w:hyperlink>
+      <w:r>
+        <w:rPr>
+          <w:lang w:val="id_ID" w:bidi="id_ID"/>
+        </w:rPr>
+        <w:t>7:14</w:t>
+      </w:r>
       <w:r>
         <w:rPr>
           <w:lang w:val="id_ID" w:bidi="id_ID"/>
         </w:rPr>
         <w:t xml:space="preserve">; </w:t>
       </w:r>
-      <w:hyperlink r:id="rId215">
-        <w:r>
-          <w:rPr>
-            <w:lang w:val="id_ID" w:bidi="id_ID"/>
-          </w:rPr>
-          <w:rPr>
-            <w:color w:val="0000EE"/>
-            <w:u w:val="single"/>
-          </w:rPr>
-          <w:t>Rm. 2:9</w:t>
-        </w:r>
-      </w:hyperlink>
+      <w:r>
+        <w:rPr>
+          <w:lang w:val="id_ID" w:bidi="id_ID"/>
+        </w:rPr>
+        <w:t>Rm. 2:9</w:t>
+      </w:r>
       <w:r>
         <w:rPr>
           <w:lang w:val="id_ID" w:bidi="id_ID"/>
         </w:rPr>
         <w:t xml:space="preserve">; </w:t>
       </w:r>
-      <w:hyperlink r:id="rId216">
-        <w:r>
-          <w:rPr>
-            <w:lang w:val="id_ID" w:bidi="id_ID"/>
-          </w:rPr>
-          <w:rPr>
-            <w:color w:val="0000EE"/>
-            <w:u w:val="single"/>
-          </w:rPr>
-          <w:t>13:1</w:t>
-        </w:r>
-      </w:hyperlink>
+      <w:r>
+        <w:rPr>
+          <w:lang w:val="id_ID" w:bidi="id_ID"/>
+        </w:rPr>
+        <w:t>13:1</w:t>
+      </w:r>
       <w:r>
         <w:rPr>
           <w:lang w:val="id_ID" w:bidi="id_ID"/>
         </w:rPr>
         <w:t xml:space="preserve">; </w:t>
       </w:r>
-      <w:hyperlink r:id="rId217">
-        <w:r>
-          <w:rPr>
-            <w:lang w:val="id_ID" w:bidi="id_ID"/>
-          </w:rPr>
-          <w:rPr>
-            <w:color w:val="0000EE"/>
-            <w:u w:val="single"/>
-          </w:rPr>
-          <w:t>1Ptr. 3:20</w:t>
-        </w:r>
-      </w:hyperlink>
+      <w:r>
+        <w:rPr>
+          <w:lang w:val="id_ID" w:bidi="id_ID"/>
+        </w:rPr>
+        <w:t>1Ptr. 3:20</w:t>
+      </w:r>
       <w:r>
         <w:rPr>
           <w:lang w:val="id_ID" w:bidi="id_ID"/>
         </w:rPr>
         <w:t xml:space="preserve">). Ungkapan "setiap jiwa yang hidup" (seperti yang kadang digunakan dalam </w:t>
       </w:r>
-      <w:hyperlink r:id="rId218">
-        <w:r>
-          <w:rPr>
-            <w:lang w:val="id_ID" w:bidi="id_ID"/>
-          </w:rPr>
-          <w:rPr>
-            <w:color w:val="0000EE"/>
-            <w:u w:val="single"/>
-          </w:rPr>
-          <w:t>Why. 16:3</w:t>
-        </w:r>
-      </w:hyperlink>
+      <w:r>
+        <w:rPr>
+          <w:lang w:val="id_ID" w:bidi="id_ID"/>
+        </w:rPr>
+        <w:t>Why. 16:3</w:t>
+      </w:r>
       <w:r>
         <w:rPr>
           <w:lang w:val="id_ID" w:bidi="id_ID"/>
         </w:rPr>
         <w:t>) mencerminkan aspek penting dari makhluk hidup. Seperti dalam Perjanjian Lama, jiwa dapat mengacu pada energi emosional seseorang. Ini mewakili keberadaan batin seseorang. Ketika Yesus merasa tertekan memikirkan kematian-Nya, Dia berbicara tentang jiwa-Nya yang hancur (</w:t>
       </w:r>
-      <w:hyperlink r:id="rId219">
-        <w:r>
-          <w:rPr>
-            <w:lang w:val="id_ID" w:bidi="id_ID"/>
-          </w:rPr>
-          <w:rPr>
-            <w:color w:val="0000EE"/>
-            <w:u w:val="single"/>
-          </w:rPr>
-          <w:t>Mat. 26:38</w:t>
-        </w:r>
-      </w:hyperlink>
+      <w:r>
+        <w:rPr>
+          <w:lang w:val="id_ID" w:bidi="id_ID"/>
+        </w:rPr>
+        <w:t>Mat. 26:38</w:t>
+      </w:r>
       <w:r>
         <w:rPr>
           <w:lang w:val="id_ID" w:bidi="id_ID"/>
         </w:rPr>
         <w:t xml:space="preserve">; </w:t>
       </w:r>
-      <w:hyperlink r:id="rId220">
-        <w:r>
-          <w:rPr>
-            <w:lang w:val="id_ID" w:bidi="id_ID"/>
-          </w:rPr>
-          <w:rPr>
-            <w:color w:val="0000EE"/>
-            <w:u w:val="single"/>
-          </w:rPr>
-          <w:t>Mrk. 14:34</w:t>
-        </w:r>
-      </w:hyperlink>
+      <w:r>
+        <w:rPr>
+          <w:lang w:val="id_ID" w:bidi="id_ID"/>
+        </w:rPr>
+        <w:t>Mrk. 14:34</w:t>
+      </w:r>
       <w:r>
         <w:rPr>
           <w:lang w:val="id_ID" w:bidi="id_ID"/>
         </w:rPr>
         <w:t xml:space="preserve">; bandingkan </w:t>
       </w:r>
-      <w:hyperlink r:id="rId221">
-        <w:r>
-          <w:rPr>
-            <w:lang w:val="id_ID" w:bidi="id_ID"/>
-          </w:rPr>
-          <w:rPr>
-            <w:color w:val="0000EE"/>
-            <w:u w:val="single"/>
-          </w:rPr>
-          <w:t>Mzm. 42:6</w:t>
-        </w:r>
-      </w:hyperlink>
+      <w:r>
+        <w:rPr>
+          <w:lang w:val="id_ID" w:bidi="id_ID"/>
+        </w:rPr>
+        <w:t>Mzm. 42:6</w:t>
+      </w:r>
       <w:r>
         <w:rPr>
           <w:lang w:val="id_ID" w:bidi="id_ID"/>
         </w:rPr>
         <w:t>). Dalam konteks lain, Yesus menjanjikan ketenangan bagi jiwa orang yang datang kepada-Nya (</w:t>
       </w:r>
-      <w:hyperlink r:id="rId112">
-        <w:r>
-          <w:rPr>
-            <w:lang w:val="id_ID" w:bidi="id_ID"/>
-          </w:rPr>
-          <w:rPr>
-            <w:color w:val="0000EE"/>
-            <w:u w:val="single"/>
-          </w:rPr>
-          <w:t>Mat. 11:29</w:t>
-        </w:r>
-      </w:hyperlink>
+      <w:r>
+        <w:rPr>
+          <w:lang w:val="id_ID" w:bidi="id_ID"/>
+        </w:rPr>
+        <w:t>Mat. 11:29</w:t>
+      </w:r>
       <w:r>
         <w:rPr>
           <w:lang w:val="id_ID" w:bidi="id_ID"/>
         </w:rPr>
         <w:t xml:space="preserve">). Di sini, "jiwa" berarti pribadi yang hakiki (bandingkan </w:t>
       </w:r>
-      <w:hyperlink r:id="rId222">
-        <w:r>
-          <w:rPr>
-            <w:lang w:val="id_ID" w:bidi="id_ID"/>
-          </w:rPr>
-          <w:rPr>
-            <w:color w:val="0000EE"/>
-            <w:u w:val="single"/>
-          </w:rPr>
-          <w:t>Luk. 2:35</w:t>
-        </w:r>
-      </w:hyperlink>
+      <w:r>
+        <w:rPr>
+          <w:lang w:val="id_ID" w:bidi="id_ID"/>
+        </w:rPr>
+        <w:t>Luk. 2:35</w:t>
+      </w:r>
       <w:r>
         <w:rPr>
           <w:lang w:val="id_ID" w:bidi="id_ID"/>
         </w:rPr>
         <w:t xml:space="preserve">; </w:t>
       </w:r>
-      <w:hyperlink r:id="rId223">
-        <w:r>
-          <w:rPr>
-            <w:lang w:val="id_ID" w:bidi="id_ID"/>
-          </w:rPr>
-          <w:rPr>
-            <w:color w:val="0000EE"/>
-            <w:u w:val="single"/>
-          </w:rPr>
-          <w:t>2Kor. 1:23</w:t>
-        </w:r>
-      </w:hyperlink>
+      <w:r>
+        <w:rPr>
+          <w:lang w:val="id_ID" w:bidi="id_ID"/>
+        </w:rPr>
+        <w:t>2Kor. 1:23</w:t>
+      </w:r>
       <w:r>
         <w:rPr>
           <w:lang w:val="id_ID" w:bidi="id_ID"/>
         </w:rPr>
         <w:t xml:space="preserve">; </w:t>
       </w:r>
-      <w:hyperlink r:id="rId224">
-        <w:r>
-          <w:rPr>
-            <w:lang w:val="id_ID" w:bidi="id_ID"/>
-          </w:rPr>
-          <w:rPr>
-            <w:color w:val="0000EE"/>
-            <w:u w:val="single"/>
-          </w:rPr>
-          <w:t>2Tes. 2:8</w:t>
-        </w:r>
-      </w:hyperlink>
+      <w:r>
+        <w:rPr>
+          <w:lang w:val="id_ID" w:bidi="id_ID"/>
+        </w:rPr>
+        <w:t>2Tes. 2:8</w:t>
+      </w:r>
       <w:r>
         <w:rPr>
           <w:lang w:val="id_ID" w:bidi="id_ID"/>
         </w:rPr>
         <w:t xml:space="preserve">; </w:t>
       </w:r>
-      <w:hyperlink r:id="rId225">
-        <w:r>
-          <w:rPr>
-            <w:lang w:val="id_ID" w:bidi="id_ID"/>
-          </w:rPr>
-          <w:rPr>
-            <w:color w:val="0000EE"/>
-            <w:u w:val="single"/>
-          </w:rPr>
-          <w:t>3Yoh. 1:2</w:t>
-        </w:r>
-      </w:hyperlink>
+      <w:r>
+        <w:rPr>
+          <w:lang w:val="id_ID" w:bidi="id_ID"/>
+        </w:rPr>
+        <w:t>3Yoh. 1:2</w:t>
+      </w:r>
       <w:r>
         <w:rPr>
           <w:lang w:val="id_ID" w:bidi="id_ID"/>
@@ -5496,54 +4164,36 @@
         </w:rPr>
         <w:t xml:space="preserve">Beberapa bagian menyebutkan jiwa bersama dengan roh. </w:t>
       </w:r>
-      <w:hyperlink r:id="rId226">
-        <w:r>
-          <w:rPr>
-            <w:lang w:val="id_ID" w:bidi="id_ID"/>
-          </w:rPr>
-          <w:rPr>
-            <w:color w:val="0000EE"/>
-            <w:u w:val="single"/>
-          </w:rPr>
-          <w:t>Luk. 1:46–47</w:t>
-        </w:r>
-      </w:hyperlink>
+      <w:r>
+        <w:rPr>
+          <w:lang w:val="id_ID" w:bidi="id_ID"/>
+        </w:rPr>
+        <w:t>Luk. 1:46–47</w:t>
+      </w:r>
       <w:r>
         <w:rPr>
           <w:lang w:val="id_ID" w:bidi="id_ID"/>
         </w:rPr>
         <w:t xml:space="preserve"> mungkin adalah "paralelisme puitis," di mana satu ide yang sama ditulis dalam dua istilah berbeda. Kedua istilah merujuk pada Maria sebagai pribadi dalam keberadaannya yang paling dalam. </w:t>
       </w:r>
-      <w:hyperlink r:id="rId227">
-        <w:r>
-          <w:rPr>
-            <w:lang w:val="id_ID" w:bidi="id_ID"/>
-          </w:rPr>
-          <w:rPr>
-            <w:color w:val="0000EE"/>
-            <w:u w:val="single"/>
-          </w:rPr>
-          <w:t>Ibr. 4:12</w:t>
-        </w:r>
-      </w:hyperlink>
+      <w:r>
+        <w:rPr>
+          <w:lang w:val="id_ID" w:bidi="id_ID"/>
+        </w:rPr>
+        <w:t>Ibr. 4:12</w:t>
+      </w:r>
       <w:r>
         <w:rPr>
           <w:lang w:val="id_ID" w:bidi="id_ID"/>
         </w:rPr>
         <w:t xml:space="preserve">, "membagi jiwa dan roh," adalah cara grafis untuk menunjukkan bagaimana Firman Tuhan menyelidiki batin kita. Dalam </w:t>
       </w:r>
-      <w:hyperlink r:id="rId228">
-        <w:r>
-          <w:rPr>
-            <w:lang w:val="id_ID" w:bidi="id_ID"/>
-          </w:rPr>
-          <w:rPr>
-            <w:color w:val="0000EE"/>
-            <w:u w:val="single"/>
-          </w:rPr>
-          <w:t>1Tes. 5:23</w:t>
-        </w:r>
-      </w:hyperlink>
+      <w:r>
+        <w:rPr>
+          <w:lang w:val="id_ID" w:bidi="id_ID"/>
+        </w:rPr>
+        <w:t>1Tes. 5:23</w:t>
+      </w:r>
       <w:r>
         <w:rPr>
           <w:lang w:val="id_ID" w:bidi="id_ID"/>
@@ -5564,144 +4214,96 @@
         </w:rPr>
         <w:t>Dalam bagian lain, jiwa berhubungan dengan emosi, kehendak, dan pikiran, selalu mengisyaratkan keberadaan batin seseorang. Orang-orang harus mengasihi Allah dengan segenap jiwa mereka (</w:t>
       </w:r>
-      <w:hyperlink r:id="rId229">
-        <w:r>
-          <w:rPr>
-            <w:lang w:val="id_ID" w:bidi="id_ID"/>
-          </w:rPr>
-          <w:rPr>
-            <w:color w:val="0000EE"/>
-            <w:u w:val="single"/>
-          </w:rPr>
-          <w:t>Mat. 22:37</w:t>
-        </w:r>
-      </w:hyperlink>
+      <w:r>
+        <w:rPr>
+          <w:lang w:val="id_ID" w:bidi="id_ID"/>
+        </w:rPr>
+        <w:t>Mat. 22:37</w:t>
+      </w:r>
       <w:r>
         <w:rPr>
           <w:lang w:val="id_ID" w:bidi="id_ID"/>
         </w:rPr>
         <w:t xml:space="preserve">; </w:t>
       </w:r>
-      <w:hyperlink r:id="rId118">
-        <w:r>
-          <w:rPr>
-            <w:lang w:val="id_ID" w:bidi="id_ID"/>
-          </w:rPr>
-          <w:rPr>
-            <w:color w:val="0000EE"/>
-            <w:u w:val="single"/>
-          </w:rPr>
-          <w:t>Mrk. 12:30</w:t>
-        </w:r>
-      </w:hyperlink>
+      <w:r>
+        <w:rPr>
+          <w:lang w:val="id_ID" w:bidi="id_ID"/>
+        </w:rPr>
+        <w:t>Mrk. 12:30</w:t>
+      </w:r>
       <w:r>
         <w:rPr>
           <w:lang w:val="id_ID" w:bidi="id_ID"/>
         </w:rPr>
         <w:t xml:space="preserve">; bandingkan </w:t>
       </w:r>
-      <w:hyperlink r:id="rId230">
-        <w:r>
-          <w:rPr>
-            <w:lang w:val="id_ID" w:bidi="id_ID"/>
-          </w:rPr>
-          <w:rPr>
-            <w:color w:val="0000EE"/>
-            <w:u w:val="single"/>
-          </w:rPr>
-          <w:t>Ul. 6:5</w:t>
-        </w:r>
-      </w:hyperlink>
+      <w:r>
+        <w:rPr>
+          <w:lang w:val="id_ID" w:bidi="id_ID"/>
+        </w:rPr>
+        <w:t>Ul. 6:5</w:t>
+      </w:r>
       <w:r>
         <w:rPr>
           <w:lang w:val="id_ID" w:bidi="id_ID"/>
         </w:rPr>
         <w:t xml:space="preserve">). Frasa “jiwamu” (seperti kadang-kadang diterjemahkan dalam </w:t>
       </w:r>
-      <w:hyperlink r:id="rId231">
-        <w:r>
-          <w:rPr>
-            <w:lang w:val="id_ID" w:bidi="id_ID"/>
-          </w:rPr>
-          <w:rPr>
-            <w:color w:val="0000EE"/>
-            <w:u w:val="single"/>
-          </w:rPr>
-          <w:t>Ef. 6:6</w:t>
-        </w:r>
-      </w:hyperlink>
+      <w:r>
+        <w:rPr>
+          <w:lang w:val="id_ID" w:bidi="id_ID"/>
+        </w:rPr>
+        <w:t>Ef. 6:6</w:t>
+      </w:r>
       <w:r>
         <w:rPr>
           <w:lang w:val="id_ID" w:bidi="id_ID"/>
         </w:rPr>
         <w:t xml:space="preserve">; </w:t>
       </w:r>
-      <w:hyperlink r:id="rId232">
-        <w:r>
-          <w:rPr>
-            <w:lang w:val="id_ID" w:bidi="id_ID"/>
-          </w:rPr>
-          <w:rPr>
-            <w:color w:val="0000EE"/>
-            <w:u w:val="single"/>
-          </w:rPr>
-          <w:t>Kol. 3:23</w:t>
-        </w:r>
-      </w:hyperlink>
+      <w:r>
+        <w:rPr>
+          <w:lang w:val="id_ID" w:bidi="id_ID"/>
+        </w:rPr>
+        <w:t>Kol. 3:23</w:t>
+      </w:r>
       <w:r>
         <w:rPr>
           <w:lang w:val="id_ID" w:bidi="id_ID"/>
         </w:rPr>
         <w:t xml:space="preserve">) berarti “hati,” dengan segenap keberadaan seseorang. Dalam </w:t>
       </w:r>
-      <w:hyperlink r:id="rId233">
-        <w:r>
-          <w:rPr>
-            <w:lang w:val="id_ID" w:bidi="id_ID"/>
-          </w:rPr>
-          <w:rPr>
-            <w:color w:val="0000EE"/>
-            <w:u w:val="single"/>
-          </w:rPr>
-          <w:t>Flp. 1:27,</w:t>
-        </w:r>
-      </w:hyperlink>
+      <w:r>
+        <w:rPr>
+          <w:lang w:val="id_ID" w:bidi="id_ID"/>
+        </w:rPr>
+        <w:t>Flp. 1:27,</w:t>
+      </w:r>
       <w:r>
         <w:rPr>
           <w:lang w:val="id_ID" w:bidi="id_ID"/>
         </w:rPr>
         <w:t xml:space="preserve"> orang percaya dipanggil untuk memiliki satu pikiran (bandingkan </w:t>
       </w:r>
-      <w:hyperlink r:id="rId234">
-        <w:r>
-          <w:rPr>
-            <w:lang w:val="id_ID" w:bidi="id_ID"/>
-          </w:rPr>
-          <w:rPr>
-            <w:color w:val="0000EE"/>
-            <w:u w:val="single"/>
-          </w:rPr>
-          <w:t>Kisah 4:32</w:t>
-        </w:r>
-      </w:hyperlink>
+      <w:r>
+        <w:rPr>
+          <w:lang w:val="id_ID" w:bidi="id_ID"/>
+        </w:rPr>
+        <w:t>Kisah 4:32</w:t>
+      </w:r>
       <w:r>
         <w:rPr>
           <w:lang w:val="id_ID" w:bidi="id_ID"/>
         </w:rPr>
         <w:t xml:space="preserve">; </w:t>
       </w:r>
-      <w:hyperlink r:id="rId235">
-        <w:r>
-          <w:rPr>
-            <w:lang w:val="id_ID" w:bidi="id_ID"/>
-          </w:rPr>
-          <w:rPr>
-            <w:color w:val="0000EE"/>
-            <w:u w:val="single"/>
-          </w:rPr>
-          <w:t>14:2</w:t>
-        </w:r>
-      </w:hyperlink>
+      <w:r>
+        <w:rPr>
+          <w:lang w:val="id_ID" w:bidi="id_ID"/>
+        </w:rPr>
+        <w:t>14:2</w:t>
+      </w:r>
       <w:r>
         <w:rPr>
           <w:lang w:val="id_ID" w:bidi="id_ID"/>
@@ -5745,18 +4347,12 @@
           <w:lang w:val="id_ID" w:bidi="id_ID"/>
         </w:rPr>
       </w:r>
-      <w:hyperlink r:id="rId236">
-        <w:r>
-          <w:rPr>
-            <w:lang w:val="id_ID" w:bidi="id_ID"/>
-          </w:rPr>
-          <w:rPr>
-            <w:color w:val="0000EE"/>
-            <w:u w:val="single"/>
-          </w:rPr>
-          <w:t>Matius 10:28</w:t>
-        </w:r>
-      </w:hyperlink>
+      <w:r>
+        <w:rPr>
+          <w:lang w:val="id_ID" w:bidi="id_ID"/>
+        </w:rPr>
+        <w:t>Matius 10:28</w:t>
+      </w:r>
     </w:p>
     <w:p>
       <w:pPr>
@@ -5769,18 +4365,12 @@
           <w:lang w:val="id_ID" w:bidi="id_ID"/>
         </w:rPr>
       </w:r>
-      <w:hyperlink r:id="rId237">
-        <w:r>
-          <w:rPr>
-            <w:lang w:val="id_ID" w:bidi="id_ID"/>
-          </w:rPr>
-          <w:rPr>
-            <w:color w:val="0000EE"/>
-            <w:u w:val="single"/>
-          </w:rPr>
-          <w:t>Lukas 12:5</w:t>
-        </w:r>
-      </w:hyperlink>
+      <w:r>
+        <w:rPr>
+          <w:lang w:val="id_ID" w:bidi="id_ID"/>
+        </w:rPr>
+        <w:t>Lukas 12:5</w:t>
+      </w:r>
     </w:p>
     <w:p>
       <w:pPr>
@@ -5793,18 +4383,12 @@
           <w:lang w:val="id_ID" w:bidi="id_ID"/>
         </w:rPr>
       </w:r>
-      <w:hyperlink r:id="rId238">
-        <w:r>
-          <w:rPr>
-            <w:lang w:val="id_ID" w:bidi="id_ID"/>
-          </w:rPr>
-          <w:rPr>
-            <w:color w:val="0000EE"/>
-            <w:u w:val="single"/>
-          </w:rPr>
-          <w:t>Ibrani 6:19</w:t>
-        </w:r>
-      </w:hyperlink>
+      <w:r>
+        <w:rPr>
+          <w:lang w:val="id_ID" w:bidi="id_ID"/>
+        </w:rPr>
+        <w:t>Ibrani 6:19</w:t>
+      </w:r>
     </w:p>
     <w:p>
       <w:pPr>
@@ -5817,18 +4401,12 @@
           <w:lang w:val="id_ID" w:bidi="id_ID"/>
         </w:rPr>
       </w:r>
-      <w:hyperlink r:id="rId239">
-        <w:r>
-          <w:rPr>
-            <w:lang w:val="id_ID" w:bidi="id_ID"/>
-          </w:rPr>
-          <w:rPr>
-            <w:color w:val="0000EE"/>
-            <w:u w:val="single"/>
-          </w:rPr>
-          <w:t>Ibrani 10:39</w:t>
-        </w:r>
-      </w:hyperlink>
+      <w:r>
+        <w:rPr>
+          <w:lang w:val="id_ID" w:bidi="id_ID"/>
+        </w:rPr>
+        <w:t>Ibrani 10:39</w:t>
+      </w:r>
     </w:p>
     <w:p>
       <w:pPr>
@@ -5841,18 +4419,12 @@
           <w:lang w:val="id_ID" w:bidi="id_ID"/>
         </w:rPr>
       </w:r>
-      <w:hyperlink r:id="rId240">
-        <w:r>
-          <w:rPr>
-            <w:lang w:val="id_ID" w:bidi="id_ID"/>
-          </w:rPr>
-          <w:rPr>
-            <w:color w:val="0000EE"/>
-            <w:u w:val="single"/>
-          </w:rPr>
-          <w:t>Ibrani 12:3</w:t>
-        </w:r>
-      </w:hyperlink>
+      <w:r>
+        <w:rPr>
+          <w:lang w:val="id_ID" w:bidi="id_ID"/>
+        </w:rPr>
+        <w:t>Ibrani 12:3</w:t>
+      </w:r>
     </w:p>
     <w:p>
       <w:pPr>
@@ -5865,18 +4437,12 @@
           <w:lang w:val="id_ID" w:bidi="id_ID"/>
         </w:rPr>
       </w:r>
-      <w:hyperlink r:id="rId241">
-        <w:r>
-          <w:rPr>
-            <w:lang w:val="id_ID" w:bidi="id_ID"/>
-          </w:rPr>
-          <w:rPr>
-            <w:color w:val="0000EE"/>
-            <w:u w:val="single"/>
-          </w:rPr>
-          <w:t>Ibrani 13:7</w:t>
-        </w:r>
-      </w:hyperlink>
+      <w:r>
+        <w:rPr>
+          <w:lang w:val="id_ID" w:bidi="id_ID"/>
+        </w:rPr>
+        <w:t>Ibrani 13:7</w:t>
+      </w:r>
     </w:p>
     <w:p>
       <w:pPr>
@@ -5889,18 +4455,12 @@
           <w:lang w:val="id_ID" w:bidi="id_ID"/>
         </w:rPr>
       </w:r>
-      <w:hyperlink r:id="rId242">
-        <w:r>
-          <w:rPr>
-            <w:lang w:val="id_ID" w:bidi="id_ID"/>
-          </w:rPr>
-          <w:rPr>
-            <w:color w:val="0000EE"/>
-            <w:u w:val="single"/>
-          </w:rPr>
-          <w:t>Yakobus 1:21</w:t>
-        </w:r>
-      </w:hyperlink>
+      <w:r>
+        <w:rPr>
+          <w:lang w:val="id_ID" w:bidi="id_ID"/>
+        </w:rPr>
+        <w:t>Yakobus 1:21</w:t>
+      </w:r>
     </w:p>
     <w:p>
       <w:pPr>
@@ -5913,18 +4473,12 @@
           <w:lang w:val="id_ID" w:bidi="id_ID"/>
         </w:rPr>
       </w:r>
-      <w:hyperlink r:id="rId243">
-        <w:r>
-          <w:rPr>
-            <w:lang w:val="id_ID" w:bidi="id_ID"/>
-          </w:rPr>
-          <w:rPr>
-            <w:color w:val="0000EE"/>
-            <w:u w:val="single"/>
-          </w:rPr>
-          <w:t>Yakobus 5:20</w:t>
-        </w:r>
-      </w:hyperlink>
+      <w:r>
+        <w:rPr>
+          <w:lang w:val="id_ID" w:bidi="id_ID"/>
+        </w:rPr>
+        <w:t>Yakobus 5:20</w:t>
+      </w:r>
     </w:p>
     <w:p>
       <w:pPr>
@@ -5937,42 +4491,24 @@
           <w:lang w:val="id_ID" w:bidi="id_ID"/>
         </w:rPr>
       </w:r>
-      <w:hyperlink r:id="rId244">
-        <w:r>
-          <w:rPr>
-            <w:lang w:val="id_ID" w:bidi="id_ID"/>
-          </w:rPr>
-          <w:rPr>
-            <w:color w:val="0000EE"/>
-            <w:u w:val="single"/>
-          </w:rPr>
-          <w:t>1 Petrus 1:9, 22</w:t>
-        </w:r>
-      </w:hyperlink>
-      <w:hyperlink r:id="rId245">
-        <w:r>
-          <w:rPr>
-            <w:lang w:val="id_ID" w:bidi="id_ID"/>
-          </w:rPr>
-          <w:rPr>
-            <w:color w:val="0000EE"/>
-            <w:u w:val="single"/>
-          </w:rPr>
-          <w:t>–</w:t>
-        </w:r>
-      </w:hyperlink>
-      <w:hyperlink r:id="rId244">
-        <w:r>
-          <w:rPr>
-            <w:lang w:val="id_ID" w:bidi="id_ID"/>
-          </w:rPr>
-          <w:rPr>
-            <w:color w:val="0000EE"/>
-            <w:u w:val="single"/>
-          </w:rPr>
-          <w:t>23</w:t>
-        </w:r>
-      </w:hyperlink>
+      <w:r>
+        <w:rPr>
+          <w:lang w:val="id_ID" w:bidi="id_ID"/>
+        </w:rPr>
+        <w:t>1 Petrus 1:9, 22</w:t>
+      </w:r>
+      <w:r>
+        <w:rPr>
+          <w:lang w:val="id_ID" w:bidi="id_ID"/>
+        </w:rPr>
+        <w:t>–</w:t>
+      </w:r>
+      <w:r>
+        <w:rPr>
+          <w:lang w:val="id_ID" w:bidi="id_ID"/>
+        </w:rPr>
+        <w:t>23</w:t>
+      </w:r>
     </w:p>
     <w:p>
       <w:pPr>
@@ -5985,18 +4521,12 @@
           <w:lang w:val="id_ID" w:bidi="id_ID"/>
         </w:rPr>
       </w:r>
-      <w:hyperlink r:id="rId246">
-        <w:r>
-          <w:rPr>
-            <w:lang w:val="id_ID" w:bidi="id_ID"/>
-          </w:rPr>
-          <w:rPr>
-            <w:color w:val="0000EE"/>
-            <w:u w:val="single"/>
-          </w:rPr>
-          <w:t>1 Petrus 2:25</w:t>
-        </w:r>
-      </w:hyperlink>
+      <w:r>
+        <w:rPr>
+          <w:lang w:val="id_ID" w:bidi="id_ID"/>
+        </w:rPr>
+        <w:t>1 Petrus 2:25</w:t>
+      </w:r>
     </w:p>
     <w:p>
       <w:pPr>
@@ -6009,18 +4539,12 @@
           <w:lang w:val="id_ID" w:bidi="id_ID"/>
         </w:rPr>
       </w:r>
-      <w:hyperlink r:id="rId247">
-        <w:r>
-          <w:rPr>
-            <w:lang w:val="id_ID" w:bidi="id_ID"/>
-          </w:rPr>
-          <w:rPr>
-            <w:color w:val="0000EE"/>
-            <w:u w:val="single"/>
-          </w:rPr>
-          <w:t>1 Petrus 4:19</w:t>
-        </w:r>
-      </w:hyperlink>
+      <w:r>
+        <w:rPr>
+          <w:lang w:val="id_ID" w:bidi="id_ID"/>
+        </w:rPr>
+        <w:t>1 Petrus 4:19</w:t>
+      </w:r>
     </w:p>
     <w:p>
       <w:pPr>
@@ -6033,18 +4557,12 @@
           <w:lang w:val="id_ID" w:bidi="id_ID"/>
         </w:rPr>
       </w:r>
-      <w:hyperlink r:id="rId248">
-        <w:r>
-          <w:rPr>
-            <w:lang w:val="id_ID" w:bidi="id_ID"/>
-          </w:rPr>
-          <w:rPr>
-            <w:color w:val="0000EE"/>
-            <w:u w:val="single"/>
-          </w:rPr>
-          <w:t>Wahyu 6:9</w:t>
-        </w:r>
-      </w:hyperlink>
+      <w:r>
+        <w:rPr>
+          <w:lang w:val="id_ID" w:bidi="id_ID"/>
+        </w:rPr>
+        <w:t>Wahyu 6:9</w:t>
+      </w:r>
     </w:p>
     <w:p>
       <w:pPr>
@@ -6057,18 +4575,12 @@
           <w:lang w:val="id_ID" w:bidi="id_ID"/>
         </w:rPr>
       </w:r>
-      <w:hyperlink r:id="rId249">
-        <w:r>
-          <w:rPr>
-            <w:lang w:val="id_ID" w:bidi="id_ID"/>
-          </w:rPr>
-          <w:rPr>
-            <w:color w:val="0000EE"/>
-            <w:u w:val="single"/>
-          </w:rPr>
-          <w:t>Wahyu 20:4</w:t>
-        </w:r>
-      </w:hyperlink>
+      <w:r>
+        <w:rPr>
+          <w:lang w:val="id_ID" w:bidi="id_ID"/>
+        </w:rPr>
+        <w:t>Wahyu 20:4</w:t>
+      </w:r>
     </w:p>
     <w:p>
       <w:pPr/>
@@ -6176,216 +4688,144 @@
         </w:rPr>
         <w:t>Orang yang memperantarai komunikasi antara orang-orang yang berbicara dalam bahasa yang berbeda, atau orang yang menjelaskan arti mimpi. Yusuf berpura-pura membutuhkan seorang juru bahasa untuk berbicara dengan saudara-saudaranya (</w:t>
       </w:r>
-      <w:hyperlink r:id="rId250">
-        <w:r>
-          <w:rPr>
-            <w:lang w:val="id_ID" w:bidi="id_ID"/>
-          </w:rPr>
-          <w:rPr>
-            <w:color w:val="0000EE"/>
-            <w:u w:val="single"/>
-          </w:rPr>
-          <w:t>Kej. 42:23</w:t>
-        </w:r>
-      </w:hyperlink>
+      <w:r>
+        <w:rPr>
+          <w:lang w:val="id_ID" w:bidi="id_ID"/>
+        </w:rPr>
+        <w:t>Kej. 42:23</w:t>
+      </w:r>
       <w:r>
         <w:rPr>
           <w:lang w:val="id_ID" w:bidi="id_ID"/>
         </w:rPr>
         <w:t>). Juga, mimpi-mimpi perlu ditafsirkan (</w:t>
       </w:r>
-      <w:hyperlink r:id="rId251">
-        <w:r>
-          <w:rPr>
-            <w:lang w:val="id_ID" w:bidi="id_ID"/>
-          </w:rPr>
-          <w:rPr>
-            <w:color w:val="0000EE"/>
-            <w:u w:val="single"/>
-          </w:rPr>
-          <w:t>Kej. 40:8</w:t>
-        </w:r>
-      </w:hyperlink>
+      <w:r>
+        <w:rPr>
+          <w:lang w:val="id_ID" w:bidi="id_ID"/>
+        </w:rPr>
+        <w:t>Kej. 40:8</w:t>
+      </w:r>
       <w:r>
         <w:rPr>
           <w:lang w:val="id_ID" w:bidi="id_ID"/>
         </w:rPr>
         <w:t xml:space="preserve">; </w:t>
       </w:r>
-      <w:hyperlink r:id="rId252">
-        <w:r>
-          <w:rPr>
-            <w:lang w:val="id_ID" w:bidi="id_ID"/>
-          </w:rPr>
-          <w:rPr>
-            <w:color w:val="0000EE"/>
-            <w:u w:val="single"/>
-          </w:rPr>
-          <w:t>41:15–16</w:t>
-        </w:r>
-      </w:hyperlink>
+      <w:r>
+        <w:rPr>
+          <w:lang w:val="id_ID" w:bidi="id_ID"/>
+        </w:rPr>
+        <w:t>41:15–16</w:t>
+      </w:r>
       <w:r>
         <w:rPr>
           <w:lang w:val="id_ID" w:bidi="id_ID"/>
         </w:rPr>
         <w:t xml:space="preserve">; </w:t>
       </w:r>
-      <w:hyperlink r:id="rId253">
-        <w:r>
-          <w:rPr>
-            <w:lang w:val="id_ID" w:bidi="id_ID"/>
-          </w:rPr>
-          <w:rPr>
-            <w:color w:val="0000EE"/>
-            <w:u w:val="single"/>
-          </w:rPr>
-          <w:t>Dan. 2</w:t>
-        </w:r>
-      </w:hyperlink>
+      <w:r>
+        <w:rPr>
+          <w:lang w:val="id_ID" w:bidi="id_ID"/>
+        </w:rPr>
+        <w:t>Dan. 2</w:t>
+      </w:r>
       <w:r>
         <w:rPr>
           <w:lang w:val="id_ID" w:bidi="id_ID"/>
         </w:rPr>
         <w:t xml:space="preserve">; </w:t>
       </w:r>
-      <w:hyperlink r:id="rId254">
-        <w:r>
-          <w:rPr>
-            <w:lang w:val="id_ID" w:bidi="id_ID"/>
-          </w:rPr>
-          <w:rPr>
-            <w:color w:val="0000EE"/>
-            <w:u w:val="single"/>
-          </w:rPr>
-          <w:t>4:6–9, 18–24</w:t>
-        </w:r>
-      </w:hyperlink>
+      <w:r>
+        <w:rPr>
+          <w:lang w:val="id_ID" w:bidi="id_ID"/>
+        </w:rPr>
+        <w:t>4:6–9, 18–24</w:t>
+      </w:r>
       <w:r>
         <w:rPr>
           <w:lang w:val="id_ID" w:bidi="id_ID"/>
         </w:rPr>
         <w:t xml:space="preserve">; </w:t>
       </w:r>
-      <w:hyperlink r:id="rId255">
-        <w:r>
-          <w:rPr>
-            <w:lang w:val="id_ID" w:bidi="id_ID"/>
-          </w:rPr>
-          <w:rPr>
-            <w:color w:val="0000EE"/>
-            <w:u w:val="single"/>
-          </w:rPr>
-          <w:t>5:7–8, 12–17</w:t>
-        </w:r>
-      </w:hyperlink>
+      <w:r>
+        <w:rPr>
+          <w:lang w:val="id_ID" w:bidi="id_ID"/>
+        </w:rPr>
+        <w:t>5:7–8, 12–17</w:t>
+      </w:r>
       <w:r>
         <w:rPr>
           <w:lang w:val="id_ID" w:bidi="id_ID"/>
         </w:rPr>
         <w:t xml:space="preserve">; </w:t>
       </w:r>
-      <w:hyperlink r:id="rId256">
-        <w:r>
-          <w:rPr>
-            <w:lang w:val="id_ID" w:bidi="id_ID"/>
-          </w:rPr>
-          <w:rPr>
-            <w:color w:val="0000EE"/>
-            <w:u w:val="single"/>
-          </w:rPr>
-          <w:t>7:16</w:t>
-        </w:r>
-      </w:hyperlink>
+      <w:r>
+        <w:rPr>
+          <w:lang w:val="id_ID" w:bidi="id_ID"/>
+        </w:rPr>
+        <w:t>7:16</w:t>
+      </w:r>
       <w:r>
         <w:rPr>
           <w:lang w:val="id_ID" w:bidi="id_ID"/>
         </w:rPr>
         <w:t>). Juru bahasa terkadang adalah orang yang bertindak sebagai penengah (</w:t>
       </w:r>
-      <w:hyperlink r:id="rId257">
-        <w:r>
-          <w:rPr>
-            <w:lang w:val="id_ID" w:bidi="id_ID"/>
-          </w:rPr>
-          <w:rPr>
-            <w:color w:val="0000EE"/>
-            <w:u w:val="single"/>
-          </w:rPr>
-          <w:t>Ayb. 33:23</w:t>
-        </w:r>
-      </w:hyperlink>
+      <w:r>
+        <w:rPr>
+          <w:lang w:val="id_ID" w:bidi="id_ID"/>
+        </w:rPr>
+        <w:t>Ayb. 33:23</w:t>
+      </w:r>
       <w:r>
         <w:rPr>
           <w:lang w:val="id_ID" w:bidi="id_ID"/>
         </w:rPr>
         <w:t>). Ezra dan Nehemia berfungsi sebagai juru bahasa atau penerjemah hukum Musa ketika hukum itu dibacakan kepada orang-orang Yahudi yang telah kembali dari pembuangan (</w:t>
       </w:r>
-      <w:hyperlink r:id="rId258">
-        <w:r>
-          <w:rPr>
-            <w:lang w:val="id_ID" w:bidi="id_ID"/>
-          </w:rPr>
-          <w:rPr>
-            <w:color w:val="0000EE"/>
-            <w:u w:val="single"/>
-          </w:rPr>
-          <w:t>Neh. 8:8–9</w:t>
-        </w:r>
-      </w:hyperlink>
+      <w:r>
+        <w:rPr>
+          <w:lang w:val="id_ID" w:bidi="id_ID"/>
+        </w:rPr>
+        <w:t>Neh. 8:8–9</w:t>
+      </w:r>
       <w:r>
         <w:rPr>
           <w:lang w:val="id_ID" w:bidi="id_ID"/>
         </w:rPr>
         <w:t>) dan yang pasti tidak mengerti bahasa Ibrani. Pada zaman PB, penerjemah menjelaskan perkataan orang-orang yang berkata-kata dengan bahasa roh (</w:t>
       </w:r>
-      <w:hyperlink r:id="rId259">
-        <w:r>
-          <w:rPr>
-            <w:lang w:val="id_ID" w:bidi="id_ID"/>
-          </w:rPr>
-          <w:rPr>
-            <w:color w:val="0000EE"/>
-            <w:u w:val="single"/>
-          </w:rPr>
-          <w:t>1Kor. 14:28</w:t>
-        </w:r>
-      </w:hyperlink>
+      <w:r>
+        <w:rPr>
+          <w:lang w:val="id_ID" w:bidi="id_ID"/>
+        </w:rPr>
+        <w:t>1Kor. 14:28</w:t>
+      </w:r>
       <w:r>
         <w:rPr>
           <w:lang w:val="id_ID" w:bidi="id_ID"/>
         </w:rPr>
         <w:t>), menerjemahkan bahasa-bahasa asing (</w:t>
       </w:r>
-      <w:hyperlink r:id="rId260">
-        <w:r>
-          <w:rPr>
-            <w:lang w:val="id_ID" w:bidi="id_ID"/>
-          </w:rPr>
-          <w:rPr>
-            <w:color w:val="0000EE"/>
-            <w:u w:val="single"/>
-          </w:rPr>
-          <w:t>Kisah 2:6</w:t>
-        </w:r>
-      </w:hyperlink>
+      <w:r>
+        <w:rPr>
+          <w:lang w:val="id_ID" w:bidi="id_ID"/>
+        </w:rPr>
+        <w:t>Kisah 2:6</w:t>
+      </w:r>
       <w:r>
         <w:rPr>
           <w:lang w:val="id_ID" w:bidi="id_ID"/>
         </w:rPr>
         <w:t>), atau menjelaskan Kitab Suci (</w:t>
       </w:r>
-      <w:hyperlink r:id="rId261">
-        <w:r>
-          <w:rPr>
-            <w:lang w:val="id_ID" w:bidi="id_ID"/>
-          </w:rPr>
-          <w:rPr>
-            <w:color w:val="0000EE"/>
-            <w:u w:val="single"/>
-          </w:rPr>
-          <w:t>Luk. 24:27</w:t>
-        </w:r>
-      </w:hyperlink>
+      <w:r>
+        <w:rPr>
+          <w:lang w:val="id_ID" w:bidi="id_ID"/>
+        </w:rPr>
+        <w:t>Luk. 24:27</w:t>
+      </w:r>
       <w:r>
         <w:rPr>
           <w:lang w:val="id_ID" w:bidi="id_ID"/>
